--- a/Working Folder/3 Zhu Yiqing 朱一清 - The Silence of Borobudur 沉默的婆罗浮屠/3_Front-Matter.docx
+++ b/Working Folder/3 Zhu Yiqing 朱一清 - The Silence of Borobudur 沉默的婆罗浮屠/3_Front-Matter.docx
@@ -3678,16 +3678,46 @@
       </w:r>
       <w:r>
         <w:rPr>
-          <w:rFonts w:ascii="Noto Serif SC" w:eastAsia="Noto Serif SC" w:hAnsi="Noto Serif SC" w:cs="Noto Serif"/>
+          <w:rFonts w:ascii="Noto Serif SC" w:eastAsia="Noto Serif SC" w:hAnsi="Noto Serif SC" w:cs="Noto Serif" w:hint="eastAsia"/>
           <w:lang w:val="en-GB"/>
         </w:rPr>
-        <w:t xml:space="preserve">I Gaoyin Suona I, </w:t>
-      </w:r>
-      <w:r>
-        <w:rPr>
-          <w:rFonts w:ascii="Noto Serif SC" w:eastAsia="Noto Serif SC" w:hAnsi="Noto Serif SC" w:cs="Noto Serif" w:hint="eastAsia"/>
+        <w:t xml:space="preserve"> I </w:t>
+      </w:r>
+      <w:proofErr w:type="spellStart"/>
+      <w:r>
+        <w:rPr>
+          <w:rFonts w:ascii="Noto Serif SC" w:eastAsia="Noto Serif SC" w:hAnsi="Noto Serif SC" w:cs="Noto Serif"/>
           <w:lang w:val="en-GB"/>
         </w:rPr>
+        <w:t>Gaoyin</w:t>
+      </w:r>
+      <w:proofErr w:type="spellEnd"/>
+      <w:r>
+        <w:rPr>
+          <w:rFonts w:ascii="Noto Serif SC" w:eastAsia="Noto Serif SC" w:hAnsi="Noto Serif SC" w:cs="Noto Serif"/>
+          <w:lang w:val="en-GB"/>
+        </w:rPr>
+        <w:t xml:space="preserve"> Suona</w:t>
+      </w:r>
+      <w:r>
+        <w:rPr>
+          <w:rFonts w:ascii="Noto Serif SC" w:eastAsia="Noto Serif SC" w:hAnsi="Noto Serif SC" w:cs="Noto Serif" w:hint="eastAsia"/>
+          <w:lang w:val="en-GB"/>
+        </w:rPr>
+        <w:t xml:space="preserve"> I</w:t>
+      </w:r>
+      <w:r>
+        <w:rPr>
+          <w:rFonts w:ascii="Noto Serif SC" w:eastAsia="Noto Serif SC" w:hAnsi="Noto Serif SC" w:cs="Noto Serif"/>
+          <w:lang w:val="en-GB"/>
+        </w:rPr>
+        <w:t xml:space="preserve">, </w:t>
+      </w:r>
+      <w:r>
+        <w:rPr>
+          <w:rFonts w:ascii="Noto Serif SC" w:eastAsia="Noto Serif SC" w:hAnsi="Noto Serif SC" w:cs="Noto Serif" w:hint="eastAsia"/>
+          <w:lang w:val="en-GB"/>
+        </w:rPr>
         <w:t>高音管</w:t>
       </w:r>
       <w:r>
@@ -3695,7 +3725,23 @@
           <w:rFonts w:ascii="Noto Serif SC" w:eastAsia="Noto Serif SC" w:hAnsi="Noto Serif SC" w:cs="Noto Serif"/>
           <w:lang w:val="en-GB"/>
         </w:rPr>
-        <w:t xml:space="preserve"> Gaoyin Guan</w:t>
+        <w:t xml:space="preserve"> </w:t>
+      </w:r>
+      <w:proofErr w:type="spellStart"/>
+      <w:r>
+        <w:rPr>
+          <w:rFonts w:ascii="Noto Serif SC" w:eastAsia="Noto Serif SC" w:hAnsi="Noto Serif SC" w:cs="Noto Serif"/>
+          <w:lang w:val="en-GB"/>
+        </w:rPr>
+        <w:t>Gaoyin</w:t>
+      </w:r>
+      <w:proofErr w:type="spellEnd"/>
+      <w:r>
+        <w:rPr>
+          <w:rFonts w:ascii="Noto Serif SC" w:eastAsia="Noto Serif SC" w:hAnsi="Noto Serif SC" w:cs="Noto Serif"/>
+          <w:lang w:val="en-GB"/>
+        </w:rPr>
+        <w:t xml:space="preserve"> Guan</w:t>
       </w:r>
     </w:p>
     <w:p>
@@ -3743,7 +3789,7 @@
     <w:p>
       <w:pPr>
         <w:rPr>
-          <w:rFonts w:ascii="Noto Serif SC" w:eastAsia="Noto Serif SC" w:hAnsi="Noto Serif SC" w:cs="Noto Serif"/>
+          <w:rFonts w:ascii="Noto Serif SC" w:eastAsia="Noto Serif SC" w:hAnsi="Noto Serif SC" w:cs="Noto Serif" w:hint="eastAsia"/>
           <w:lang w:val="en-US"/>
         </w:rPr>
       </w:pPr>
@@ -3822,6 +3868,39 @@
       <w:r>
         <w:rPr>
           <w:rFonts w:ascii="Noto Serif SC" w:eastAsia="Noto Serif SC" w:hAnsi="Noto Serif SC" w:cs="Noto Serif" w:hint="eastAsia"/>
+        </w:rPr>
+        <w:t>低音管</w:t>
+      </w:r>
+      <w:r>
+        <w:rPr>
+          <w:rFonts w:ascii="Noto Serif SC" w:eastAsia="Noto Serif SC" w:hAnsi="Noto Serif SC" w:cs="Noto Serif" w:hint="eastAsia"/>
+        </w:rPr>
+        <w:t xml:space="preserve">I </w:t>
+      </w:r>
+      <w:r>
+        <w:rPr>
+          <w:rFonts w:ascii="Noto Serif SC" w:eastAsia="Noto Serif SC" w:hAnsi="Noto Serif SC" w:cs="Noto Serif"/>
+          <w:lang w:val="en-GB"/>
+        </w:rPr>
+        <w:t>Diyin Guan</w:t>
+      </w:r>
+      <w:r>
+        <w:rPr>
+          <w:rFonts w:ascii="Noto Serif SC" w:eastAsia="Noto Serif SC" w:hAnsi="Noto Serif SC" w:cs="Noto Serif" w:hint="eastAsia"/>
+          <w:lang w:val="en-GB"/>
+        </w:rPr>
+        <w:t xml:space="preserve"> I</w:t>
+      </w:r>
+      <w:r>
+        <w:rPr>
+          <w:rFonts w:ascii="Noto Serif SC" w:eastAsia="Noto Serif SC" w:hAnsi="Noto Serif SC" w:cs="Noto Serif"/>
+          <w:lang w:val="en-GB"/>
+        </w:rPr>
+        <w:t xml:space="preserve">, </w:t>
+      </w:r>
+      <w:r>
+        <w:rPr>
+          <w:rFonts w:ascii="Noto Serif SC" w:eastAsia="Noto Serif SC" w:hAnsi="Noto Serif SC" w:cs="Noto Serif" w:hint="eastAsia"/>
           <w:lang w:val="en-US"/>
         </w:rPr>
         <w:t>中音唢呐</w:t>
@@ -3831,14 +3910,159 @@
           <w:rFonts w:ascii="Noto Serif SC" w:eastAsia="Noto Serif SC" w:hAnsi="Noto Serif SC" w:cs="Noto Serif"/>
           <w:lang w:val="en-US"/>
         </w:rPr>
-        <w:t xml:space="preserve">  </w:t>
-      </w:r>
-      <w:r>
-        <w:rPr>
-          <w:rFonts w:ascii="Noto Serif SC" w:eastAsia="Noto Serif SC" w:hAnsi="Noto Serif SC" w:cs="Noto Serif"/>
-          <w:lang w:val="en-US"/>
-        </w:rPr>
-        <w:t>Zhongyin Suona</w:t>
+        <w:t xml:space="preserve"> </w:t>
+      </w:r>
+      <w:r>
+        <w:rPr>
+          <w:rFonts w:ascii="Noto Serif SC" w:eastAsia="Noto Serif SC" w:hAnsi="Noto Serif SC" w:cs="Noto Serif" w:hint="eastAsia"/>
+          <w:lang w:val="en-US"/>
+        </w:rPr>
+        <w:t>I</w:t>
+      </w:r>
+      <w:r>
+        <w:rPr>
+          <w:rFonts w:ascii="Noto Serif SC" w:eastAsia="Noto Serif SC" w:hAnsi="Noto Serif SC" w:cs="Noto Serif"/>
+          <w:lang w:val="en-US"/>
+        </w:rPr>
+        <w:t xml:space="preserve"> </w:t>
+      </w:r>
+      <w:proofErr w:type="spellStart"/>
+      <w:r>
+        <w:rPr>
+          <w:rFonts w:ascii="Noto Serif SC" w:eastAsia="Noto Serif SC" w:hAnsi="Noto Serif SC" w:cs="Noto Serif"/>
+          <w:lang w:val="en-US"/>
+        </w:rPr>
+        <w:t>Zhongyin</w:t>
+      </w:r>
+      <w:proofErr w:type="spellEnd"/>
+      <w:r>
+        <w:rPr>
+          <w:rFonts w:ascii="Noto Serif SC" w:eastAsia="Noto Serif SC" w:hAnsi="Noto Serif SC" w:cs="Noto Serif"/>
+          <w:lang w:val="en-US"/>
+        </w:rPr>
+        <w:t xml:space="preserve"> Suona</w:t>
+      </w:r>
+      <w:r>
+        <w:rPr>
+          <w:rFonts w:ascii="Noto Serif SC" w:eastAsia="Noto Serif SC" w:hAnsi="Noto Serif SC" w:cs="Noto Serif" w:hint="eastAsia"/>
+          <w:lang w:val="en-US"/>
+        </w:rPr>
+        <w:t xml:space="preserve"> I</w:t>
+      </w:r>
+    </w:p>
+    <w:p>
+      <w:pPr>
+        <w:rPr>
+          <w:rFonts w:ascii="Noto Serif SC" w:eastAsia="Noto Serif SC" w:hAnsi="Noto Serif SC" w:cs="Noto Serif" w:hint="eastAsia"/>
+          <w:sz w:val="24"/>
+          <w:szCs w:val="24"/>
+          <w:lang w:val="en-GB"/>
+        </w:rPr>
+      </w:pPr>
+      <w:r>
+        <w:rPr>
+          <w:rFonts w:ascii="Noto Serif SC" w:eastAsia="Noto Serif SC" w:hAnsi="Noto Serif SC" w:cs="Noto Serif"/>
+          <w:sz w:val="24"/>
+          <w:szCs w:val="24"/>
+          <w:lang w:val="en-US"/>
+        </w:rPr>
+        <w:t>唢呐/管 I</w:t>
+      </w:r>
+      <w:r>
+        <w:rPr>
+          <w:rFonts w:ascii="Noto Serif SC" w:eastAsia="Noto Serif SC" w:hAnsi="Noto Serif SC" w:cs="Noto Serif"/>
+          <w:sz w:val="24"/>
+          <w:szCs w:val="24"/>
+          <w:lang w:val="en-US"/>
+        </w:rPr>
+        <w:t xml:space="preserve">V </w:t>
+      </w:r>
+      <w:r>
+        <w:rPr>
+          <w:rFonts w:ascii="Noto Serif SC" w:eastAsia="Noto Serif SC" w:hAnsi="Noto Serif SC" w:cs="Noto Serif"/>
+          <w:sz w:val="24"/>
+          <w:szCs w:val="24"/>
+          <w:lang w:val="en-US"/>
+        </w:rPr>
+        <w:t>S</w:t>
+      </w:r>
+      <w:r>
+        <w:rPr>
+          <w:rFonts w:ascii="Noto Serif SC" w:eastAsia="Noto Serif SC" w:hAnsi="Noto Serif SC" w:cs="Noto Serif"/>
+          <w:sz w:val="24"/>
+          <w:szCs w:val="24"/>
+          <w:lang w:val="en-US"/>
+        </w:rPr>
+        <w:t>uona</w:t>
+      </w:r>
+      <w:r>
+        <w:rPr>
+          <w:rFonts w:ascii="Noto Serif SC" w:eastAsia="Noto Serif SC" w:hAnsi="Noto Serif SC" w:cs="Noto Serif"/>
+          <w:sz w:val="24"/>
+          <w:szCs w:val="24"/>
+          <w:lang w:val="en-US"/>
+        </w:rPr>
+        <w:t xml:space="preserve">/Guan </w:t>
+      </w:r>
+      <w:r>
+        <w:rPr>
+          <w:rFonts w:ascii="Noto Serif SC" w:eastAsia="Noto Serif SC" w:hAnsi="Noto Serif SC" w:cs="Noto Serif"/>
+          <w:sz w:val="24"/>
+          <w:szCs w:val="24"/>
+          <w:lang w:val="en-US"/>
+        </w:rPr>
+        <w:t xml:space="preserve">IV: </w:t>
+      </w:r>
+      <w:r>
+        <w:rPr>
+          <w:rFonts w:ascii="Noto Serif SC" w:eastAsia="Noto Serif SC" w:hAnsi="Noto Serif SC" w:cs="Noto Serif" w:hint="eastAsia"/>
+          <w:lang w:val="en-US"/>
+        </w:rPr>
+        <w:t>中音唢呐</w:t>
+      </w:r>
+      <w:r>
+        <w:rPr>
+          <w:rFonts w:ascii="Noto Serif SC" w:eastAsia="Noto Serif SC" w:hAnsi="Noto Serif SC" w:cs="Noto Serif"/>
+          <w:lang w:val="en-US"/>
+        </w:rPr>
+        <w:t xml:space="preserve"> </w:t>
+      </w:r>
+      <w:r>
+        <w:rPr>
+          <w:rFonts w:ascii="Noto Serif SC" w:eastAsia="Noto Serif SC" w:hAnsi="Noto Serif SC" w:cs="Noto Serif" w:hint="eastAsia"/>
+          <w:lang w:val="en-US"/>
+        </w:rPr>
+        <w:t>II</w:t>
+      </w:r>
+      <w:r>
+        <w:rPr>
+          <w:rFonts w:ascii="Noto Serif SC" w:eastAsia="Noto Serif SC" w:hAnsi="Noto Serif SC" w:cs="Noto Serif"/>
+          <w:lang w:val="en-US"/>
+        </w:rPr>
+        <w:t xml:space="preserve"> </w:t>
+      </w:r>
+      <w:proofErr w:type="spellStart"/>
+      <w:r>
+        <w:rPr>
+          <w:rFonts w:ascii="Noto Serif SC" w:eastAsia="Noto Serif SC" w:hAnsi="Noto Serif SC" w:cs="Noto Serif"/>
+          <w:lang w:val="en-US"/>
+        </w:rPr>
+        <w:t>Zhongyin</w:t>
+      </w:r>
+      <w:proofErr w:type="spellEnd"/>
+      <w:r>
+        <w:rPr>
+          <w:rFonts w:ascii="Noto Serif SC" w:eastAsia="Noto Serif SC" w:hAnsi="Noto Serif SC" w:cs="Noto Serif"/>
+          <w:lang w:val="en-US"/>
+        </w:rPr>
+        <w:t xml:space="preserve"> Suona</w:t>
+      </w:r>
+      <w:r>
+        <w:rPr>
+          <w:rFonts w:ascii="Noto Serif SC" w:eastAsia="Noto Serif SC" w:hAnsi="Noto Serif SC" w:cs="Noto Serif" w:hint="eastAsia"/>
+          <w:lang w:val="en-US"/>
+        </w:rPr>
+        <w:t xml:space="preserve"> II</w:t>
       </w:r>
       <w:r>
         <w:rPr>
@@ -3849,16 +4073,47 @@
       </w:r>
       <w:r>
         <w:rPr>
+          <w:rFonts w:ascii="Noto Serif SC" w:eastAsia="Noto Serif SC" w:hAnsi="Noto Serif SC" w:cs="Noto Serif"/>
+        </w:rPr>
+        <w:t>低音唢呐</w:t>
+      </w:r>
+      <w:r>
+        <w:rPr>
+          <w:rFonts w:ascii="Noto Serif SC" w:eastAsia="Noto Serif SC" w:hAnsi="Noto Serif SC" w:cs="Noto Serif"/>
+          <w:lang w:val="en-GB"/>
+        </w:rPr>
+        <w:t>Diyin Suona</w:t>
+      </w:r>
+      <w:r>
+        <w:rPr>
+          <w:rFonts w:ascii="Noto Serif SC" w:eastAsia="Noto Serif SC" w:hAnsi="Noto Serif SC" w:cs="Noto Serif"/>
+          <w:lang w:val="en-GB"/>
+        </w:rPr>
+        <w:t xml:space="preserve">, </w:t>
+      </w:r>
+      <w:r>
+        <w:rPr>
           <w:rFonts w:ascii="Noto Serif SC" w:eastAsia="Noto Serif SC" w:hAnsi="Noto Serif SC" w:cs="Noto Serif" w:hint="eastAsia"/>
         </w:rPr>
         <w:t>低音管</w:t>
       </w:r>
       <w:r>
         <w:rPr>
-          <w:rFonts w:ascii="Noto Serif SC" w:eastAsia="Noto Serif SC" w:hAnsi="Noto Serif SC" w:cs="Noto Serif"/>
-          <w:lang w:val="en-US"/>
-        </w:rPr>
-        <w:t xml:space="preserve">I </w:t>
+          <w:rFonts w:ascii="Noto Serif SC" w:eastAsia="Noto Serif SC" w:hAnsi="Noto Serif SC" w:cs="Noto Serif" w:hint="eastAsia"/>
+        </w:rPr>
+        <w:t>I</w:t>
+      </w:r>
+      <w:r>
+        <w:rPr>
+          <w:rFonts w:ascii="Noto Serif SC" w:eastAsia="Noto Serif SC" w:hAnsi="Noto Serif SC" w:cs="Noto Serif"/>
+        </w:rPr>
+        <w:t>I</w:t>
+      </w:r>
+      <w:r>
+        <w:rPr>
+          <w:rFonts w:ascii="Noto Serif SC" w:eastAsia="Noto Serif SC" w:hAnsi="Noto Serif SC" w:cs="Noto Serif" w:hint="eastAsia"/>
+        </w:rPr>
+        <w:t xml:space="preserve"> </w:t>
       </w:r>
       <w:r>
         <w:rPr>
@@ -3869,238 +4124,159 @@
       </w:r>
       <w:r>
         <w:rPr>
-          <w:rFonts w:ascii="Noto Serif SC" w:eastAsia="Noto Serif SC" w:hAnsi="Noto Serif SC" w:cs="Noto Serif"/>
+          <w:rFonts w:ascii="Noto Serif SC" w:eastAsia="Noto Serif SC" w:hAnsi="Noto Serif SC" w:cs="Noto Serif" w:hint="eastAsia"/>
           <w:lang w:val="en-GB"/>
         </w:rPr>
-        <w:t xml:space="preserve"> I</w:t>
-      </w:r>
-    </w:p>
-    <w:p>
-      <w:pPr>
-        <w:rPr>
-          <w:rFonts w:ascii="Noto Serif SC" w:eastAsia="Noto Serif SC" w:hAnsi="Noto Serif SC" w:cs="Noto Serif"/>
-          <w:sz w:val="24"/>
-          <w:szCs w:val="24"/>
+        <w:t xml:space="preserve"> II</w:t>
+      </w:r>
+    </w:p>
+    <w:p>
+      <w:pPr>
+        <w:rPr>
+          <w:rFonts w:ascii="Noto Serif SC" w:eastAsia="Noto Serif SC" w:hAnsi="Noto Serif SC" w:cs="Noto Serif"/>
+          <w:sz w:val="24"/>
+          <w:szCs w:val="24"/>
+          <w:lang w:val="en-US"/>
+        </w:rPr>
+      </w:pPr>
+      <w:r>
+        <w:rPr>
+          <w:rFonts w:ascii="Noto Serif SC" w:eastAsia="Noto Serif SC" w:hAnsi="Noto Serif SC" w:cs="Noto Serif"/>
+          <w:sz w:val="24"/>
+          <w:szCs w:val="24"/>
+          <w:lang w:val="en-US"/>
+        </w:rPr>
+        <w:t xml:space="preserve">管 </w:t>
+      </w:r>
+      <w:r>
+        <w:rPr>
+          <w:rFonts w:ascii="Noto Serif SC" w:eastAsia="Noto Serif SC" w:hAnsi="Noto Serif SC" w:cs="Noto Serif"/>
+          <w:sz w:val="24"/>
+          <w:szCs w:val="24"/>
+          <w:lang w:val="en-US"/>
+        </w:rPr>
+        <w:t>V</w:t>
+      </w:r>
+      <w:r>
+        <w:rPr>
+          <w:rFonts w:ascii="Noto Serif SC" w:eastAsia="Noto Serif SC" w:hAnsi="Noto Serif SC" w:cs="Noto Serif"/>
+          <w:sz w:val="24"/>
+          <w:szCs w:val="24"/>
+          <w:lang w:val="en-US"/>
+        </w:rPr>
+        <w:t xml:space="preserve"> </w:t>
+      </w:r>
+      <w:r>
+        <w:rPr>
+          <w:rFonts w:ascii="Noto Serif SC" w:eastAsia="Noto Serif SC" w:hAnsi="Noto Serif SC" w:cs="Noto Serif"/>
+          <w:sz w:val="24"/>
+          <w:szCs w:val="24"/>
+          <w:lang w:val="en-US"/>
+        </w:rPr>
+        <w:t>Guan</w:t>
+      </w:r>
+      <w:r>
+        <w:rPr>
+          <w:rFonts w:ascii="Noto Serif SC" w:eastAsia="Noto Serif SC" w:hAnsi="Noto Serif SC" w:cs="Noto Serif"/>
+          <w:sz w:val="24"/>
+          <w:szCs w:val="24"/>
+          <w:lang w:val="en-US"/>
+        </w:rPr>
+        <w:t xml:space="preserve"> V: </w:t>
+      </w:r>
+      <w:r>
+        <w:rPr>
+          <w:rFonts w:ascii="Noto Serif SC" w:eastAsia="Noto Serif SC" w:hAnsi="Noto Serif SC" w:cs="Noto Serif" w:hint="eastAsia"/>
+          <w:lang w:val="en-US"/>
+        </w:rPr>
+        <w:t>中音</w:t>
+      </w:r>
+      <w:r>
+        <w:rPr>
+          <w:rFonts w:ascii="Noto Serif SC" w:eastAsia="Noto Serif SC" w:hAnsi="Noto Serif SC" w:cs="Noto Serif" w:hint="eastAsia"/>
+        </w:rPr>
+        <w:t>管</w:t>
+      </w:r>
+      <w:r>
+        <w:rPr>
+          <w:rFonts w:ascii="Noto Serif SC" w:eastAsia="Noto Serif SC" w:hAnsi="Noto Serif SC" w:cs="Noto Serif"/>
+          <w:lang w:val="en-US"/>
+        </w:rPr>
+        <w:t xml:space="preserve"> </w:t>
+      </w:r>
+      <w:proofErr w:type="spellStart"/>
+      <w:r>
+        <w:rPr>
+          <w:rFonts w:ascii="Noto Serif SC" w:eastAsia="Noto Serif SC" w:hAnsi="Noto Serif SC" w:cs="Noto Serif"/>
+          <w:lang w:val="en-US"/>
+        </w:rPr>
+        <w:t>Zhongyin</w:t>
+      </w:r>
+      <w:proofErr w:type="spellEnd"/>
+      <w:r>
+        <w:rPr>
+          <w:rFonts w:ascii="Noto Serif SC" w:eastAsia="Noto Serif SC" w:hAnsi="Noto Serif SC" w:cs="Noto Serif"/>
+          <w:lang w:val="en-US"/>
+        </w:rPr>
+        <w:t xml:space="preserve"> </w:t>
+      </w:r>
+      <w:r>
+        <w:rPr>
+          <w:rFonts w:ascii="Noto Serif SC" w:eastAsia="Noto Serif SC" w:hAnsi="Noto Serif SC" w:cs="Noto Serif"/>
+          <w:lang w:val="en-US"/>
+        </w:rPr>
+        <w:t>Guan</w:t>
+      </w:r>
+      <w:r>
+        <w:rPr>
+          <w:rFonts w:ascii="Noto Serif SC" w:eastAsia="Noto Serif SC" w:hAnsi="Noto Serif SC" w:cs="Noto Serif"/>
+          <w:lang w:val="en-US"/>
+        </w:rPr>
+        <w:t xml:space="preserve">, </w:t>
+      </w:r>
+      <w:r>
+        <w:rPr>
+          <w:rFonts w:ascii="Noto Serif SC" w:eastAsia="Noto Serif SC" w:hAnsi="Noto Serif SC" w:cs="Noto Serif" w:hint="eastAsia"/>
           <w:lang w:val="en-GB"/>
         </w:rPr>
-      </w:pPr>
-      <w:r>
-        <w:rPr>
-          <w:rFonts w:ascii="Noto Serif SC" w:eastAsia="Noto Serif SC" w:hAnsi="Noto Serif SC" w:cs="Noto Serif"/>
-          <w:sz w:val="24"/>
-          <w:szCs w:val="24"/>
-          <w:lang w:val="en-US"/>
-        </w:rPr>
-        <w:t>唢呐/管 I</w:t>
-      </w:r>
-      <w:r>
-        <w:rPr>
-          <w:rFonts w:ascii="Noto Serif SC" w:eastAsia="Noto Serif SC" w:hAnsi="Noto Serif SC" w:cs="Noto Serif"/>
-          <w:sz w:val="24"/>
-          <w:szCs w:val="24"/>
-          <w:lang w:val="en-US"/>
-        </w:rPr>
-        <w:t xml:space="preserve">V </w:t>
-      </w:r>
-      <w:r>
-        <w:rPr>
-          <w:rFonts w:ascii="Noto Serif SC" w:eastAsia="Noto Serif SC" w:hAnsi="Noto Serif SC" w:cs="Noto Serif"/>
-          <w:sz w:val="24"/>
-          <w:szCs w:val="24"/>
-          <w:lang w:val="en-US"/>
-        </w:rPr>
-        <w:t>S</w:t>
-      </w:r>
-      <w:r>
-        <w:rPr>
-          <w:rFonts w:ascii="Noto Serif SC" w:eastAsia="Noto Serif SC" w:hAnsi="Noto Serif SC" w:cs="Noto Serif"/>
-          <w:sz w:val="24"/>
-          <w:szCs w:val="24"/>
-          <w:lang w:val="en-US"/>
-        </w:rPr>
-        <w:t>uona</w:t>
-      </w:r>
-      <w:r>
-        <w:rPr>
-          <w:rFonts w:ascii="Noto Serif SC" w:eastAsia="Noto Serif SC" w:hAnsi="Noto Serif SC" w:cs="Noto Serif"/>
-          <w:sz w:val="24"/>
-          <w:szCs w:val="24"/>
-          <w:lang w:val="en-US"/>
-        </w:rPr>
-        <w:t xml:space="preserve">/Guan </w:t>
-      </w:r>
-      <w:r>
-        <w:rPr>
-          <w:rFonts w:ascii="Noto Serif SC" w:eastAsia="Noto Serif SC" w:hAnsi="Noto Serif SC" w:cs="Noto Serif"/>
-          <w:sz w:val="24"/>
-          <w:szCs w:val="24"/>
-          <w:lang w:val="en-US"/>
-        </w:rPr>
-        <w:t xml:space="preserve">IV: </w:t>
-      </w:r>
-      <w:r>
-        <w:rPr>
-          <w:rFonts w:ascii="Noto Serif SC" w:eastAsia="Noto Serif SC" w:hAnsi="Noto Serif SC" w:cs="Noto Serif" w:hint="eastAsia"/>
-          <w:lang w:val="en-US"/>
-        </w:rPr>
-        <w:t>中音唢呐</w:t>
-      </w:r>
-      <w:r>
-        <w:rPr>
-          <w:rFonts w:ascii="Noto Serif SC" w:eastAsia="Noto Serif SC" w:hAnsi="Noto Serif SC" w:cs="Noto Serif"/>
-          <w:lang w:val="en-US"/>
-        </w:rPr>
-        <w:t xml:space="preserve">  Zhongyin Suona, </w:t>
-      </w:r>
-      <w:r>
-        <w:rPr>
-          <w:rFonts w:ascii="Noto Serif SC" w:eastAsia="Noto Serif SC" w:hAnsi="Noto Serif SC" w:cs="Noto Serif"/>
-        </w:rPr>
-        <w:t>低音唢呐</w:t>
+        <w:t>高音管</w:t>
       </w:r>
       <w:r>
         <w:rPr>
           <w:rFonts w:ascii="Noto Serif SC" w:eastAsia="Noto Serif SC" w:hAnsi="Noto Serif SC" w:cs="Noto Serif"/>
           <w:lang w:val="en-GB"/>
         </w:rPr>
-        <w:t>Diyin Suona</w:t>
+        <w:t xml:space="preserve"> </w:t>
       </w:r>
       <w:r>
         <w:rPr>
           <w:rFonts w:ascii="Noto Serif SC" w:eastAsia="Noto Serif SC" w:hAnsi="Noto Serif SC" w:cs="Noto Serif"/>
           <w:lang w:val="en-GB"/>
         </w:rPr>
-        <w:t xml:space="preserve">, </w:t>
-      </w:r>
-      <w:r>
-        <w:rPr>
-          <w:rFonts w:ascii="Noto Serif SC" w:eastAsia="Noto Serif SC" w:hAnsi="Noto Serif SC" w:cs="Noto Serif" w:hint="eastAsia"/>
-        </w:rPr>
-        <w:t>低音管</w:t>
-      </w:r>
-      <w:r>
-        <w:rPr>
-          <w:rFonts w:ascii="Noto Serif SC" w:eastAsia="Noto Serif SC" w:hAnsi="Noto Serif SC" w:cs="Noto Serif"/>
-          <w:lang w:val="en-US"/>
-        </w:rPr>
         <w:t xml:space="preserve">II </w:t>
       </w:r>
+      <w:proofErr w:type="spellStart"/>
       <w:r>
         <w:rPr>
           <w:rFonts w:ascii="Noto Serif SC" w:eastAsia="Noto Serif SC" w:hAnsi="Noto Serif SC" w:cs="Noto Serif"/>
           <w:lang w:val="en-GB"/>
         </w:rPr>
-        <w:t>Diyin Guan</w:t>
-      </w:r>
+        <w:t>Gaoyin</w:t>
+      </w:r>
+      <w:proofErr w:type="spellEnd"/>
       <w:r>
         <w:rPr>
           <w:rFonts w:ascii="Noto Serif SC" w:eastAsia="Noto Serif SC" w:hAnsi="Noto Serif SC" w:cs="Noto Serif"/>
           <w:lang w:val="en-GB"/>
         </w:rPr>
+        <w:t xml:space="preserve"> Guan</w:t>
+      </w:r>
+      <w:r>
+        <w:rPr>
+          <w:rFonts w:ascii="Noto Serif SC" w:eastAsia="Noto Serif SC" w:hAnsi="Noto Serif SC" w:cs="Noto Serif"/>
+          <w:lang w:val="en-GB"/>
+        </w:rPr>
         <w:t xml:space="preserve"> II</w:t>
-      </w:r>
-    </w:p>
-    <w:p>
-      <w:pPr>
-        <w:rPr>
-          <w:rFonts w:ascii="Noto Serif SC" w:eastAsia="Noto Serif SC" w:hAnsi="Noto Serif SC" w:cs="Noto Serif"/>
-          <w:sz w:val="24"/>
-          <w:szCs w:val="24"/>
-          <w:lang w:val="en-US"/>
-        </w:rPr>
-      </w:pPr>
-      <w:r>
-        <w:rPr>
-          <w:rFonts w:ascii="Noto Serif SC" w:eastAsia="Noto Serif SC" w:hAnsi="Noto Serif SC" w:cs="Noto Serif"/>
-          <w:sz w:val="24"/>
-          <w:szCs w:val="24"/>
-          <w:lang w:val="en-US"/>
-        </w:rPr>
-        <w:t xml:space="preserve">管 </w:t>
-      </w:r>
-      <w:r>
-        <w:rPr>
-          <w:rFonts w:ascii="Noto Serif SC" w:eastAsia="Noto Serif SC" w:hAnsi="Noto Serif SC" w:cs="Noto Serif"/>
-          <w:sz w:val="24"/>
-          <w:szCs w:val="24"/>
-          <w:lang w:val="en-US"/>
-        </w:rPr>
-        <w:t>V</w:t>
-      </w:r>
-      <w:r>
-        <w:rPr>
-          <w:rFonts w:ascii="Noto Serif SC" w:eastAsia="Noto Serif SC" w:hAnsi="Noto Serif SC" w:cs="Noto Serif"/>
-          <w:sz w:val="24"/>
-          <w:szCs w:val="24"/>
-          <w:lang w:val="en-US"/>
-        </w:rPr>
-        <w:t xml:space="preserve"> </w:t>
-      </w:r>
-      <w:r>
-        <w:rPr>
-          <w:rFonts w:ascii="Noto Serif SC" w:eastAsia="Noto Serif SC" w:hAnsi="Noto Serif SC" w:cs="Noto Serif"/>
-          <w:sz w:val="24"/>
-          <w:szCs w:val="24"/>
-          <w:lang w:val="en-US"/>
-        </w:rPr>
-        <w:t>Guan</w:t>
-      </w:r>
-      <w:r>
-        <w:rPr>
-          <w:rFonts w:ascii="Noto Serif SC" w:eastAsia="Noto Serif SC" w:hAnsi="Noto Serif SC" w:cs="Noto Serif"/>
-          <w:sz w:val="24"/>
-          <w:szCs w:val="24"/>
-          <w:lang w:val="en-US"/>
-        </w:rPr>
-        <w:t xml:space="preserve"> V: </w:t>
-      </w:r>
-      <w:r>
-        <w:rPr>
-          <w:rFonts w:ascii="Noto Serif SC" w:eastAsia="Noto Serif SC" w:hAnsi="Noto Serif SC" w:cs="Noto Serif" w:hint="eastAsia"/>
-          <w:lang w:val="en-GB"/>
-        </w:rPr>
-        <w:t>高音管</w:t>
-      </w:r>
-      <w:r>
-        <w:rPr>
-          <w:rFonts w:ascii="Noto Serif SC" w:eastAsia="Noto Serif SC" w:hAnsi="Noto Serif SC" w:cs="Noto Serif"/>
-          <w:lang w:val="en-GB"/>
-        </w:rPr>
-        <w:t xml:space="preserve"> Gaoyin Guan</w:t>
-      </w:r>
-      <w:r>
-        <w:rPr>
-          <w:rFonts w:ascii="Noto Serif SC" w:eastAsia="Noto Serif SC" w:hAnsi="Noto Serif SC" w:cs="Noto Serif"/>
-          <w:lang w:val="en-GB"/>
-        </w:rPr>
-        <w:t xml:space="preserve">, </w:t>
-      </w:r>
-      <w:r>
-        <w:rPr>
-          <w:rFonts w:ascii="Noto Serif SC" w:eastAsia="Noto Serif SC" w:hAnsi="Noto Serif SC" w:cs="Noto Serif" w:hint="eastAsia"/>
-          <w:lang w:val="en-US"/>
-        </w:rPr>
-        <w:t>中音</w:t>
-      </w:r>
-      <w:r>
-        <w:rPr>
-          <w:rFonts w:ascii="Noto Serif SC" w:eastAsia="Noto Serif SC" w:hAnsi="Noto Serif SC" w:cs="Noto Serif" w:hint="eastAsia"/>
-        </w:rPr>
-        <w:t>管</w:t>
-      </w:r>
-      <w:r>
-        <w:rPr>
-          <w:rFonts w:ascii="Noto Serif SC" w:eastAsia="Noto Serif SC" w:hAnsi="Noto Serif SC" w:cs="Noto Serif"/>
-          <w:lang w:val="en-US"/>
-        </w:rPr>
-        <w:t xml:space="preserve"> Zhongyin </w:t>
-      </w:r>
-      <w:r>
-        <w:rPr>
-          <w:rFonts w:ascii="Noto Serif SC" w:eastAsia="Noto Serif SC" w:hAnsi="Noto Serif SC" w:cs="Noto Serif"/>
-          <w:lang w:val="en-US"/>
-        </w:rPr>
-        <w:t>Guan</w:t>
       </w:r>
     </w:p>
     <w:p>
@@ -7218,7 +7394,7 @@
           <w:noProof/>
         </w:rPr>
         <w:pict w14:anchorId="62D7E167">
-          <v:shape id="Picture 7" o:spid="_x0000_i1027" type="#_x0000_t75" alt="A black background with a black square&#10;&#10;&#10;&#10;&#10;&#10;&#10;&#10;&#10;&#10;&#10;&#10;&#10;&#10;&#10;&#10;&#10;&#10;&#10;&#10;&#10;&#10;&#10;&#10;Description automatically generated with medium confidence" style="width:8.35pt;height:13.4pt;visibility:visible;mso-wrap-style:square;mso-width-percent:0;mso-height-percent:0;mso-width-percent:0;mso-height-percent:0">
+          <v:shape id="Picture 7" o:spid="_x0000_i1027" type="#_x0000_t75" alt="A black background with a black square&#10;&#10;&#10;&#10;&#10;&#10;&#10;&#10;&#10;&#10;&#10;&#10;&#10;&#10;&#10;&#10;&#10;&#10;&#10;&#10;&#10;&#10;&#10;&#10;Description automatically generated with medium confidence" style="width:8.6pt;height:13.45pt;visibility:visible;mso-wrap-style:square;mso-width-percent:0;mso-height-percent:0;mso-width-percent:0;mso-height-percent:0">
             <v:imagedata r:id="rId19" o:title="A black background with a black square&#10;&#10;&#10;&#10;&#10;&#10;&#10;&#10;&#10;&#10;&#10;&#10;&#10;&#10;&#10;&#10;&#10;&#10;&#10;&#10;&#10;&#10;&#10;&#10;Description automatically generated with medium confidence"/>
           </v:shape>
         </w:pict>
@@ -7902,7 +8078,7 @@
           <w:szCs w:val="21"/>
         </w:rPr>
         <w:drawing>
-          <wp:anchor distT="0" distB="0" distL="114300" distR="114300" simplePos="0" relativeHeight="251660288" behindDoc="0" locked="0" layoutInCell="1" allowOverlap="1" wp14:anchorId="4530C89D" wp14:editId="0F76E920">
+          <wp:anchor distT="0" distB="0" distL="114300" distR="114300" simplePos="0" relativeHeight="251660288" behindDoc="0" locked="0" layoutInCell="1" allowOverlap="1" wp14:anchorId="4530C89D" wp14:editId="1DB5034B">
             <wp:simplePos x="0" y="0"/>
             <wp:positionH relativeFrom="column">
               <wp:posOffset>958850</wp:posOffset>
@@ -11738,14 +11914,14 @@
         <v:path o:extrusionok="f" gradientshapeok="t" o:connecttype="rect"/>
         <o:lock v:ext="edit" aspectratio="t"/>
       </v:shapetype>
-      <v:shape id="_x0000_i1034" type="#_x0000_t75" alt="A black background with a black square&#10;&#10;&#10;&#10;&#10;&#10;&#10;&#10;&#10;&#10;&#10;&#10;&#10;&#10;&#10;&#10;&#10;&#10;&#10;&#10;&#10;&#10;&#10;&#10;Description automatically generated with medium confidence" style="width:3in;height:523.25pt;visibility:visible;mso-wrap-style:square" o:bullet="t">
+      <v:shape id="_x0000_i1048" type="#_x0000_t75" alt="A black background with a black square&#10;&#10;&#10;&#10;&#10;&#10;&#10;&#10;&#10;&#10;&#10;&#10;&#10;&#10;&#10;&#10;&#10;&#10;&#10;&#10;&#10;&#10;&#10;&#10;Description automatically generated with medium confidence" style="width:3in;height:523.35pt;visibility:visible;mso-wrap-style:square" o:bullet="t">
         <v:imagedata r:id="rId1" o:title="A black background with a black square&#10;&#10;&#10;&#10;&#10;&#10;&#10;&#10;&#10;&#10;&#10;&#10;&#10;&#10;&#10;&#10;&#10;&#10;&#10;&#10;&#10;&#10;&#10;&#10;Description automatically generated with medium confidence"/>
       </v:shape>
     </w:pict>
   </w:numPicBullet>
   <w:numPicBullet w:numPicBulletId="1">
     <w:pict>
-      <v:shape id="_x0000_i1035" type="#_x0000_t75" style="width:276.3pt;height:422.8pt;flip:x;visibility:visible;mso-wrap-style:square" o:bullet="t">
+      <v:shape id="_x0000_i1049" type="#_x0000_t75" style="width:276.2pt;height:422.85pt;flip:x;visibility:visible;mso-wrap-style:square" o:bullet="t">
         <v:imagedata r:id="rId2" o:title=""/>
       </v:shape>
     </w:pict>

--- a/Working Folder/3 Zhu Yiqing 朱一清 - The Silence of Borobudur 沉默的婆罗浮屠/3_Front-Matter.docx
+++ b/Working Folder/3 Zhu Yiqing 朱一清 - The Silence of Borobudur 沉默的婆罗浮屠/3_Front-Matter.docx
@@ -1806,18 +1806,8 @@
           <w:sz w:val="24"/>
           <w:szCs w:val="24"/>
         </w:rPr>
-        <w:t xml:space="preserve"> Marco </w:t>
-      </w:r>
-      <w:proofErr w:type="spellStart"/>
-      <w:r>
-        <w:rPr>
-          <w:rFonts w:ascii="Noto Serif SC" w:eastAsia="Noto Serif SC" w:hAnsi="Noto Serif SC" w:cs="Noto Serif"/>
-          <w:sz w:val="24"/>
-          <w:szCs w:val="24"/>
-        </w:rPr>
-        <w:t>Stroppa</w:t>
-      </w:r>
-      <w:proofErr w:type="spellEnd"/>
+        <w:t xml:space="preserve"> Marco Stroppa</w:t>
+      </w:r>
       <w:r>
         <w:rPr>
           <w:rFonts w:ascii="Noto Serif SC" w:eastAsia="Noto Serif SC" w:hAnsi="Noto Serif SC" w:cs="Noto Serif" w:hint="eastAsia"/>
@@ -1848,25 +1838,7 @@
           <w:sz w:val="24"/>
           <w:szCs w:val="24"/>
         </w:rPr>
-        <w:t xml:space="preserve"> “</w:t>
-      </w:r>
-      <w:proofErr w:type="spellStart"/>
-      <w:r>
-        <w:rPr>
-          <w:rFonts w:ascii="Noto Serif SC" w:eastAsia="Noto Serif SC" w:hAnsi="Noto Serif SC" w:cs="Noto Serif"/>
-          <w:sz w:val="24"/>
-          <w:szCs w:val="24"/>
-        </w:rPr>
-        <w:t>DeepGrey</w:t>
-      </w:r>
-      <w:proofErr w:type="spellEnd"/>
-      <w:r>
-        <w:rPr>
-          <w:rFonts w:ascii="Noto Serif SC" w:eastAsia="Noto Serif SC" w:hAnsi="Noto Serif SC" w:cs="Noto Serif"/>
-          <w:sz w:val="24"/>
-          <w:szCs w:val="24"/>
-        </w:rPr>
-        <w:t>” (</w:t>
+        <w:t xml:space="preserve"> “DeepGrey” (</w:t>
       </w:r>
       <w:r>
         <w:rPr>
@@ -2026,18 +1998,128 @@
           <w:sz w:val="24"/>
           <w:szCs w:val="24"/>
         </w:rPr>
-        <w:t xml:space="preserve"> “Le </w:t>
-      </w:r>
-      <w:proofErr w:type="spellStart"/>
-      <w:r>
-        <w:rPr>
-          <w:rFonts w:ascii="Noto Serif SC" w:eastAsia="Noto Serif SC" w:hAnsi="Noto Serif SC" w:cs="Noto Serif"/>
-          <w:sz w:val="24"/>
-          <w:szCs w:val="24"/>
-        </w:rPr>
-        <w:t>ciel</w:t>
-      </w:r>
-      <w:proofErr w:type="spellEnd"/>
+        <w:t xml:space="preserve"> “Le ciel écrasé”, “Le visage déchiré</w:t>
+      </w:r>
+      <w:r>
+        <w:rPr>
+          <w:rFonts w:ascii="Noto Serif SC" w:eastAsia="Noto Serif SC" w:hAnsi="Noto Serif SC" w:cs="Noto Serif" w:hint="eastAsia"/>
+          <w:sz w:val="24"/>
+          <w:szCs w:val="24"/>
+        </w:rPr>
+        <w:t>”</w:t>
+      </w:r>
+      <w:r>
+        <w:rPr>
+          <w:rFonts w:ascii="Noto Serif SC" w:eastAsia="Noto Serif SC" w:hAnsi="Noto Serif SC" w:cs="Noto Serif"/>
+          <w:sz w:val="24"/>
+          <w:szCs w:val="24"/>
+        </w:rPr>
+        <w:t xml:space="preserve">, “White Night” </w:t>
+      </w:r>
+      <w:r>
+        <w:rPr>
+          <w:rFonts w:ascii="Noto Serif SC" w:eastAsia="Noto Serif SC" w:hAnsi="Noto Serif SC" w:cs="Noto Serif" w:hint="eastAsia"/>
+          <w:sz w:val="24"/>
+          <w:szCs w:val="24"/>
+        </w:rPr>
+        <w:t>获</w:t>
+      </w:r>
+      <w:r>
+        <w:rPr>
+          <w:rFonts w:ascii="Noto Serif SC" w:eastAsia="Noto Serif SC" w:hAnsi="Noto Serif SC" w:cs="Noto Serif"/>
+          <w:sz w:val="24"/>
+          <w:szCs w:val="24"/>
+        </w:rPr>
+        <w:t>2019</w:t>
+      </w:r>
+      <w:r>
+        <w:rPr>
+          <w:rFonts w:ascii="Noto Serif SC" w:eastAsia="Noto Serif SC" w:hAnsi="Noto Serif SC" w:cs="Noto Serif" w:hint="eastAsia"/>
+          <w:sz w:val="24"/>
+          <w:szCs w:val="24"/>
+        </w:rPr>
+        <w:t>年奥地利</w:t>
+      </w:r>
+      <w:r>
+        <w:rPr>
+          <w:rFonts w:ascii="Noto Serif SC" w:eastAsia="Noto Serif SC" w:hAnsi="Noto Serif SC" w:cs="Noto Serif"/>
+          <w:sz w:val="24"/>
+          <w:szCs w:val="24"/>
+        </w:rPr>
+        <w:t xml:space="preserve"> Impuls </w:t>
+      </w:r>
+      <w:r>
+        <w:rPr>
+          <w:rFonts w:ascii="Noto Serif SC" w:eastAsia="Noto Serif SC" w:hAnsi="Noto Serif SC" w:cs="Noto Serif" w:hint="eastAsia"/>
+          <w:sz w:val="24"/>
+          <w:szCs w:val="24"/>
+        </w:rPr>
+        <w:t>作曲奖。</w:t>
+      </w:r>
+      <w:r>
+        <w:rPr>
+          <w:rFonts w:ascii="Noto Serif SC" w:eastAsia="Noto Serif SC" w:hAnsi="Noto Serif SC" w:cs="Noto Serif"/>
+          <w:sz w:val="24"/>
+          <w:szCs w:val="24"/>
+        </w:rPr>
+        <w:t xml:space="preserve"> “The Silence of Borobudur” (</w:t>
+      </w:r>
+      <w:r>
+        <w:rPr>
+          <w:rFonts w:ascii="Noto Serif SC" w:eastAsia="Noto Serif SC" w:hAnsi="Noto Serif SC" w:cs="Noto Serif" w:hint="eastAsia"/>
+          <w:sz w:val="24"/>
+          <w:szCs w:val="24"/>
+        </w:rPr>
+        <w:t>⽵笛</w:t>
+      </w:r>
+      <w:r>
+        <w:rPr>
+          <w:rFonts w:ascii="Noto Serif SC" w:eastAsia="Noto Serif SC" w:hAnsi="Noto Serif SC" w:cs="Noto Serif"/>
+          <w:sz w:val="24"/>
+          <w:szCs w:val="24"/>
+        </w:rPr>
+        <w:t>/</w:t>
+      </w:r>
+      <w:r>
+        <w:rPr>
+          <w:rFonts w:ascii="Noto Serif SC" w:eastAsia="Noto Serif SC" w:hAnsi="Noto Serif SC" w:cs="Noto Serif" w:hint="eastAsia"/>
+          <w:sz w:val="24"/>
+          <w:szCs w:val="24"/>
+        </w:rPr>
+        <w:t>琵琶和⺠族管弦乐队</w:t>
+      </w:r>
+      <w:r>
+        <w:rPr>
+          <w:rFonts w:ascii="Noto Serif SC" w:eastAsia="Noto Serif SC" w:hAnsi="Noto Serif SC" w:cs="Noto Serif"/>
+          <w:sz w:val="24"/>
+          <w:szCs w:val="24"/>
+        </w:rPr>
+        <w:t xml:space="preserve">) </w:t>
+      </w:r>
+      <w:r>
+        <w:rPr>
+          <w:rFonts w:ascii="Noto Serif SC" w:eastAsia="Noto Serif SC" w:hAnsi="Noto Serif SC" w:cs="Noto Serif" w:hint="eastAsia"/>
+          <w:sz w:val="24"/>
+          <w:szCs w:val="24"/>
+        </w:rPr>
+        <w:t>获</w:t>
+      </w:r>
+      <w:r>
+        <w:rPr>
+          <w:rFonts w:ascii="Noto Serif SC" w:eastAsia="Noto Serif SC" w:hAnsi="Noto Serif SC" w:cs="Noto Serif"/>
+          <w:sz w:val="24"/>
+          <w:szCs w:val="24"/>
+        </w:rPr>
+        <w:t>2011</w:t>
+      </w:r>
+      <w:r>
+        <w:rPr>
+          <w:rFonts w:ascii="Noto Serif SC" w:eastAsia="Noto Serif SC" w:hAnsi="Noto Serif SC" w:cs="Noto Serif" w:hint="eastAsia"/>
+          <w:sz w:val="24"/>
+          <w:szCs w:val="24"/>
+        </w:rPr>
+        <w:t>年</w:t>
+      </w:r>
       <w:r>
         <w:rPr>
           <w:rFonts w:ascii="Noto Serif SC" w:eastAsia="Noto Serif SC" w:hAnsi="Noto Serif SC" w:cs="Noto Serif"/>
@@ -2046,91 +2128,13 @@
         </w:rPr>
         <w:t xml:space="preserve"> </w:t>
       </w:r>
-      <w:proofErr w:type="spellStart"/>
-      <w:r>
-        <w:rPr>
-          <w:rFonts w:ascii="Noto Serif SC" w:eastAsia="Noto Serif SC" w:hAnsi="Noto Serif SC" w:cs="Noto Serif"/>
-          <w:sz w:val="24"/>
-          <w:szCs w:val="24"/>
-        </w:rPr>
-        <w:t>écrasé</w:t>
-      </w:r>
-      <w:proofErr w:type="spellEnd"/>
-      <w:r>
-        <w:rPr>
-          <w:rFonts w:ascii="Noto Serif SC" w:eastAsia="Noto Serif SC" w:hAnsi="Noto Serif SC" w:cs="Noto Serif"/>
-          <w:sz w:val="24"/>
-          <w:szCs w:val="24"/>
-        </w:rPr>
-        <w:t xml:space="preserve">”, “Le visage </w:t>
-      </w:r>
-      <w:proofErr w:type="spellStart"/>
-      <w:r>
-        <w:rPr>
-          <w:rFonts w:ascii="Noto Serif SC" w:eastAsia="Noto Serif SC" w:hAnsi="Noto Serif SC" w:cs="Noto Serif"/>
-          <w:sz w:val="24"/>
-          <w:szCs w:val="24"/>
-        </w:rPr>
-        <w:t>déchiré</w:t>
-      </w:r>
-      <w:proofErr w:type="spellEnd"/>
-      <w:r>
-        <w:rPr>
-          <w:rFonts w:ascii="Noto Serif SC" w:eastAsia="Noto Serif SC" w:hAnsi="Noto Serif SC" w:cs="Noto Serif" w:hint="eastAsia"/>
-          <w:sz w:val="24"/>
-          <w:szCs w:val="24"/>
-        </w:rPr>
-        <w:t>”</w:t>
-      </w:r>
-      <w:r>
-        <w:rPr>
-          <w:rFonts w:ascii="Noto Serif SC" w:eastAsia="Noto Serif SC" w:hAnsi="Noto Serif SC" w:cs="Noto Serif"/>
-          <w:sz w:val="24"/>
-          <w:szCs w:val="24"/>
-        </w:rPr>
-        <w:t xml:space="preserve">, “White </w:t>
-      </w:r>
-      <w:proofErr w:type="spellStart"/>
-      <w:r>
-        <w:rPr>
-          <w:rFonts w:ascii="Noto Serif SC" w:eastAsia="Noto Serif SC" w:hAnsi="Noto Serif SC" w:cs="Noto Serif"/>
-          <w:sz w:val="24"/>
-          <w:szCs w:val="24"/>
-        </w:rPr>
-        <w:t>Night</w:t>
-      </w:r>
-      <w:proofErr w:type="spellEnd"/>
-      <w:r>
-        <w:rPr>
-          <w:rFonts w:ascii="Noto Serif SC" w:eastAsia="Noto Serif SC" w:hAnsi="Noto Serif SC" w:cs="Noto Serif"/>
-          <w:sz w:val="24"/>
-          <w:szCs w:val="24"/>
-        </w:rPr>
-        <w:t xml:space="preserve">” </w:t>
-      </w:r>
-      <w:r>
-        <w:rPr>
-          <w:rFonts w:ascii="Noto Serif SC" w:eastAsia="Noto Serif SC" w:hAnsi="Noto Serif SC" w:cs="Noto Serif" w:hint="eastAsia"/>
-          <w:sz w:val="24"/>
-          <w:szCs w:val="24"/>
-        </w:rPr>
-        <w:t>获</w:t>
-      </w:r>
-      <w:r>
-        <w:rPr>
-          <w:rFonts w:ascii="Noto Serif SC" w:eastAsia="Noto Serif SC" w:hAnsi="Noto Serif SC" w:cs="Noto Serif"/>
-          <w:sz w:val="24"/>
-          <w:szCs w:val="24"/>
-        </w:rPr>
-        <w:t>2019</w:t>
-      </w:r>
-      <w:r>
-        <w:rPr>
-          <w:rFonts w:ascii="Noto Serif SC" w:eastAsia="Noto Serif SC" w:hAnsi="Noto Serif SC" w:cs="Noto Serif" w:hint="eastAsia"/>
-          <w:sz w:val="24"/>
-          <w:szCs w:val="24"/>
-        </w:rPr>
-        <w:t>年奥地利</w:t>
+      <w:r>
+        <w:rPr>
+          <w:rFonts w:ascii="Noto Serif SC" w:eastAsia="Noto Serif SC" w:hAnsi="Noto Serif SC" w:cs="Noto Serif" w:hint="eastAsia"/>
+          <w:sz w:val="24"/>
+          <w:szCs w:val="24"/>
+        </w:rPr>
+        <w:t>新加坡华乐作曲大赛</w:t>
       </w:r>
       <w:r>
         <w:rPr>
@@ -2140,120 +2144,6 @@
         </w:rPr>
         <w:t xml:space="preserve"> </w:t>
       </w:r>
-      <w:proofErr w:type="spellStart"/>
-      <w:r>
-        <w:rPr>
-          <w:rFonts w:ascii="Noto Serif SC" w:eastAsia="Noto Serif SC" w:hAnsi="Noto Serif SC" w:cs="Noto Serif"/>
-          <w:sz w:val="24"/>
-          <w:szCs w:val="24"/>
-        </w:rPr>
-        <w:t>Impuls</w:t>
-      </w:r>
-      <w:proofErr w:type="spellEnd"/>
-      <w:r>
-        <w:rPr>
-          <w:rFonts w:ascii="Noto Serif SC" w:eastAsia="Noto Serif SC" w:hAnsi="Noto Serif SC" w:cs="Noto Serif"/>
-          <w:sz w:val="24"/>
-          <w:szCs w:val="24"/>
-        </w:rPr>
-        <w:t xml:space="preserve"> </w:t>
-      </w:r>
-      <w:r>
-        <w:rPr>
-          <w:rFonts w:ascii="Noto Serif SC" w:eastAsia="Noto Serif SC" w:hAnsi="Noto Serif SC" w:cs="Noto Serif" w:hint="eastAsia"/>
-          <w:sz w:val="24"/>
-          <w:szCs w:val="24"/>
-        </w:rPr>
-        <w:t>作曲奖。</w:t>
-      </w:r>
-      <w:r>
-        <w:rPr>
-          <w:rFonts w:ascii="Noto Serif SC" w:eastAsia="Noto Serif SC" w:hAnsi="Noto Serif SC" w:cs="Noto Serif"/>
-          <w:sz w:val="24"/>
-          <w:szCs w:val="24"/>
-        </w:rPr>
-        <w:t xml:space="preserve"> “The Silence of Borobudur” (</w:t>
-      </w:r>
-      <w:r>
-        <w:rPr>
-          <w:rFonts w:ascii="Noto Serif SC" w:eastAsia="Noto Serif SC" w:hAnsi="Noto Serif SC" w:cs="Noto Serif" w:hint="eastAsia"/>
-          <w:sz w:val="24"/>
-          <w:szCs w:val="24"/>
-        </w:rPr>
-        <w:t>⽵笛</w:t>
-      </w:r>
-      <w:r>
-        <w:rPr>
-          <w:rFonts w:ascii="Noto Serif SC" w:eastAsia="Noto Serif SC" w:hAnsi="Noto Serif SC" w:cs="Noto Serif"/>
-          <w:sz w:val="24"/>
-          <w:szCs w:val="24"/>
-        </w:rPr>
-        <w:t>/</w:t>
-      </w:r>
-      <w:r>
-        <w:rPr>
-          <w:rFonts w:ascii="Noto Serif SC" w:eastAsia="Noto Serif SC" w:hAnsi="Noto Serif SC" w:cs="Noto Serif" w:hint="eastAsia"/>
-          <w:sz w:val="24"/>
-          <w:szCs w:val="24"/>
-        </w:rPr>
-        <w:t>琵琶和⺠族管弦乐队</w:t>
-      </w:r>
-      <w:r>
-        <w:rPr>
-          <w:rFonts w:ascii="Noto Serif SC" w:eastAsia="Noto Serif SC" w:hAnsi="Noto Serif SC" w:cs="Noto Serif"/>
-          <w:sz w:val="24"/>
-          <w:szCs w:val="24"/>
-        </w:rPr>
-        <w:t xml:space="preserve">) </w:t>
-      </w:r>
-      <w:r>
-        <w:rPr>
-          <w:rFonts w:ascii="Noto Serif SC" w:eastAsia="Noto Serif SC" w:hAnsi="Noto Serif SC" w:cs="Noto Serif" w:hint="eastAsia"/>
-          <w:sz w:val="24"/>
-          <w:szCs w:val="24"/>
-        </w:rPr>
-        <w:t>获</w:t>
-      </w:r>
-      <w:r>
-        <w:rPr>
-          <w:rFonts w:ascii="Noto Serif SC" w:eastAsia="Noto Serif SC" w:hAnsi="Noto Serif SC" w:cs="Noto Serif"/>
-          <w:sz w:val="24"/>
-          <w:szCs w:val="24"/>
-        </w:rPr>
-        <w:t>2011</w:t>
-      </w:r>
-      <w:r>
-        <w:rPr>
-          <w:rFonts w:ascii="Noto Serif SC" w:eastAsia="Noto Serif SC" w:hAnsi="Noto Serif SC" w:cs="Noto Serif" w:hint="eastAsia"/>
-          <w:sz w:val="24"/>
-          <w:szCs w:val="24"/>
-        </w:rPr>
-        <w:t>年</w:t>
-      </w:r>
-      <w:r>
-        <w:rPr>
-          <w:rFonts w:ascii="Noto Serif SC" w:eastAsia="Noto Serif SC" w:hAnsi="Noto Serif SC" w:cs="Noto Serif"/>
-          <w:sz w:val="24"/>
-          <w:szCs w:val="24"/>
-        </w:rPr>
-        <w:t xml:space="preserve"> </w:t>
-      </w:r>
-      <w:r>
-        <w:rPr>
-          <w:rFonts w:ascii="Noto Serif SC" w:eastAsia="Noto Serif SC" w:hAnsi="Noto Serif SC" w:cs="Noto Serif" w:hint="eastAsia"/>
-          <w:sz w:val="24"/>
-          <w:szCs w:val="24"/>
-        </w:rPr>
-        <w:t>新加坡华乐作曲大赛</w:t>
-      </w:r>
-      <w:r>
-        <w:rPr>
-          <w:rFonts w:ascii="Noto Serif SC" w:eastAsia="Noto Serif SC" w:hAnsi="Noto Serif SC" w:cs="Noto Serif"/>
-          <w:sz w:val="24"/>
-          <w:szCs w:val="24"/>
-        </w:rPr>
-        <w:t xml:space="preserve"> </w:t>
-      </w:r>
       <w:r>
         <w:rPr>
           <w:rFonts w:ascii="Noto Serif SC" w:eastAsia="Noto Serif SC" w:hAnsi="Noto Serif SC" w:cs="Noto Serif" w:hint="eastAsia"/>
@@ -2286,223 +2176,7 @@
           <w:sz w:val="24"/>
           <w:szCs w:val="24"/>
         </w:rPr>
-        <w:t xml:space="preserve"> Ensemble </w:t>
-      </w:r>
-      <w:proofErr w:type="spellStart"/>
-      <w:r>
-        <w:rPr>
-          <w:rFonts w:ascii="Noto Serif SC" w:eastAsia="Noto Serif SC" w:hAnsi="Noto Serif SC" w:cs="Noto Serif"/>
-          <w:sz w:val="24"/>
-          <w:szCs w:val="24"/>
-        </w:rPr>
-        <w:t>Intercontemporain</w:t>
-      </w:r>
-      <w:proofErr w:type="spellEnd"/>
-      <w:r>
-        <w:rPr>
-          <w:rFonts w:ascii="Noto Serif SC" w:eastAsia="Noto Serif SC" w:hAnsi="Noto Serif SC" w:cs="Noto Serif"/>
-          <w:sz w:val="24"/>
-          <w:szCs w:val="24"/>
-        </w:rPr>
-        <w:t xml:space="preserve">, Basel Sinfonietta, Singapore Chinese Orchestra, Ensemble </w:t>
-      </w:r>
-      <w:proofErr w:type="spellStart"/>
-      <w:r>
-        <w:rPr>
-          <w:rFonts w:ascii="Noto Serif SC" w:eastAsia="Noto Serif SC" w:hAnsi="Noto Serif SC" w:cs="Noto Serif"/>
-          <w:sz w:val="24"/>
-          <w:szCs w:val="24"/>
-        </w:rPr>
-        <w:t>Musikfabrik</w:t>
-      </w:r>
-      <w:proofErr w:type="spellEnd"/>
-      <w:r>
-        <w:rPr>
-          <w:rFonts w:ascii="Noto Serif SC" w:eastAsia="Noto Serif SC" w:hAnsi="Noto Serif SC" w:cs="Noto Serif"/>
-          <w:sz w:val="24"/>
-          <w:szCs w:val="24"/>
-        </w:rPr>
-        <w:t xml:space="preserve">, Ensemble of Lucerne Festival Alumni, </w:t>
-      </w:r>
-      <w:proofErr w:type="spellStart"/>
-      <w:r>
-        <w:rPr>
-          <w:rFonts w:ascii="Noto Serif SC" w:eastAsia="Noto Serif SC" w:hAnsi="Noto Serif SC" w:cs="Noto Serif"/>
-          <w:sz w:val="24"/>
-          <w:szCs w:val="24"/>
-        </w:rPr>
-        <w:t>Klangforum</w:t>
-      </w:r>
-      <w:proofErr w:type="spellEnd"/>
-      <w:r>
-        <w:rPr>
-          <w:rFonts w:ascii="Noto Serif SC" w:eastAsia="Noto Serif SC" w:hAnsi="Noto Serif SC" w:cs="Noto Serif"/>
-          <w:sz w:val="24"/>
-          <w:szCs w:val="24"/>
-        </w:rPr>
-        <w:t xml:space="preserve"> Wien, Neue </w:t>
-      </w:r>
-      <w:proofErr w:type="spellStart"/>
-      <w:r>
-        <w:rPr>
-          <w:rFonts w:ascii="Noto Serif SC" w:eastAsia="Noto Serif SC" w:hAnsi="Noto Serif SC" w:cs="Noto Serif"/>
-          <w:sz w:val="24"/>
-          <w:szCs w:val="24"/>
-        </w:rPr>
-        <w:t>Vocalsolisten</w:t>
-      </w:r>
-      <w:proofErr w:type="spellEnd"/>
-      <w:r>
-        <w:rPr>
-          <w:rFonts w:ascii="Noto Serif SC" w:eastAsia="Noto Serif SC" w:hAnsi="Noto Serif SC" w:cs="Noto Serif"/>
-          <w:sz w:val="24"/>
-          <w:szCs w:val="24"/>
-        </w:rPr>
-        <w:t xml:space="preserve"> Stuttgart, Moscow Contemporary Music Ensemble, </w:t>
-      </w:r>
-      <w:proofErr w:type="spellStart"/>
-      <w:r>
-        <w:rPr>
-          <w:rFonts w:ascii="Noto Serif SC" w:eastAsia="Noto Serif SC" w:hAnsi="Noto Serif SC" w:cs="Noto Serif"/>
-          <w:sz w:val="24"/>
-          <w:szCs w:val="24"/>
-        </w:rPr>
-        <w:t>Mivos</w:t>
-      </w:r>
-      <w:proofErr w:type="spellEnd"/>
-      <w:r>
-        <w:rPr>
-          <w:rFonts w:ascii="Noto Serif SC" w:eastAsia="Noto Serif SC" w:hAnsi="Noto Serif SC" w:cs="Noto Serif"/>
-          <w:sz w:val="24"/>
-          <w:szCs w:val="24"/>
-        </w:rPr>
-        <w:t xml:space="preserve"> Quartet, </w:t>
-      </w:r>
-      <w:proofErr w:type="spellStart"/>
-      <w:r>
-        <w:rPr>
-          <w:rFonts w:ascii="Noto Serif SC" w:eastAsia="Noto Serif SC" w:hAnsi="Noto Serif SC" w:cs="Noto Serif"/>
-          <w:sz w:val="24"/>
-          <w:szCs w:val="24"/>
-        </w:rPr>
-        <w:t>Quatour</w:t>
-      </w:r>
-      <w:proofErr w:type="spellEnd"/>
-      <w:r>
-        <w:rPr>
-          <w:rFonts w:ascii="Noto Serif SC" w:eastAsia="Noto Serif SC" w:hAnsi="Noto Serif SC" w:cs="Noto Serif"/>
-          <w:sz w:val="24"/>
-          <w:szCs w:val="24"/>
-        </w:rPr>
-        <w:t xml:space="preserve"> Diotima, Divertimento Ensemble, Ensemble U:, Ensemble </w:t>
-      </w:r>
-      <w:proofErr w:type="spellStart"/>
-      <w:r>
-        <w:rPr>
-          <w:rFonts w:ascii="Noto Serif SC" w:eastAsia="Noto Serif SC" w:hAnsi="Noto Serif SC" w:cs="Noto Serif"/>
-          <w:sz w:val="24"/>
-          <w:szCs w:val="24"/>
-        </w:rPr>
-        <w:t>Cikada</w:t>
-      </w:r>
-      <w:proofErr w:type="spellEnd"/>
-      <w:r>
-        <w:rPr>
-          <w:rFonts w:ascii="Noto Serif SC" w:eastAsia="Noto Serif SC" w:hAnsi="Noto Serif SC" w:cs="Noto Serif"/>
-          <w:sz w:val="24"/>
-          <w:szCs w:val="24"/>
-        </w:rPr>
-        <w:t xml:space="preserve">, Taller </w:t>
-      </w:r>
-      <w:proofErr w:type="spellStart"/>
-      <w:r>
-        <w:rPr>
-          <w:rFonts w:ascii="Noto Serif SC" w:eastAsia="Noto Serif SC" w:hAnsi="Noto Serif SC" w:cs="Noto Serif"/>
-          <w:sz w:val="24"/>
-          <w:szCs w:val="24"/>
-        </w:rPr>
-        <w:t>Sonoro</w:t>
-      </w:r>
-      <w:proofErr w:type="spellEnd"/>
-      <w:r>
-        <w:rPr>
-          <w:rFonts w:ascii="Noto Serif SC" w:eastAsia="Noto Serif SC" w:hAnsi="Noto Serif SC" w:cs="Noto Serif"/>
-          <w:sz w:val="24"/>
-          <w:szCs w:val="24"/>
-        </w:rPr>
-        <w:t xml:space="preserve">, Ensemble xx. </w:t>
-      </w:r>
-      <w:proofErr w:type="spellStart"/>
-      <w:r>
-        <w:rPr>
-          <w:rFonts w:ascii="Noto Serif SC" w:eastAsia="Noto Serif SC" w:hAnsi="Noto Serif SC" w:cs="Noto Serif"/>
-          <w:sz w:val="24"/>
-          <w:szCs w:val="24"/>
-        </w:rPr>
-        <w:t>Jahrhundert</w:t>
-      </w:r>
-      <w:proofErr w:type="spellEnd"/>
-      <w:r>
-        <w:rPr>
-          <w:rFonts w:ascii="Noto Serif SC" w:eastAsia="Noto Serif SC" w:hAnsi="Noto Serif SC" w:cs="Noto Serif"/>
-          <w:sz w:val="24"/>
-          <w:szCs w:val="24"/>
-        </w:rPr>
-        <w:t xml:space="preserve"> Wien, Ensemble </w:t>
-      </w:r>
-      <w:proofErr w:type="spellStart"/>
-      <w:r>
-        <w:rPr>
-          <w:rFonts w:ascii="Noto Serif SC" w:eastAsia="Noto Serif SC" w:hAnsi="Noto Serif SC" w:cs="Noto Serif"/>
-          <w:sz w:val="24"/>
-          <w:szCs w:val="24"/>
-        </w:rPr>
-        <w:t>Soundstreams</w:t>
-      </w:r>
-      <w:proofErr w:type="spellEnd"/>
-      <w:r>
-        <w:rPr>
-          <w:rFonts w:ascii="Noto Serif SC" w:eastAsia="Noto Serif SC" w:hAnsi="Noto Serif SC" w:cs="Noto Serif"/>
-          <w:sz w:val="24"/>
-          <w:szCs w:val="24"/>
-        </w:rPr>
-        <w:t xml:space="preserve">, Ensemble </w:t>
-      </w:r>
-      <w:proofErr w:type="spellStart"/>
-      <w:r>
-        <w:rPr>
-          <w:rFonts w:ascii="Noto Serif SC" w:eastAsia="Noto Serif SC" w:hAnsi="Noto Serif SC" w:cs="Noto Serif"/>
-          <w:sz w:val="24"/>
-          <w:szCs w:val="24"/>
-        </w:rPr>
-        <w:t>Suono</w:t>
-      </w:r>
-      <w:proofErr w:type="spellEnd"/>
-      <w:r>
-        <w:rPr>
-          <w:rFonts w:ascii="Noto Serif SC" w:eastAsia="Noto Serif SC" w:hAnsi="Noto Serif SC" w:cs="Noto Serif"/>
-          <w:sz w:val="24"/>
-          <w:szCs w:val="24"/>
-        </w:rPr>
-        <w:t xml:space="preserve"> Giallo, Han String Quartet, Ensemble Novel, Studio-C Ensemble, Copenhagen Piano Quartet, China-Asean Contemporary Orchestra, Ensemble </w:t>
-      </w:r>
-      <w:proofErr w:type="spellStart"/>
-      <w:r>
-        <w:rPr>
-          <w:rFonts w:ascii="Noto Serif SC" w:eastAsia="Noto Serif SC" w:hAnsi="Noto Serif SC" w:cs="Noto Serif"/>
-          <w:sz w:val="24"/>
-          <w:szCs w:val="24"/>
-        </w:rPr>
-        <w:t>Echtzeit</w:t>
-      </w:r>
-      <w:proofErr w:type="spellEnd"/>
-      <w:r>
-        <w:rPr>
-          <w:rFonts w:ascii="Noto Serif SC" w:eastAsia="Noto Serif SC" w:hAnsi="Noto Serif SC" w:cs="Noto Serif"/>
-          <w:sz w:val="24"/>
-          <w:szCs w:val="24"/>
-        </w:rPr>
-        <w:t xml:space="preserve">, Telegraph Quartet </w:t>
+        <w:t xml:space="preserve"> Ensemble Intercontemporain, Basel Sinfonietta, Singapore Chinese Orchestra, Ensemble Musikfabrik, Ensemble of Lucerne Festival Alumni, Klangforum Wien, Neue Vocalsolisten Stuttgart, Moscow Contemporary Music Ensemble, Mivos Quartet, Quatour Diotima, Divertimento Ensemble, Ensemble U:, Ensemble Cikada, Taller Sonoro, Ensemble xx. Jahrhundert Wien, Ensemble Soundstreams, Ensemble Suono Giallo, Han String Quartet, Ensemble Novel, Studio-C Ensemble, Copenhagen Piano Quartet, China-Asean Contemporary Orchestra, Ensemble Echtzeit, Telegraph Quartet </w:t>
       </w:r>
       <w:r>
         <w:rPr>
@@ -2594,115 +2268,7 @@
           <w:sz w:val="24"/>
           <w:szCs w:val="24"/>
         </w:rPr>
-        <w:t xml:space="preserve">1989, Yiqing Zhu is a Chinese composer. He began composing in 2008 at Shanghai Conservatory of Music under the guidance of Prof. Huang </w:t>
-      </w:r>
-      <w:proofErr w:type="spellStart"/>
-      <w:r>
-        <w:rPr>
-          <w:rFonts w:ascii="Noto Serif SC" w:eastAsia="Noto Serif SC" w:hAnsi="Noto Serif SC" w:cs="Noto Serif"/>
-          <w:sz w:val="24"/>
-          <w:szCs w:val="24"/>
-        </w:rPr>
-        <w:t>Lv</w:t>
-      </w:r>
-      <w:proofErr w:type="spellEnd"/>
-      <w:r>
-        <w:rPr>
-          <w:rFonts w:ascii="Noto Serif SC" w:eastAsia="Noto Serif SC" w:hAnsi="Noto Serif SC" w:cs="Noto Serif"/>
-          <w:sz w:val="24"/>
-          <w:szCs w:val="24"/>
-        </w:rPr>
-        <w:t xml:space="preserve"> and Prof. </w:t>
-      </w:r>
-      <w:proofErr w:type="spellStart"/>
-      <w:r>
-        <w:rPr>
-          <w:rFonts w:ascii="Noto Serif SC" w:eastAsia="Noto Serif SC" w:hAnsi="Noto Serif SC" w:cs="Noto Serif"/>
-          <w:sz w:val="24"/>
-          <w:szCs w:val="24"/>
-        </w:rPr>
-        <w:t>Guohui</w:t>
-      </w:r>
-      <w:proofErr w:type="spellEnd"/>
-      <w:r>
-        <w:rPr>
-          <w:rFonts w:ascii="Noto Serif SC" w:eastAsia="Noto Serif SC" w:hAnsi="Noto Serif SC" w:cs="Noto Serif"/>
-          <w:sz w:val="24"/>
-          <w:szCs w:val="24"/>
-        </w:rPr>
-        <w:t xml:space="preserve"> Ye; after one year of Erasmus with Prof. Niels Rosing-Schow at The Royal Danish Academy of Music, he continued his study (</w:t>
-      </w:r>
-      <w:proofErr w:type="spellStart"/>
-      <w:r>
-        <w:rPr>
-          <w:rFonts w:ascii="Noto Serif SC" w:eastAsia="Noto Serif SC" w:hAnsi="Noto Serif SC" w:cs="Noto Serif"/>
-          <w:sz w:val="24"/>
-          <w:szCs w:val="24"/>
-        </w:rPr>
-        <w:t>Konzertexamen</w:t>
-      </w:r>
-      <w:proofErr w:type="spellEnd"/>
-      <w:r>
-        <w:rPr>
-          <w:rFonts w:ascii="Noto Serif SC" w:eastAsia="Noto Serif SC" w:hAnsi="Noto Serif SC" w:cs="Noto Serif"/>
-          <w:sz w:val="24"/>
-          <w:szCs w:val="24"/>
-        </w:rPr>
-        <w:t xml:space="preserve">) at </w:t>
-      </w:r>
-      <w:proofErr w:type="spellStart"/>
-      <w:r>
-        <w:rPr>
-          <w:rFonts w:ascii="Noto Serif SC" w:eastAsia="Noto Serif SC" w:hAnsi="Noto Serif SC" w:cs="Noto Serif"/>
-          <w:sz w:val="24"/>
-          <w:szCs w:val="24"/>
-        </w:rPr>
-        <w:t>Stattliche</w:t>
-      </w:r>
-      <w:proofErr w:type="spellEnd"/>
-      <w:r>
-        <w:rPr>
-          <w:rFonts w:ascii="Noto Serif SC" w:eastAsia="Noto Serif SC" w:hAnsi="Noto Serif SC" w:cs="Noto Serif"/>
-          <w:sz w:val="24"/>
-          <w:szCs w:val="24"/>
-        </w:rPr>
-        <w:t xml:space="preserve"> Hochschule für Musik und </w:t>
-      </w:r>
-      <w:proofErr w:type="spellStart"/>
-      <w:r>
-        <w:rPr>
-          <w:rFonts w:ascii="Noto Serif SC" w:eastAsia="Noto Serif SC" w:hAnsi="Noto Serif SC" w:cs="Noto Serif"/>
-          <w:sz w:val="24"/>
-          <w:szCs w:val="24"/>
-        </w:rPr>
-        <w:t>Darstellende</w:t>
-      </w:r>
-      <w:proofErr w:type="spellEnd"/>
-      <w:r>
-        <w:rPr>
-          <w:rFonts w:ascii="Noto Serif SC" w:eastAsia="Noto Serif SC" w:hAnsi="Noto Serif SC" w:cs="Noto Serif"/>
-          <w:sz w:val="24"/>
-          <w:szCs w:val="24"/>
-        </w:rPr>
-        <w:t xml:space="preserve"> Kunst Stuttgart under the guidance of Prof. Marco </w:t>
-      </w:r>
-      <w:proofErr w:type="spellStart"/>
-      <w:r>
-        <w:rPr>
-          <w:rFonts w:ascii="Noto Serif SC" w:eastAsia="Noto Serif SC" w:hAnsi="Noto Serif SC" w:cs="Noto Serif"/>
-          <w:sz w:val="24"/>
-          <w:szCs w:val="24"/>
-        </w:rPr>
-        <w:t>Stroppa</w:t>
-      </w:r>
-      <w:proofErr w:type="spellEnd"/>
-      <w:r>
-        <w:rPr>
-          <w:rFonts w:ascii="Noto Serif SC" w:eastAsia="Noto Serif SC" w:hAnsi="Noto Serif SC" w:cs="Noto Serif"/>
-          <w:sz w:val="24"/>
-          <w:szCs w:val="24"/>
-        </w:rPr>
-        <w:t xml:space="preserve"> from 2016 to 2019. Currently, Zhu is the teacher of composition department at Shanghai Conservatory of Music.</w:t>
+        <w:t>1989, Yiqing Zhu is a Chinese composer. He began composing in 2008 at Shanghai Conservatory of Music under the guidance of Prof. Huang Lv and Prof. Guohui Ye; after one year of Erasmus with Prof. Niels Rosing-Schow at The Royal Danish Academy of Music, he continued his study (Konzertexamen) at Stattliche Hochschule für Musik und Darstellende Kunst Stuttgart under the guidance of Prof. Marco Stroppa from 2016 to 2019. Currently, Zhu is the teacher of composition department at Shanghai Conservatory of Music.</w:t>
       </w:r>
     </w:p>
     <w:p>
@@ -2767,7 +2333,6 @@
         </w:rPr>
         <w:t>"</w:t>
       </w:r>
-      <w:proofErr w:type="spellStart"/>
       <w:r>
         <w:rPr>
           <w:rFonts w:ascii="Noto Serif SC" w:eastAsia="Noto Serif SC" w:hAnsi="Noto Serif SC" w:cs="Noto Serif"/>
@@ -2778,7 +2343,6 @@
         </w:rPr>
         <w:t>DeepGrey</w:t>
       </w:r>
-      <w:proofErr w:type="spellEnd"/>
       <w:r>
         <w:rPr>
           <w:rFonts w:ascii="Noto Serif SC" w:eastAsia="Noto Serif SC" w:hAnsi="Noto Serif SC" w:cs="Noto Serif"/>
@@ -2901,223 +2465,7 @@
           <w:sz w:val="24"/>
           <w:szCs w:val="24"/>
         </w:rPr>
-        <w:t xml:space="preserve">His works were commissioned by various Music Festivals, such as MANIFESTE, ILSUONO contemporary Music Week, LUCERNE Festival, Shanghai New Music Week, Festival ARCHIPEL, DYCE Festival, IMPULS Festival, ACHT BRÜCKEN Festival etc. His music was performed by numerous soloists and, among others, Ensemble </w:t>
-      </w:r>
-      <w:proofErr w:type="spellStart"/>
-      <w:r>
-        <w:rPr>
-          <w:rFonts w:ascii="Noto Serif SC" w:eastAsia="Noto Serif SC" w:hAnsi="Noto Serif SC" w:cs="Noto Serif"/>
-          <w:sz w:val="24"/>
-          <w:szCs w:val="24"/>
-        </w:rPr>
-        <w:t>Intercontemporain</w:t>
-      </w:r>
-      <w:proofErr w:type="spellEnd"/>
-      <w:r>
-        <w:rPr>
-          <w:rFonts w:ascii="Noto Serif SC" w:eastAsia="Noto Serif SC" w:hAnsi="Noto Serif SC" w:cs="Noto Serif"/>
-          <w:sz w:val="24"/>
-          <w:szCs w:val="24"/>
-        </w:rPr>
-        <w:t xml:space="preserve">, Basel Sinfonietta, Singapore Chinese Orchestra, Ensemble </w:t>
-      </w:r>
-      <w:proofErr w:type="spellStart"/>
-      <w:r>
-        <w:rPr>
-          <w:rFonts w:ascii="Noto Serif SC" w:eastAsia="Noto Serif SC" w:hAnsi="Noto Serif SC" w:cs="Noto Serif"/>
-          <w:sz w:val="24"/>
-          <w:szCs w:val="24"/>
-        </w:rPr>
-        <w:t>Musikfabrik</w:t>
-      </w:r>
-      <w:proofErr w:type="spellEnd"/>
-      <w:r>
-        <w:rPr>
-          <w:rFonts w:ascii="Noto Serif SC" w:eastAsia="Noto Serif SC" w:hAnsi="Noto Serif SC" w:cs="Noto Serif"/>
-          <w:sz w:val="24"/>
-          <w:szCs w:val="24"/>
-        </w:rPr>
-        <w:t xml:space="preserve">, Ensemble of Lucerne Festival Alumni, </w:t>
-      </w:r>
-      <w:proofErr w:type="spellStart"/>
-      <w:r>
-        <w:rPr>
-          <w:rFonts w:ascii="Noto Serif SC" w:eastAsia="Noto Serif SC" w:hAnsi="Noto Serif SC" w:cs="Noto Serif"/>
-          <w:sz w:val="24"/>
-          <w:szCs w:val="24"/>
-        </w:rPr>
-        <w:t>Klangforum</w:t>
-      </w:r>
-      <w:proofErr w:type="spellEnd"/>
-      <w:r>
-        <w:rPr>
-          <w:rFonts w:ascii="Noto Serif SC" w:eastAsia="Noto Serif SC" w:hAnsi="Noto Serif SC" w:cs="Noto Serif"/>
-          <w:sz w:val="24"/>
-          <w:szCs w:val="24"/>
-        </w:rPr>
-        <w:t xml:space="preserve"> Wien, Neue </w:t>
-      </w:r>
-      <w:proofErr w:type="spellStart"/>
-      <w:r>
-        <w:rPr>
-          <w:rFonts w:ascii="Noto Serif SC" w:eastAsia="Noto Serif SC" w:hAnsi="Noto Serif SC" w:cs="Noto Serif"/>
-          <w:sz w:val="24"/>
-          <w:szCs w:val="24"/>
-        </w:rPr>
-        <w:t>Vocalsolisten</w:t>
-      </w:r>
-      <w:proofErr w:type="spellEnd"/>
-      <w:r>
-        <w:rPr>
-          <w:rFonts w:ascii="Noto Serif SC" w:eastAsia="Noto Serif SC" w:hAnsi="Noto Serif SC" w:cs="Noto Serif"/>
-          <w:sz w:val="24"/>
-          <w:szCs w:val="24"/>
-        </w:rPr>
-        <w:t xml:space="preserve"> Stuttgart, Moscow Contemporary Music Ensemble, </w:t>
-      </w:r>
-      <w:proofErr w:type="spellStart"/>
-      <w:r>
-        <w:rPr>
-          <w:rFonts w:ascii="Noto Serif SC" w:eastAsia="Noto Serif SC" w:hAnsi="Noto Serif SC" w:cs="Noto Serif"/>
-          <w:sz w:val="24"/>
-          <w:szCs w:val="24"/>
-        </w:rPr>
-        <w:t>Mivos</w:t>
-      </w:r>
-      <w:proofErr w:type="spellEnd"/>
-      <w:r>
-        <w:rPr>
-          <w:rFonts w:ascii="Noto Serif SC" w:eastAsia="Noto Serif SC" w:hAnsi="Noto Serif SC" w:cs="Noto Serif"/>
-          <w:sz w:val="24"/>
-          <w:szCs w:val="24"/>
-        </w:rPr>
-        <w:t xml:space="preserve"> Quartet, </w:t>
-      </w:r>
-      <w:proofErr w:type="spellStart"/>
-      <w:r>
-        <w:rPr>
-          <w:rFonts w:ascii="Noto Serif SC" w:eastAsia="Noto Serif SC" w:hAnsi="Noto Serif SC" w:cs="Noto Serif"/>
-          <w:sz w:val="24"/>
-          <w:szCs w:val="24"/>
-        </w:rPr>
-        <w:t>Quatour</w:t>
-      </w:r>
-      <w:proofErr w:type="spellEnd"/>
-      <w:r>
-        <w:rPr>
-          <w:rFonts w:ascii="Noto Serif SC" w:eastAsia="Noto Serif SC" w:hAnsi="Noto Serif SC" w:cs="Noto Serif"/>
-          <w:sz w:val="24"/>
-          <w:szCs w:val="24"/>
-        </w:rPr>
-        <w:t xml:space="preserve"> Diotima, Divertimento Ensemble, Ensemble U, Ensemble </w:t>
-      </w:r>
-      <w:proofErr w:type="spellStart"/>
-      <w:r>
-        <w:rPr>
-          <w:rFonts w:ascii="Noto Serif SC" w:eastAsia="Noto Serif SC" w:hAnsi="Noto Serif SC" w:cs="Noto Serif"/>
-          <w:sz w:val="24"/>
-          <w:szCs w:val="24"/>
-        </w:rPr>
-        <w:t>Cikada</w:t>
-      </w:r>
-      <w:proofErr w:type="spellEnd"/>
-      <w:r>
-        <w:rPr>
-          <w:rFonts w:ascii="Noto Serif SC" w:eastAsia="Noto Serif SC" w:hAnsi="Noto Serif SC" w:cs="Noto Serif"/>
-          <w:sz w:val="24"/>
-          <w:szCs w:val="24"/>
-        </w:rPr>
-        <w:t xml:space="preserve">, Taller </w:t>
-      </w:r>
-      <w:proofErr w:type="spellStart"/>
-      <w:r>
-        <w:rPr>
-          <w:rFonts w:ascii="Noto Serif SC" w:eastAsia="Noto Serif SC" w:hAnsi="Noto Serif SC" w:cs="Noto Serif"/>
-          <w:sz w:val="24"/>
-          <w:szCs w:val="24"/>
-        </w:rPr>
-        <w:t>Sonoro</w:t>
-      </w:r>
-      <w:proofErr w:type="spellEnd"/>
-      <w:r>
-        <w:rPr>
-          <w:rFonts w:ascii="Noto Serif SC" w:eastAsia="Noto Serif SC" w:hAnsi="Noto Serif SC" w:cs="Noto Serif"/>
-          <w:sz w:val="24"/>
-          <w:szCs w:val="24"/>
-        </w:rPr>
-        <w:t xml:space="preserve">, Ensemble xx. </w:t>
-      </w:r>
-      <w:proofErr w:type="spellStart"/>
-      <w:r>
-        <w:rPr>
-          <w:rFonts w:ascii="Noto Serif SC" w:eastAsia="Noto Serif SC" w:hAnsi="Noto Serif SC" w:cs="Noto Serif"/>
-          <w:sz w:val="24"/>
-          <w:szCs w:val="24"/>
-        </w:rPr>
-        <w:t>Jarhundert</w:t>
-      </w:r>
-      <w:proofErr w:type="spellEnd"/>
-      <w:r>
-        <w:rPr>
-          <w:rFonts w:ascii="Noto Serif SC" w:eastAsia="Noto Serif SC" w:hAnsi="Noto Serif SC" w:cs="Noto Serif"/>
-          <w:sz w:val="24"/>
-          <w:szCs w:val="24"/>
-        </w:rPr>
-        <w:t xml:space="preserve"> Wien, Ensemble </w:t>
-      </w:r>
-      <w:proofErr w:type="spellStart"/>
-      <w:r>
-        <w:rPr>
-          <w:rFonts w:ascii="Noto Serif SC" w:eastAsia="Noto Serif SC" w:hAnsi="Noto Serif SC" w:cs="Noto Serif"/>
-          <w:sz w:val="24"/>
-          <w:szCs w:val="24"/>
-        </w:rPr>
-        <w:t>Soundstreams</w:t>
-      </w:r>
-      <w:proofErr w:type="spellEnd"/>
-      <w:r>
-        <w:rPr>
-          <w:rFonts w:ascii="Noto Serif SC" w:eastAsia="Noto Serif SC" w:hAnsi="Noto Serif SC" w:cs="Noto Serif"/>
-          <w:sz w:val="24"/>
-          <w:szCs w:val="24"/>
-        </w:rPr>
-        <w:t xml:space="preserve">, Ensemble </w:t>
-      </w:r>
-      <w:proofErr w:type="spellStart"/>
-      <w:r>
-        <w:rPr>
-          <w:rFonts w:ascii="Noto Serif SC" w:eastAsia="Noto Serif SC" w:hAnsi="Noto Serif SC" w:cs="Noto Serif"/>
-          <w:sz w:val="24"/>
-          <w:szCs w:val="24"/>
-        </w:rPr>
-        <w:t>Suono</w:t>
-      </w:r>
-      <w:proofErr w:type="spellEnd"/>
-      <w:r>
-        <w:rPr>
-          <w:rFonts w:ascii="Noto Serif SC" w:eastAsia="Noto Serif SC" w:hAnsi="Noto Serif SC" w:cs="Noto Serif"/>
-          <w:sz w:val="24"/>
-          <w:szCs w:val="24"/>
-        </w:rPr>
-        <w:t xml:space="preserve"> Giallo, Han String Quartet, Ensemble Novel, Studio-C Ensemble, Copenhagen Piano Quartet, China-Asean Contemporary Orchestra, Ensemble </w:t>
-      </w:r>
-      <w:proofErr w:type="spellStart"/>
-      <w:r>
-        <w:rPr>
-          <w:rFonts w:ascii="Noto Serif SC" w:eastAsia="Noto Serif SC" w:hAnsi="Noto Serif SC" w:cs="Noto Serif"/>
-          <w:sz w:val="24"/>
-          <w:szCs w:val="24"/>
-        </w:rPr>
-        <w:t>Echtzeit</w:t>
-      </w:r>
-      <w:proofErr w:type="spellEnd"/>
-      <w:r>
-        <w:rPr>
-          <w:rFonts w:ascii="Noto Serif SC" w:eastAsia="Noto Serif SC" w:hAnsi="Noto Serif SC" w:cs="Noto Serif"/>
-          <w:sz w:val="24"/>
-          <w:szCs w:val="24"/>
-        </w:rPr>
-        <w:t xml:space="preserve">, Telegraph Quartet, Shanghai Symphony Orchestra, Shanghai Philharmonic Symphony Orchestra, </w:t>
+        <w:t xml:space="preserve">His works were commissioned by various Music Festivals, such as MANIFESTE, ILSUONO contemporary Music Week, LUCERNE Festival, Shanghai New Music Week, Festival ARCHIPEL, DYCE Festival, IMPULS Festival, ACHT BRÜCKEN Festival etc. His music was performed by numerous soloists and, among others, Ensemble Intercontemporain, Basel Sinfonietta, Singapore Chinese Orchestra, Ensemble Musikfabrik, Ensemble of Lucerne Festival Alumni, Klangforum Wien, Neue Vocalsolisten Stuttgart, Moscow Contemporary Music Ensemble, Mivos Quartet, Quatour Diotima, Divertimento Ensemble, Ensemble U, Ensemble Cikada, Taller Sonoro, Ensemble xx. Jarhundert Wien, Ensemble Soundstreams, Ensemble Suono Giallo, Han String Quartet, Ensemble Novel, Studio-C Ensemble, Copenhagen Piano Quartet, China-Asean Contemporary Orchestra, Ensemble Echtzeit, Telegraph Quartet, Shanghai Symphony Orchestra, Shanghai Philharmonic Symphony Orchestra, </w:t>
       </w:r>
       <w:r>
         <w:rPr>
@@ -3265,7 +2613,6 @@
         </w:rPr>
         <w:t xml:space="preserve">The once mighty </w:t>
       </w:r>
-      <w:proofErr w:type="spellStart"/>
       <w:r>
         <w:rPr>
           <w:rFonts w:ascii="Noto Serif SC" w:eastAsia="Noto Serif SC" w:hAnsi="Noto Serif SC" w:cs="Noto Serif"/>
@@ -3273,17 +2620,7 @@
           <w:szCs w:val="24"/>
           <w:lang w:val="en-GB"/>
         </w:rPr>
-        <w:t>Mataram</w:t>
-      </w:r>
-      <w:proofErr w:type="spellEnd"/>
-      <w:r>
-        <w:rPr>
-          <w:rFonts w:ascii="Noto Serif SC" w:eastAsia="Noto Serif SC" w:hAnsi="Noto Serif SC" w:cs="Noto Serif"/>
-          <w:sz w:val="24"/>
-          <w:szCs w:val="24"/>
-          <w:lang w:val="en-GB"/>
-        </w:rPr>
-        <w:t xml:space="preserve"> Kingdom of Java </w:t>
+        <w:t xml:space="preserve">Mataram Kingdom of Java </w:t>
       </w:r>
       <w:r>
         <w:rPr>
@@ -3455,7 +2792,6 @@
         </w:rPr>
         <w:t xml:space="preserve"> </w:t>
       </w:r>
-      <w:proofErr w:type="spellStart"/>
       <w:r>
         <w:rPr>
           <w:rFonts w:ascii="Noto Serif SC" w:eastAsia="Noto Serif SC" w:hAnsi="Noto Serif SC" w:cs="Noto Serif"/>
@@ -3465,7 +2801,6 @@
         </w:rPr>
         <w:t>Xindi</w:t>
       </w:r>
-      <w:proofErr w:type="spellEnd"/>
       <w:r>
         <w:rPr>
           <w:rFonts w:ascii="Noto Serif SC" w:eastAsia="Noto Serif SC" w:hAnsi="Noto Serif SC" w:cs="Noto Serif"/>
@@ -3683,27 +3018,187 @@
         </w:rPr>
         <w:t xml:space="preserve"> I </w:t>
       </w:r>
-      <w:proofErr w:type="spellStart"/>
       <w:r>
         <w:rPr>
           <w:rFonts w:ascii="Noto Serif SC" w:eastAsia="Noto Serif SC" w:hAnsi="Noto Serif SC" w:cs="Noto Serif"/>
           <w:lang w:val="en-GB"/>
         </w:rPr>
-        <w:t>Gaoyin</w:t>
-      </w:r>
-      <w:proofErr w:type="spellEnd"/>
-      <w:r>
-        <w:rPr>
-          <w:rFonts w:ascii="Noto Serif SC" w:eastAsia="Noto Serif SC" w:hAnsi="Noto Serif SC" w:cs="Noto Serif"/>
+        <w:t>Gaoyin Suona</w:t>
+      </w:r>
+      <w:r>
+        <w:rPr>
+          <w:rFonts w:ascii="Noto Serif SC" w:eastAsia="Noto Serif SC" w:hAnsi="Noto Serif SC" w:cs="Noto Serif" w:hint="eastAsia"/>
           <w:lang w:val="en-GB"/>
         </w:rPr>
-        <w:t xml:space="preserve"> Suona</w:t>
-      </w:r>
-      <w:r>
-        <w:rPr>
-          <w:rFonts w:ascii="Noto Serif SC" w:eastAsia="Noto Serif SC" w:hAnsi="Noto Serif SC" w:cs="Noto Serif" w:hint="eastAsia"/>
+        <w:t xml:space="preserve"> I</w:t>
+      </w:r>
+      <w:r>
+        <w:rPr>
+          <w:rFonts w:ascii="Noto Serif SC" w:eastAsia="Noto Serif SC" w:hAnsi="Noto Serif SC" w:cs="Noto Serif"/>
           <w:lang w:val="en-GB"/>
         </w:rPr>
+        <w:t xml:space="preserve">, </w:t>
+      </w:r>
+      <w:r>
+        <w:rPr>
+          <w:rFonts w:ascii="Noto Serif SC" w:eastAsia="Noto Serif SC" w:hAnsi="Noto Serif SC" w:cs="Noto Serif" w:hint="eastAsia"/>
+          <w:lang w:val="en-GB"/>
+        </w:rPr>
+        <w:t>高音管</w:t>
+      </w:r>
+      <w:r>
+        <w:rPr>
+          <w:rFonts w:ascii="Noto Serif SC" w:eastAsia="Noto Serif SC" w:hAnsi="Noto Serif SC" w:cs="Noto Serif"/>
+          <w:lang w:val="en-GB"/>
+        </w:rPr>
+        <w:t xml:space="preserve"> Gaoyin Guan</w:t>
+      </w:r>
+    </w:p>
+    <w:p>
+      <w:pPr>
+        <w:rPr>
+          <w:rFonts w:ascii="Noto Serif SC" w:eastAsia="Noto Serif SC" w:hAnsi="Noto Serif SC" w:cs="Noto Serif"/>
+          <w:sz w:val="24"/>
+          <w:szCs w:val="24"/>
+          <w:lang w:val="en-US"/>
+        </w:rPr>
+      </w:pPr>
+      <w:r>
+        <w:rPr>
+          <w:rFonts w:ascii="Noto Serif SC" w:eastAsia="Noto Serif SC" w:hAnsi="Noto Serif SC" w:cs="Noto Serif"/>
+          <w:sz w:val="24"/>
+          <w:szCs w:val="24"/>
+          <w:lang w:val="en-US"/>
+        </w:rPr>
+        <w:t>唢呐I</w:t>
+      </w:r>
+      <w:r>
+        <w:rPr>
+          <w:rFonts w:ascii="Noto Serif SC" w:eastAsia="Noto Serif SC" w:hAnsi="Noto Serif SC" w:cs="Noto Serif"/>
+          <w:sz w:val="24"/>
+          <w:szCs w:val="24"/>
+          <w:lang w:val="en-US"/>
+        </w:rPr>
+        <w:t xml:space="preserve">I Suona II: </w:t>
+      </w:r>
+      <w:r>
+        <w:rPr>
+          <w:rFonts w:ascii="Noto Serif SC" w:eastAsia="Noto Serif SC" w:hAnsi="Noto Serif SC" w:cs="Noto Serif" w:hint="eastAsia"/>
+          <w:lang w:val="en-GB"/>
+        </w:rPr>
+        <w:t>高音唢呐</w:t>
+      </w:r>
+      <w:r>
+        <w:rPr>
+          <w:rFonts w:ascii="Noto Serif SC" w:eastAsia="Noto Serif SC" w:hAnsi="Noto Serif SC" w:cs="Noto Serif"/>
+          <w:lang w:val="en-GB"/>
+        </w:rPr>
+        <w:t>II Gaoyin Suona II</w:t>
+      </w:r>
+    </w:p>
+    <w:p>
+      <w:pPr>
+        <w:rPr>
+          <w:rFonts w:ascii="Noto Serif SC" w:eastAsia="Noto Serif SC" w:hAnsi="Noto Serif SC" w:cs="Noto Serif"/>
+          <w:lang w:val="en-US"/>
+        </w:rPr>
+      </w:pPr>
+      <w:r>
+        <w:rPr>
+          <w:rFonts w:ascii="Noto Serif SC" w:eastAsia="Noto Serif SC" w:hAnsi="Noto Serif SC" w:cs="Noto Serif"/>
+          <w:sz w:val="24"/>
+          <w:szCs w:val="24"/>
+          <w:lang w:val="en-US"/>
+        </w:rPr>
+        <w:t>唢呐/管 I</w:t>
+      </w:r>
+      <w:r>
+        <w:rPr>
+          <w:rFonts w:ascii="Noto Serif SC" w:eastAsia="Noto Serif SC" w:hAnsi="Noto Serif SC" w:cs="Noto Serif"/>
+          <w:sz w:val="24"/>
+          <w:szCs w:val="24"/>
+          <w:lang w:val="en-US"/>
+        </w:rPr>
+        <w:t xml:space="preserve">II </w:t>
+      </w:r>
+      <w:r>
+        <w:rPr>
+          <w:rFonts w:ascii="Noto Serif SC" w:eastAsia="Noto Serif SC" w:hAnsi="Noto Serif SC" w:cs="Noto Serif"/>
+          <w:sz w:val="24"/>
+          <w:szCs w:val="24"/>
+          <w:lang w:val="en-US"/>
+        </w:rPr>
+        <w:t>S</w:t>
+      </w:r>
+      <w:r>
+        <w:rPr>
+          <w:rFonts w:ascii="Noto Serif SC" w:eastAsia="Noto Serif SC" w:hAnsi="Noto Serif SC" w:cs="Noto Serif"/>
+          <w:sz w:val="24"/>
+          <w:szCs w:val="24"/>
+          <w:lang w:val="en-US"/>
+        </w:rPr>
+        <w:t>uona</w:t>
+      </w:r>
+      <w:r>
+        <w:rPr>
+          <w:rFonts w:ascii="Noto Serif SC" w:eastAsia="Noto Serif SC" w:hAnsi="Noto Serif SC" w:cs="Noto Serif"/>
+          <w:sz w:val="24"/>
+          <w:szCs w:val="24"/>
+          <w:lang w:val="en-US"/>
+        </w:rPr>
+        <w:t xml:space="preserve">/Guan </w:t>
+      </w:r>
+      <w:r>
+        <w:rPr>
+          <w:rFonts w:ascii="Noto Serif SC" w:eastAsia="Noto Serif SC" w:hAnsi="Noto Serif SC" w:cs="Noto Serif"/>
+          <w:sz w:val="24"/>
+          <w:szCs w:val="24"/>
+          <w:lang w:val="en-US"/>
+        </w:rPr>
+        <w:t>II</w:t>
+      </w:r>
+      <w:r>
+        <w:rPr>
+          <w:rFonts w:ascii="Noto Serif SC" w:eastAsia="Noto Serif SC" w:hAnsi="Noto Serif SC" w:cs="Noto Serif"/>
+          <w:sz w:val="24"/>
+          <w:szCs w:val="24"/>
+          <w:lang w:val="en-US"/>
+        </w:rPr>
+        <w:t>I</w:t>
+      </w:r>
+      <w:r>
+        <w:rPr>
+          <w:rFonts w:ascii="Noto Serif SC" w:eastAsia="Noto Serif SC" w:hAnsi="Noto Serif SC" w:cs="Noto Serif"/>
+          <w:sz w:val="24"/>
+          <w:szCs w:val="24"/>
+          <w:lang w:val="en-US"/>
+        </w:rPr>
+        <w:t xml:space="preserve">: </w:t>
+      </w:r>
+      <w:r>
+        <w:rPr>
+          <w:rFonts w:ascii="Noto Serif SC" w:eastAsia="Noto Serif SC" w:hAnsi="Noto Serif SC" w:cs="Noto Serif" w:hint="eastAsia"/>
+        </w:rPr>
+        <w:t>低音管</w:t>
+      </w:r>
+      <w:r>
+        <w:rPr>
+          <w:rFonts w:ascii="Noto Serif SC" w:eastAsia="Noto Serif SC" w:hAnsi="Noto Serif SC" w:cs="Noto Serif" w:hint="eastAsia"/>
+        </w:rPr>
+        <w:t xml:space="preserve">I </w:t>
+      </w:r>
+      <w:r>
+        <w:rPr>
+          <w:rFonts w:ascii="Noto Serif SC" w:eastAsia="Noto Serif SC" w:hAnsi="Noto Serif SC" w:cs="Noto Serif"/>
+          <w:lang w:val="en-GB"/>
+        </w:rPr>
+        <w:t>Diyin Guan</w:t>
+      </w:r>
+      <w:r>
+        <w:rPr>
+          <w:rFonts w:ascii="Noto Serif SC" w:eastAsia="Noto Serif SC" w:hAnsi="Noto Serif SC" w:cs="Noto Serif" w:hint="eastAsia"/>
+          <w:lang w:val="en-GB"/>
+        </w:rPr>
         <w:t xml:space="preserve"> I</w:t>
       </w:r>
       <w:r>
@@ -3716,8 +3211,303 @@
       <w:r>
         <w:rPr>
           <w:rFonts w:ascii="Noto Serif SC" w:eastAsia="Noto Serif SC" w:hAnsi="Noto Serif SC" w:cs="Noto Serif" w:hint="eastAsia"/>
+          <w:lang w:val="en-US"/>
+        </w:rPr>
+        <w:t>中音唢呐</w:t>
+      </w:r>
+      <w:r>
+        <w:rPr>
+          <w:rFonts w:ascii="Noto Serif SC" w:eastAsia="Noto Serif SC" w:hAnsi="Noto Serif SC" w:cs="Noto Serif"/>
+          <w:lang w:val="en-US"/>
+        </w:rPr>
+        <w:t xml:space="preserve"> </w:t>
+      </w:r>
+      <w:r>
+        <w:rPr>
+          <w:rFonts w:ascii="Noto Serif SC" w:eastAsia="Noto Serif SC" w:hAnsi="Noto Serif SC" w:cs="Noto Serif" w:hint="eastAsia"/>
+          <w:lang w:val="en-US"/>
+        </w:rPr>
+        <w:t>I</w:t>
+      </w:r>
+      <w:r>
+        <w:rPr>
+          <w:rFonts w:ascii="Noto Serif SC" w:eastAsia="Noto Serif SC" w:hAnsi="Noto Serif SC" w:cs="Noto Serif"/>
+          <w:lang w:val="en-US"/>
+        </w:rPr>
+        <w:t xml:space="preserve"> </w:t>
+      </w:r>
+      <w:r>
+        <w:rPr>
+          <w:rFonts w:ascii="Noto Serif SC" w:eastAsia="Noto Serif SC" w:hAnsi="Noto Serif SC" w:cs="Noto Serif"/>
+          <w:lang w:val="en-US"/>
+        </w:rPr>
+        <w:t>Zhongyin Suona</w:t>
+      </w:r>
+      <w:r>
+        <w:rPr>
+          <w:rFonts w:ascii="Noto Serif SC" w:eastAsia="Noto Serif SC" w:hAnsi="Noto Serif SC" w:cs="Noto Serif" w:hint="eastAsia"/>
+          <w:lang w:val="en-US"/>
+        </w:rPr>
+        <w:t xml:space="preserve"> I</w:t>
+      </w:r>
+    </w:p>
+    <w:p>
+      <w:pPr>
+        <w:rPr>
+          <w:rFonts w:ascii="Noto Serif SC" w:eastAsia="Noto Serif SC" w:hAnsi="Noto Serif SC" w:cs="Noto Serif"/>
+          <w:sz w:val="24"/>
+          <w:szCs w:val="24"/>
           <w:lang w:val="en-GB"/>
         </w:rPr>
+      </w:pPr>
+      <w:r>
+        <w:rPr>
+          <w:rFonts w:ascii="Noto Serif SC" w:eastAsia="Noto Serif SC" w:hAnsi="Noto Serif SC" w:cs="Noto Serif"/>
+          <w:sz w:val="24"/>
+          <w:szCs w:val="24"/>
+          <w:lang w:val="en-US"/>
+        </w:rPr>
+        <w:t>唢呐/管 I</w:t>
+      </w:r>
+      <w:r>
+        <w:rPr>
+          <w:rFonts w:ascii="Noto Serif SC" w:eastAsia="Noto Serif SC" w:hAnsi="Noto Serif SC" w:cs="Noto Serif"/>
+          <w:sz w:val="24"/>
+          <w:szCs w:val="24"/>
+          <w:lang w:val="en-US"/>
+        </w:rPr>
+        <w:t xml:space="preserve">V </w:t>
+      </w:r>
+      <w:r>
+        <w:rPr>
+          <w:rFonts w:ascii="Noto Serif SC" w:eastAsia="Noto Serif SC" w:hAnsi="Noto Serif SC" w:cs="Noto Serif"/>
+          <w:sz w:val="24"/>
+          <w:szCs w:val="24"/>
+          <w:lang w:val="en-US"/>
+        </w:rPr>
+        <w:t>S</w:t>
+      </w:r>
+      <w:r>
+        <w:rPr>
+          <w:rFonts w:ascii="Noto Serif SC" w:eastAsia="Noto Serif SC" w:hAnsi="Noto Serif SC" w:cs="Noto Serif"/>
+          <w:sz w:val="24"/>
+          <w:szCs w:val="24"/>
+          <w:lang w:val="en-US"/>
+        </w:rPr>
+        <w:t>uona</w:t>
+      </w:r>
+      <w:r>
+        <w:rPr>
+          <w:rFonts w:ascii="Noto Serif SC" w:eastAsia="Noto Serif SC" w:hAnsi="Noto Serif SC" w:cs="Noto Serif"/>
+          <w:sz w:val="24"/>
+          <w:szCs w:val="24"/>
+          <w:lang w:val="en-US"/>
+        </w:rPr>
+        <w:t xml:space="preserve">/Guan </w:t>
+      </w:r>
+      <w:r>
+        <w:rPr>
+          <w:rFonts w:ascii="Noto Serif SC" w:eastAsia="Noto Serif SC" w:hAnsi="Noto Serif SC" w:cs="Noto Serif"/>
+          <w:sz w:val="24"/>
+          <w:szCs w:val="24"/>
+          <w:lang w:val="en-US"/>
+        </w:rPr>
+        <w:t xml:space="preserve">IV: </w:t>
+      </w:r>
+      <w:r>
+        <w:rPr>
+          <w:rFonts w:ascii="Noto Serif SC" w:eastAsia="Noto Serif SC" w:hAnsi="Noto Serif SC" w:cs="Noto Serif" w:hint="eastAsia"/>
+          <w:lang w:val="en-US"/>
+        </w:rPr>
+        <w:t>中音唢呐</w:t>
+      </w:r>
+      <w:r>
+        <w:rPr>
+          <w:rFonts w:ascii="Noto Serif SC" w:eastAsia="Noto Serif SC" w:hAnsi="Noto Serif SC" w:cs="Noto Serif"/>
+          <w:lang w:val="en-US"/>
+        </w:rPr>
+        <w:t xml:space="preserve"> </w:t>
+      </w:r>
+      <w:r>
+        <w:rPr>
+          <w:rFonts w:ascii="Noto Serif SC" w:eastAsia="Noto Serif SC" w:hAnsi="Noto Serif SC" w:cs="Noto Serif" w:hint="eastAsia"/>
+          <w:lang w:val="en-US"/>
+        </w:rPr>
+        <w:t>II</w:t>
+      </w:r>
+      <w:r>
+        <w:rPr>
+          <w:rFonts w:ascii="Noto Serif SC" w:eastAsia="Noto Serif SC" w:hAnsi="Noto Serif SC" w:cs="Noto Serif"/>
+          <w:lang w:val="en-US"/>
+        </w:rPr>
+        <w:t xml:space="preserve"> Zhongyin Suona</w:t>
+      </w:r>
+      <w:r>
+        <w:rPr>
+          <w:rFonts w:ascii="Noto Serif SC" w:eastAsia="Noto Serif SC" w:hAnsi="Noto Serif SC" w:cs="Noto Serif" w:hint="eastAsia"/>
+          <w:lang w:val="en-US"/>
+        </w:rPr>
+        <w:t xml:space="preserve"> II</w:t>
+      </w:r>
+      <w:r>
+        <w:rPr>
+          <w:rFonts w:ascii="Noto Serif SC" w:eastAsia="Noto Serif SC" w:hAnsi="Noto Serif SC" w:cs="Noto Serif"/>
+          <w:lang w:val="en-US"/>
+        </w:rPr>
+        <w:t xml:space="preserve">, </w:t>
+      </w:r>
+      <w:r>
+        <w:rPr>
+          <w:rFonts w:ascii="Noto Serif SC" w:eastAsia="Noto Serif SC" w:hAnsi="Noto Serif SC" w:cs="Noto Serif"/>
+        </w:rPr>
+        <w:t>低音唢呐</w:t>
+      </w:r>
+      <w:r>
+        <w:rPr>
+          <w:rFonts w:ascii="Noto Serif SC" w:eastAsia="Noto Serif SC" w:hAnsi="Noto Serif SC" w:cs="Noto Serif"/>
+          <w:lang w:val="en-GB"/>
+        </w:rPr>
+        <w:t>Diyin Suona</w:t>
+      </w:r>
+      <w:r>
+        <w:rPr>
+          <w:rFonts w:ascii="Noto Serif SC" w:eastAsia="Noto Serif SC" w:hAnsi="Noto Serif SC" w:cs="Noto Serif"/>
+          <w:lang w:val="en-GB"/>
+        </w:rPr>
+        <w:t xml:space="preserve">, </w:t>
+      </w:r>
+      <w:r>
+        <w:rPr>
+          <w:rFonts w:ascii="Noto Serif SC" w:eastAsia="Noto Serif SC" w:hAnsi="Noto Serif SC" w:cs="Noto Serif" w:hint="eastAsia"/>
+        </w:rPr>
+        <w:t>低音管</w:t>
+      </w:r>
+      <w:r>
+        <w:rPr>
+          <w:rFonts w:ascii="Noto Serif SC" w:eastAsia="Noto Serif SC" w:hAnsi="Noto Serif SC" w:cs="Noto Serif" w:hint="eastAsia"/>
+        </w:rPr>
+        <w:t>I</w:t>
+      </w:r>
+      <w:r>
+        <w:rPr>
+          <w:rFonts w:ascii="Noto Serif SC" w:eastAsia="Noto Serif SC" w:hAnsi="Noto Serif SC" w:cs="Noto Serif"/>
+        </w:rPr>
+        <w:t>I</w:t>
+      </w:r>
+      <w:r>
+        <w:rPr>
+          <w:rFonts w:ascii="Noto Serif SC" w:eastAsia="Noto Serif SC" w:hAnsi="Noto Serif SC" w:cs="Noto Serif" w:hint="eastAsia"/>
+        </w:rPr>
+        <w:t xml:space="preserve"> </w:t>
+      </w:r>
+      <w:r>
+        <w:rPr>
+          <w:rFonts w:ascii="Noto Serif SC" w:eastAsia="Noto Serif SC" w:hAnsi="Noto Serif SC" w:cs="Noto Serif"/>
+          <w:lang w:val="en-GB"/>
+        </w:rPr>
+        <w:t>Diyin Guan</w:t>
+      </w:r>
+      <w:r>
+        <w:rPr>
+          <w:rFonts w:ascii="Noto Serif SC" w:eastAsia="Noto Serif SC" w:hAnsi="Noto Serif SC" w:cs="Noto Serif" w:hint="eastAsia"/>
+          <w:lang w:val="en-GB"/>
+        </w:rPr>
+        <w:t xml:space="preserve"> II</w:t>
+      </w:r>
+    </w:p>
+    <w:p>
+      <w:pPr>
+        <w:rPr>
+          <w:rFonts w:ascii="Noto Serif SC" w:eastAsia="Noto Serif SC" w:hAnsi="Noto Serif SC" w:cs="Noto Serif"/>
+          <w:sz w:val="24"/>
+          <w:szCs w:val="24"/>
+          <w:lang w:val="en-US"/>
+        </w:rPr>
+      </w:pPr>
+      <w:r>
+        <w:rPr>
+          <w:rFonts w:ascii="Noto Serif SC" w:eastAsia="Noto Serif SC" w:hAnsi="Noto Serif SC" w:cs="Noto Serif"/>
+          <w:sz w:val="24"/>
+          <w:szCs w:val="24"/>
+          <w:lang w:val="en-US"/>
+        </w:rPr>
+        <w:t xml:space="preserve">管 </w:t>
+      </w:r>
+      <w:r>
+        <w:rPr>
+          <w:rFonts w:ascii="Noto Serif SC" w:eastAsia="Noto Serif SC" w:hAnsi="Noto Serif SC" w:cs="Noto Serif"/>
+          <w:sz w:val="24"/>
+          <w:szCs w:val="24"/>
+          <w:lang w:val="en-US"/>
+        </w:rPr>
+        <w:t>V</w:t>
+      </w:r>
+      <w:r>
+        <w:rPr>
+          <w:rFonts w:ascii="Noto Serif SC" w:eastAsia="Noto Serif SC" w:hAnsi="Noto Serif SC" w:cs="Noto Serif"/>
+          <w:sz w:val="24"/>
+          <w:szCs w:val="24"/>
+          <w:lang w:val="en-US"/>
+        </w:rPr>
+        <w:t xml:space="preserve"> </w:t>
+      </w:r>
+      <w:r>
+        <w:rPr>
+          <w:rFonts w:ascii="Noto Serif SC" w:eastAsia="Noto Serif SC" w:hAnsi="Noto Serif SC" w:cs="Noto Serif"/>
+          <w:sz w:val="24"/>
+          <w:szCs w:val="24"/>
+          <w:lang w:val="en-US"/>
+        </w:rPr>
+        <w:t>Guan</w:t>
+      </w:r>
+      <w:r>
+        <w:rPr>
+          <w:rFonts w:ascii="Noto Serif SC" w:eastAsia="Noto Serif SC" w:hAnsi="Noto Serif SC" w:cs="Noto Serif"/>
+          <w:sz w:val="24"/>
+          <w:szCs w:val="24"/>
+          <w:lang w:val="en-US"/>
+        </w:rPr>
+        <w:t xml:space="preserve"> V: </w:t>
+      </w:r>
+      <w:r>
+        <w:rPr>
+          <w:rFonts w:ascii="Noto Serif SC" w:eastAsia="Noto Serif SC" w:hAnsi="Noto Serif SC" w:cs="Noto Serif" w:hint="eastAsia"/>
+          <w:lang w:val="en-US"/>
+        </w:rPr>
+        <w:t>中音</w:t>
+      </w:r>
+      <w:r>
+        <w:rPr>
+          <w:rFonts w:ascii="Noto Serif SC" w:eastAsia="Noto Serif SC" w:hAnsi="Noto Serif SC" w:cs="Noto Serif" w:hint="eastAsia"/>
+        </w:rPr>
+        <w:t>管</w:t>
+      </w:r>
+      <w:r>
+        <w:rPr>
+          <w:rFonts w:ascii="Noto Serif SC" w:eastAsia="Noto Serif SC" w:hAnsi="Noto Serif SC" w:cs="Noto Serif"/>
+          <w:lang w:val="en-US"/>
+        </w:rPr>
+        <w:t xml:space="preserve"> Zhongyin </w:t>
+      </w:r>
+      <w:r>
+        <w:rPr>
+          <w:rFonts w:ascii="Noto Serif SC" w:eastAsia="Noto Serif SC" w:hAnsi="Noto Serif SC" w:cs="Noto Serif"/>
+          <w:lang w:val="en-US"/>
+        </w:rPr>
+        <w:t>Guan</w:t>
+      </w:r>
+      <w:r>
+        <w:rPr>
+          <w:rFonts w:ascii="Noto Serif SC" w:eastAsia="Noto Serif SC" w:hAnsi="Noto Serif SC" w:cs="Noto Serif"/>
+          <w:lang w:val="en-US"/>
+        </w:rPr>
+        <w:t xml:space="preserve">, </w:t>
+      </w:r>
+      <w:r>
+        <w:rPr>
+          <w:rFonts w:ascii="Noto Serif SC" w:eastAsia="Noto Serif SC" w:hAnsi="Noto Serif SC" w:cs="Noto Serif" w:hint="eastAsia"/>
+          <w:lang w:val="en-GB"/>
+        </w:rPr>
         <w:t>高音管</w:t>
       </w:r>
       <w:r>
@@ -3727,288 +3517,747 @@
         </w:rPr>
         <w:t xml:space="preserve"> </w:t>
       </w:r>
-      <w:proofErr w:type="spellStart"/>
       <w:r>
         <w:rPr>
           <w:rFonts w:ascii="Noto Serif SC" w:eastAsia="Noto Serif SC" w:hAnsi="Noto Serif SC" w:cs="Noto Serif"/>
           <w:lang w:val="en-GB"/>
         </w:rPr>
-        <w:t>Gaoyin</w:t>
-      </w:r>
-      <w:proofErr w:type="spellEnd"/>
+        <w:t xml:space="preserve">II </w:t>
+      </w:r>
       <w:r>
         <w:rPr>
           <w:rFonts w:ascii="Noto Serif SC" w:eastAsia="Noto Serif SC" w:hAnsi="Noto Serif SC" w:cs="Noto Serif"/>
           <w:lang w:val="en-GB"/>
         </w:rPr>
-        <w:t xml:space="preserve"> Guan</w:t>
-      </w:r>
-    </w:p>
-    <w:p>
-      <w:pPr>
-        <w:rPr>
-          <w:rFonts w:ascii="Noto Serif SC" w:eastAsia="Noto Serif SC" w:hAnsi="Noto Serif SC" w:cs="Noto Serif"/>
-          <w:sz w:val="24"/>
-          <w:szCs w:val="24"/>
-          <w:lang w:val="en-US"/>
-        </w:rPr>
-      </w:pPr>
-      <w:r>
-        <w:rPr>
-          <w:rFonts w:ascii="Noto Serif SC" w:eastAsia="Noto Serif SC" w:hAnsi="Noto Serif SC" w:cs="Noto Serif"/>
-          <w:sz w:val="24"/>
-          <w:szCs w:val="24"/>
-          <w:lang w:val="en-US"/>
-        </w:rPr>
-        <w:t>唢呐I</w:t>
-      </w:r>
-      <w:r>
-        <w:rPr>
-          <w:rFonts w:ascii="Noto Serif SC" w:eastAsia="Noto Serif SC" w:hAnsi="Noto Serif SC" w:cs="Noto Serif"/>
-          <w:sz w:val="24"/>
-          <w:szCs w:val="24"/>
-          <w:lang w:val="en-US"/>
-        </w:rPr>
-        <w:t xml:space="preserve">I Suona II: </w:t>
-      </w:r>
-      <w:r>
-        <w:rPr>
-          <w:rFonts w:ascii="Noto Serif SC" w:eastAsia="Noto Serif SC" w:hAnsi="Noto Serif SC" w:cs="Noto Serif" w:hint="eastAsia"/>
+        <w:t>Gaoyin Guan</w:t>
+      </w:r>
+      <w:r>
+        <w:rPr>
+          <w:rFonts w:ascii="Noto Serif SC" w:eastAsia="Noto Serif SC" w:hAnsi="Noto Serif SC" w:cs="Noto Serif"/>
           <w:lang w:val="en-GB"/>
         </w:rPr>
-        <w:t>高音唢呐</w:t>
-      </w:r>
-      <w:r>
-        <w:rPr>
-          <w:rFonts w:ascii="Noto Serif SC" w:eastAsia="Noto Serif SC" w:hAnsi="Noto Serif SC" w:cs="Noto Serif"/>
+        <w:t xml:space="preserve"> II</w:t>
+      </w:r>
+    </w:p>
+    <w:p>
+      <w:pPr>
+        <w:rPr>
+          <w:rFonts w:ascii="Noto Serif SC" w:eastAsia="Noto Serif SC" w:hAnsi="Noto Serif SC" w:cs="Noto Serif"/>
+          <w:sz w:val="24"/>
+          <w:szCs w:val="24"/>
+          <w:lang w:val="en-US"/>
+        </w:rPr>
+      </w:pPr>
+    </w:p>
+    <w:p>
+      <w:pPr>
+        <w:rPr>
+          <w:rFonts w:ascii="Noto Serif SC" w:eastAsia="Noto Serif SC" w:hAnsi="Noto Serif SC" w:cs="Noto Serif"/>
+          <w:sz w:val="24"/>
+          <w:szCs w:val="24"/>
+          <w:lang w:val="en-US"/>
+        </w:rPr>
+      </w:pPr>
+      <w:r>
+        <w:rPr>
+          <w:rFonts w:ascii="Noto Serif SC" w:eastAsia="Noto Serif SC" w:hAnsi="Noto Serif SC" w:cs="Noto Serif" w:hint="eastAsia"/>
+          <w:sz w:val="24"/>
+          <w:szCs w:val="24"/>
+          <w:lang w:val="en-US"/>
+        </w:rPr>
+        <w:t>扬琴</w:t>
+      </w:r>
+      <w:r>
+        <w:rPr>
+          <w:rFonts w:ascii="Noto Serif SC" w:eastAsia="Noto Serif SC" w:hAnsi="Noto Serif SC" w:cs="Noto Serif"/>
+          <w:sz w:val="24"/>
+          <w:szCs w:val="24"/>
+          <w:lang w:val="en-US"/>
+        </w:rPr>
+        <w:t xml:space="preserve"> Yangqin</w:t>
+      </w:r>
+    </w:p>
+    <w:p>
+      <w:pPr>
+        <w:rPr>
+          <w:rFonts w:ascii="Noto Serif SC" w:eastAsia="Noto Serif SC" w:hAnsi="Noto Serif SC" w:cs="Noto Serif"/>
+          <w:sz w:val="24"/>
+          <w:szCs w:val="24"/>
+          <w:lang w:val="en-US"/>
+        </w:rPr>
+      </w:pPr>
+      <w:r>
+        <w:rPr>
+          <w:rFonts w:ascii="Noto Serif SC" w:eastAsia="Noto Serif SC" w:hAnsi="Noto Serif SC" w:cs="Noto Serif" w:hint="eastAsia"/>
+          <w:sz w:val="24"/>
+          <w:szCs w:val="24"/>
+          <w:lang w:val="en-US"/>
+        </w:rPr>
+        <w:t>柳琴</w:t>
+      </w:r>
+      <w:r>
+        <w:rPr>
+          <w:rFonts w:ascii="Noto Serif SC" w:eastAsia="Noto Serif SC" w:hAnsi="Noto Serif SC" w:cs="Noto Serif"/>
+          <w:sz w:val="24"/>
+          <w:szCs w:val="24"/>
+          <w:lang w:val="en-US"/>
+        </w:rPr>
+        <w:t xml:space="preserve"> Liuqin</w:t>
+      </w:r>
+    </w:p>
+    <w:p>
+      <w:pPr>
+        <w:rPr>
+          <w:rFonts w:ascii="Noto Serif SC" w:eastAsia="Noto Serif SC" w:hAnsi="Noto Serif SC" w:cs="Noto Serif"/>
+          <w:sz w:val="24"/>
+          <w:szCs w:val="24"/>
+          <w:lang w:val="en-US"/>
+        </w:rPr>
+      </w:pPr>
+      <w:r>
+        <w:rPr>
+          <w:rFonts w:ascii="Noto Serif SC" w:eastAsia="Noto Serif SC" w:hAnsi="Noto Serif SC" w:cs="Noto Serif" w:hint="eastAsia"/>
+          <w:sz w:val="24"/>
+          <w:szCs w:val="24"/>
+          <w:lang w:val="en-US"/>
+        </w:rPr>
+        <w:t>琵琶</w:t>
+      </w:r>
+      <w:r>
+        <w:rPr>
+          <w:rFonts w:ascii="Noto Serif SC" w:eastAsia="Noto Serif SC" w:hAnsi="Noto Serif SC" w:cs="Noto Serif"/>
+          <w:sz w:val="24"/>
+          <w:szCs w:val="24"/>
+          <w:lang w:val="en-US"/>
+        </w:rPr>
+        <w:t xml:space="preserve"> </w:t>
+      </w:r>
+      <w:r>
+        <w:rPr>
+          <w:rFonts w:ascii="Noto Serif SC" w:eastAsia="Noto Serif SC" w:hAnsi="Noto Serif SC" w:cs="Noto Serif"/>
+          <w:sz w:val="24"/>
+          <w:szCs w:val="24"/>
+          <w:lang w:val="en-US"/>
+        </w:rPr>
+        <w:t>Pipa</w:t>
+      </w:r>
+      <w:r>
+        <w:rPr>
+          <w:rFonts w:ascii="Noto Serif SC" w:eastAsia="Noto Serif SC" w:hAnsi="Noto Serif SC" w:cs="Noto Serif"/>
+          <w:sz w:val="24"/>
+          <w:szCs w:val="24"/>
+          <w:lang w:val="en-US"/>
+        </w:rPr>
+        <w:t xml:space="preserve"> (4)</w:t>
+      </w:r>
+    </w:p>
+    <w:p>
+      <w:pPr>
+        <w:rPr>
+          <w:rFonts w:ascii="Noto Serif SC" w:eastAsia="Noto Serif SC" w:hAnsi="Noto Serif SC" w:cs="Noto Serif"/>
+          <w:sz w:val="24"/>
+          <w:szCs w:val="24"/>
+          <w:lang w:val="en-US"/>
+        </w:rPr>
+      </w:pPr>
+      <w:r>
+        <w:rPr>
+          <w:rFonts w:ascii="Noto Serif SC" w:eastAsia="Noto Serif SC" w:hAnsi="Noto Serif SC" w:cs="Noto Serif" w:hint="eastAsia"/>
+          <w:sz w:val="24"/>
+          <w:szCs w:val="24"/>
+          <w:lang w:val="en-US"/>
+        </w:rPr>
+        <w:t>中阮</w:t>
+      </w:r>
+      <w:r>
+        <w:rPr>
+          <w:rFonts w:ascii="Noto Serif SC" w:eastAsia="Noto Serif SC" w:hAnsi="Noto Serif SC" w:cs="Noto Serif"/>
+          <w:sz w:val="24"/>
+          <w:szCs w:val="24"/>
+          <w:lang w:val="en-US"/>
+        </w:rPr>
+        <w:t xml:space="preserve"> Zhongruan</w:t>
+      </w:r>
+      <w:r>
+        <w:rPr>
+          <w:rFonts w:ascii="Noto Serif SC" w:eastAsia="Noto Serif SC" w:hAnsi="Noto Serif SC" w:cs="Noto Serif"/>
+          <w:sz w:val="24"/>
+          <w:szCs w:val="24"/>
+          <w:lang w:val="en-US"/>
+        </w:rPr>
+        <w:t xml:space="preserve"> (4)</w:t>
+      </w:r>
+    </w:p>
+    <w:p>
+      <w:pPr>
+        <w:rPr>
+          <w:rFonts w:ascii="Noto Serif SC" w:eastAsia="Noto Serif SC" w:hAnsi="Noto Serif SC" w:cs="Noto Serif"/>
+          <w:sz w:val="24"/>
+          <w:szCs w:val="24"/>
+          <w:lang w:val="en-US"/>
+        </w:rPr>
+      </w:pPr>
+      <w:r>
+        <w:rPr>
+          <w:rFonts w:ascii="Noto Serif SC" w:eastAsia="Noto Serif SC" w:hAnsi="Noto Serif SC" w:cs="Noto Serif" w:hint="eastAsia"/>
+          <w:sz w:val="24"/>
+          <w:szCs w:val="24"/>
+        </w:rPr>
+        <w:t>三弦</w:t>
+      </w:r>
+      <w:r>
+        <w:rPr>
+          <w:rFonts w:ascii="Noto Serif SC" w:eastAsia="Noto Serif SC" w:hAnsi="Noto Serif SC" w:cs="Noto Serif"/>
+          <w:sz w:val="24"/>
+          <w:szCs w:val="24"/>
+          <w:lang w:val="en-US"/>
+        </w:rPr>
+        <w:t xml:space="preserve"> Sanxian</w:t>
+      </w:r>
+    </w:p>
+    <w:p>
+      <w:pPr>
+        <w:rPr>
+          <w:rFonts w:ascii="Noto Serif SC" w:eastAsia="Noto Serif SC" w:hAnsi="Noto Serif SC" w:cs="Noto Serif"/>
+          <w:sz w:val="24"/>
+          <w:szCs w:val="24"/>
+          <w:lang w:val="en-US"/>
+        </w:rPr>
+      </w:pPr>
+      <w:r>
+        <w:rPr>
+          <w:rFonts w:ascii="Noto Serif SC" w:eastAsia="Noto Serif SC" w:hAnsi="Noto Serif SC" w:cs="Noto Serif" w:hint="eastAsia"/>
+          <w:sz w:val="24"/>
+          <w:szCs w:val="24"/>
+          <w:lang w:val="en-US"/>
+        </w:rPr>
+        <w:t>大阮</w:t>
+      </w:r>
+      <w:r>
+        <w:rPr>
+          <w:rFonts w:ascii="Noto Serif SC" w:eastAsia="Noto Serif SC" w:hAnsi="Noto Serif SC" w:cs="Noto Serif"/>
+          <w:sz w:val="24"/>
+          <w:szCs w:val="24"/>
+          <w:lang w:val="en-US"/>
+        </w:rPr>
+        <w:t xml:space="preserve"> Daruan</w:t>
+      </w:r>
+    </w:p>
+    <w:p>
+      <w:pPr>
+        <w:rPr>
+          <w:rFonts w:ascii="Noto Serif SC" w:eastAsia="Noto Serif SC" w:hAnsi="Noto Serif SC" w:cs="Noto Serif"/>
+          <w:sz w:val="24"/>
+          <w:szCs w:val="24"/>
+          <w:lang w:val="en-US"/>
+        </w:rPr>
+      </w:pPr>
+      <w:r>
+        <w:rPr>
+          <w:rFonts w:ascii="Noto Serif SC" w:eastAsia="Noto Serif SC" w:hAnsi="Noto Serif SC" w:cs="Noto Serif" w:hint="eastAsia"/>
+          <w:sz w:val="24"/>
+          <w:szCs w:val="24"/>
+        </w:rPr>
+        <w:t>古筝</w:t>
+      </w:r>
+      <w:r>
+        <w:rPr>
+          <w:rFonts w:ascii="Noto Serif SC" w:eastAsia="Noto Serif SC" w:hAnsi="Noto Serif SC" w:cs="Noto Serif"/>
+          <w:sz w:val="24"/>
+          <w:szCs w:val="24"/>
+          <w:lang w:val="en-US"/>
+        </w:rPr>
+        <w:t xml:space="preserve"> Guzheng</w:t>
+      </w:r>
+    </w:p>
+    <w:p>
+      <w:pPr>
+        <w:rPr>
+          <w:rFonts w:ascii="Noto Serif SC" w:eastAsia="Noto Serif SC" w:hAnsi="Noto Serif SC" w:cs="Noto Serif"/>
+          <w:sz w:val="24"/>
+          <w:szCs w:val="24"/>
+          <w:lang w:val="en-US"/>
+        </w:rPr>
+      </w:pPr>
+      <w:r>
+        <w:rPr>
+          <w:rFonts w:ascii="Noto Serif SC" w:eastAsia="Noto Serif SC" w:hAnsi="Noto Serif SC" w:cs="Noto Serif" w:hint="eastAsia"/>
+          <w:sz w:val="24"/>
+          <w:szCs w:val="24"/>
+          <w:lang w:val="en-US"/>
+        </w:rPr>
+        <w:t>竖琴</w:t>
+      </w:r>
+      <w:r>
+        <w:rPr>
+          <w:rFonts w:ascii="Noto Serif SC" w:eastAsia="Noto Serif SC" w:hAnsi="Noto Serif SC" w:cs="Noto Serif"/>
+          <w:sz w:val="24"/>
+          <w:szCs w:val="24"/>
+          <w:lang w:val="en-US"/>
+        </w:rPr>
+        <w:t xml:space="preserve"> Harp</w:t>
+      </w:r>
+    </w:p>
+    <w:p>
+      <w:pPr>
+        <w:rPr>
+          <w:rFonts w:ascii="Noto Serif SC" w:eastAsia="Noto Serif SC" w:hAnsi="Noto Serif SC" w:cs="Noto Serif"/>
+          <w:sz w:val="24"/>
+          <w:szCs w:val="24"/>
+          <w:lang w:val="en-US"/>
+        </w:rPr>
+      </w:pPr>
+    </w:p>
+    <w:p>
+      <w:pPr>
+        <w:rPr>
+          <w:rFonts w:ascii="Noto Serif SC" w:eastAsia="Noto Serif SC" w:hAnsi="Noto Serif SC" w:cs="Noto Serif"/>
+          <w:sz w:val="24"/>
+          <w:szCs w:val="24"/>
+          <w:lang w:val="en-US"/>
+        </w:rPr>
+      </w:pPr>
+      <w:r>
+        <w:rPr>
+          <w:rFonts w:ascii="Noto Serif SC" w:eastAsia="Noto Serif SC" w:hAnsi="Noto Serif SC" w:cs="Noto Serif"/>
+          <w:sz w:val="24"/>
+          <w:szCs w:val="24"/>
+        </w:rPr>
+        <w:t>6</w:t>
+      </w:r>
+      <w:r>
+        <w:rPr>
+          <w:rFonts w:ascii="Noto Serif SC" w:eastAsia="Noto Serif SC" w:hAnsi="Noto Serif SC" w:cs="Noto Serif" w:hint="eastAsia"/>
+          <w:sz w:val="24"/>
+          <w:szCs w:val="24"/>
+        </w:rPr>
+        <w:t xml:space="preserve"> 打击乐 </w:t>
+      </w:r>
+      <w:r>
+        <w:rPr>
+          <w:rFonts w:ascii="Noto Serif SC" w:eastAsia="Noto Serif SC" w:hAnsi="Noto Serif SC" w:cs="Noto Serif"/>
+          <w:sz w:val="24"/>
+          <w:szCs w:val="24"/>
+        </w:rPr>
+        <w:t>Percussion</w:t>
+      </w:r>
+    </w:p>
+    <w:p>
+      <w:pPr>
+        <w:ind w:left="288"/>
+        <w:rPr>
+          <w:rFonts w:ascii="Noto Serif SC" w:eastAsia="Noto Serif SC" w:hAnsi="Noto Serif SC" w:cs="Noto Serif"/>
+          <w:sz w:val="20"/>
+          <w:szCs w:val="20"/>
           <w:lang w:val="en-GB"/>
         </w:rPr>
-        <w:t>II Gaoyin Suona II</w:t>
-      </w:r>
-    </w:p>
-    <w:p>
-      <w:pPr>
-        <w:rPr>
-          <w:rFonts w:ascii="Noto Serif SC" w:eastAsia="Noto Serif SC" w:hAnsi="Noto Serif SC" w:cs="Noto Serif" w:hint="eastAsia"/>
-          <w:lang w:val="en-US"/>
-        </w:rPr>
-      </w:pPr>
-      <w:r>
-        <w:rPr>
-          <w:rFonts w:ascii="Noto Serif SC" w:eastAsia="Noto Serif SC" w:hAnsi="Noto Serif SC" w:cs="Noto Serif"/>
-          <w:sz w:val="24"/>
-          <w:szCs w:val="24"/>
-          <w:lang w:val="en-US"/>
-        </w:rPr>
-        <w:t>唢呐/管 I</w:t>
-      </w:r>
-      <w:r>
-        <w:rPr>
-          <w:rFonts w:ascii="Noto Serif SC" w:eastAsia="Noto Serif SC" w:hAnsi="Noto Serif SC" w:cs="Noto Serif"/>
-          <w:sz w:val="24"/>
-          <w:szCs w:val="24"/>
-          <w:lang w:val="en-US"/>
-        </w:rPr>
-        <w:t xml:space="preserve">II </w:t>
-      </w:r>
-      <w:r>
-        <w:rPr>
-          <w:rFonts w:ascii="Noto Serif SC" w:eastAsia="Noto Serif SC" w:hAnsi="Noto Serif SC" w:cs="Noto Serif"/>
-          <w:sz w:val="24"/>
-          <w:szCs w:val="24"/>
-          <w:lang w:val="en-US"/>
-        </w:rPr>
-        <w:t>S</w:t>
-      </w:r>
-      <w:r>
-        <w:rPr>
-          <w:rFonts w:ascii="Noto Serif SC" w:eastAsia="Noto Serif SC" w:hAnsi="Noto Serif SC" w:cs="Noto Serif"/>
-          <w:sz w:val="24"/>
-          <w:szCs w:val="24"/>
-          <w:lang w:val="en-US"/>
-        </w:rPr>
-        <w:t>uona</w:t>
-      </w:r>
-      <w:r>
-        <w:rPr>
-          <w:rFonts w:ascii="Noto Serif SC" w:eastAsia="Noto Serif SC" w:hAnsi="Noto Serif SC" w:cs="Noto Serif"/>
-          <w:sz w:val="24"/>
-          <w:szCs w:val="24"/>
-          <w:lang w:val="en-US"/>
-        </w:rPr>
-        <w:t xml:space="preserve">/Guan </w:t>
-      </w:r>
-      <w:r>
-        <w:rPr>
-          <w:rFonts w:ascii="Noto Serif SC" w:eastAsia="Noto Serif SC" w:hAnsi="Noto Serif SC" w:cs="Noto Serif"/>
-          <w:sz w:val="24"/>
-          <w:szCs w:val="24"/>
-          <w:lang w:val="en-US"/>
-        </w:rPr>
-        <w:t>II</w:t>
-      </w:r>
-      <w:r>
-        <w:rPr>
-          <w:rFonts w:ascii="Noto Serif SC" w:eastAsia="Noto Serif SC" w:hAnsi="Noto Serif SC" w:cs="Noto Serif"/>
-          <w:sz w:val="24"/>
-          <w:szCs w:val="24"/>
-          <w:lang w:val="en-US"/>
-        </w:rPr>
-        <w:t>I</w:t>
-      </w:r>
-      <w:r>
-        <w:rPr>
-          <w:rFonts w:ascii="Noto Serif SC" w:eastAsia="Noto Serif SC" w:hAnsi="Noto Serif SC" w:cs="Noto Serif"/>
-          <w:sz w:val="24"/>
-          <w:szCs w:val="24"/>
-          <w:lang w:val="en-US"/>
-        </w:rPr>
-        <w:t xml:space="preserve">: </w:t>
-      </w:r>
-      <w:r>
-        <w:rPr>
-          <w:rFonts w:ascii="Noto Serif SC" w:eastAsia="Noto Serif SC" w:hAnsi="Noto Serif SC" w:cs="Noto Serif" w:hint="eastAsia"/>
-        </w:rPr>
-        <w:t>低音管</w:t>
-      </w:r>
-      <w:r>
-        <w:rPr>
-          <w:rFonts w:ascii="Noto Serif SC" w:eastAsia="Noto Serif SC" w:hAnsi="Noto Serif SC" w:cs="Noto Serif" w:hint="eastAsia"/>
-        </w:rPr>
-        <w:t xml:space="preserve">I </w:t>
-      </w:r>
-      <w:r>
-        <w:rPr>
-          <w:rFonts w:ascii="Noto Serif SC" w:eastAsia="Noto Serif SC" w:hAnsi="Noto Serif SC" w:cs="Noto Serif"/>
-          <w:lang w:val="en-GB"/>
-        </w:rPr>
-        <w:t>Diyin Guan</w:t>
-      </w:r>
-      <w:r>
-        <w:rPr>
-          <w:rFonts w:ascii="Noto Serif SC" w:eastAsia="Noto Serif SC" w:hAnsi="Noto Serif SC" w:cs="Noto Serif" w:hint="eastAsia"/>
-          <w:lang w:val="en-GB"/>
-        </w:rPr>
-        <w:t xml:space="preserve"> I</w:t>
-      </w:r>
-      <w:r>
-        <w:rPr>
-          <w:rFonts w:ascii="Noto Serif SC" w:eastAsia="Noto Serif SC" w:hAnsi="Noto Serif SC" w:cs="Noto Serif"/>
-          <w:lang w:val="en-GB"/>
+      </w:pPr>
+      <w:r>
+        <w:rPr>
+          <w:rFonts w:ascii="Noto Serif SC" w:eastAsia="Noto Serif SC" w:hAnsi="Noto Serif SC" w:cs="Noto Serif"/>
+          <w:sz w:val="20"/>
+          <w:szCs w:val="20"/>
+        </w:rPr>
+        <w:t xml:space="preserve">I: </w:t>
+      </w:r>
+      <w:r>
+        <w:rPr>
+          <w:rFonts w:ascii="Noto Serif SC" w:eastAsia="Noto Serif SC" w:hAnsi="Noto Serif SC" w:cs="Noto Serif"/>
+          <w:sz w:val="20"/>
+          <w:szCs w:val="20"/>
+        </w:rPr>
+        <w:t>(</w:t>
+      </w:r>
+      <w:r>
+        <w:rPr>
+          <w:rFonts w:ascii="Noto Serif SC" w:eastAsia="Noto Serif SC" w:hAnsi="Noto Serif SC" w:cs="Noto Serif" w:hint="eastAsia"/>
+          <w:sz w:val="20"/>
+          <w:szCs w:val="20"/>
+        </w:rPr>
+        <w:t>西方</w:t>
+      </w:r>
+      <w:r>
+        <w:rPr>
+          <w:rFonts w:ascii="Noto Serif SC" w:eastAsia="Noto Serif SC" w:hAnsi="Noto Serif SC" w:cs="Noto Serif"/>
+          <w:sz w:val="20"/>
+          <w:szCs w:val="20"/>
+        </w:rPr>
+        <w:t xml:space="preserve">) </w:t>
+      </w:r>
+      <w:r>
+        <w:rPr>
+          <w:rFonts w:ascii="Noto Serif SC" w:eastAsia="Noto Serif SC" w:hAnsi="Noto Serif SC" w:cs="Noto Serif" w:hint="eastAsia"/>
+          <w:sz w:val="20"/>
+          <w:szCs w:val="20"/>
+        </w:rPr>
+        <w:t>木鱼</w:t>
+      </w:r>
+      <w:r>
+        <w:rPr>
+          <w:rFonts w:ascii="Noto Serif SC" w:eastAsia="Noto Serif SC" w:hAnsi="Noto Serif SC" w:cs="Noto Serif"/>
+          <w:sz w:val="20"/>
+          <w:szCs w:val="20"/>
+        </w:rPr>
+        <w:t xml:space="preserve"> Woodblocks, </w:t>
+      </w:r>
+      <w:r>
+        <w:rPr>
+          <w:rFonts w:ascii="Noto Serif SC" w:eastAsia="Noto Serif SC" w:hAnsi="Noto Serif SC" w:cs="Noto Serif" w:hint="eastAsia"/>
+          <w:sz w:val="20"/>
+          <w:szCs w:val="20"/>
+        </w:rPr>
+        <w:t>钟琴</w:t>
+      </w:r>
+      <w:r>
+        <w:rPr>
+          <w:rFonts w:ascii="Noto Serif SC" w:eastAsia="Noto Serif SC" w:hAnsi="Noto Serif SC" w:cs="Noto Serif"/>
+          <w:sz w:val="20"/>
+          <w:szCs w:val="20"/>
+        </w:rPr>
+        <w:t xml:space="preserve"> Glockenspiel, </w:t>
+      </w:r>
+      <w:r>
+        <w:rPr>
+          <w:rFonts w:ascii="Noto Serif SC" w:eastAsia="Noto Serif SC" w:hAnsi="Noto Serif SC" w:cs="Noto Serif" w:hint="eastAsia"/>
+          <w:sz w:val="20"/>
+          <w:szCs w:val="20"/>
+        </w:rPr>
+        <w:t>云锣</w:t>
+      </w:r>
+      <w:r>
+        <w:rPr>
+          <w:rFonts w:ascii="Noto Serif SC" w:eastAsia="Noto Serif SC" w:hAnsi="Noto Serif SC" w:cs="Noto Serif"/>
+          <w:sz w:val="20"/>
+          <w:szCs w:val="20"/>
+        </w:rPr>
+        <w:t xml:space="preserve"> Yunluo, </w:t>
+      </w:r>
+      <w:r>
+        <w:rPr>
+          <w:rFonts w:ascii="Noto Serif SC" w:eastAsia="Noto Serif SC" w:hAnsi="Noto Serif SC" w:cs="Noto Serif" w:hint="eastAsia"/>
+          <w:sz w:val="20"/>
+          <w:szCs w:val="20"/>
+        </w:rPr>
+        <w:t>小堂鼓</w:t>
+      </w:r>
+      <w:r>
+        <w:rPr>
+          <w:rFonts w:ascii="Noto Serif SC" w:eastAsia="Noto Serif SC" w:hAnsi="Noto Serif SC" w:cs="Noto Serif"/>
+          <w:sz w:val="20"/>
+          <w:szCs w:val="20"/>
+        </w:rPr>
+        <w:t xml:space="preserve"> Xiaotanggu, </w:t>
+      </w:r>
+      <w:r>
+        <w:rPr>
+          <w:rFonts w:ascii="Noto Serif SC" w:eastAsia="Noto Serif SC" w:hAnsi="Noto Serif SC" w:cs="Noto Serif" w:hint="eastAsia"/>
+          <w:sz w:val="20"/>
+          <w:szCs w:val="20"/>
+        </w:rPr>
+        <w:t>排鼓</w:t>
+      </w:r>
+      <w:r>
+        <w:rPr>
+          <w:rFonts w:ascii="Noto Serif SC" w:eastAsia="Noto Serif SC" w:hAnsi="Noto Serif SC" w:cs="Noto Serif"/>
+          <w:sz w:val="20"/>
+          <w:szCs w:val="20"/>
+        </w:rPr>
+        <w:t xml:space="preserve"> Paigu, </w:t>
+      </w:r>
+      <w:r>
+        <w:rPr>
+          <w:rFonts w:ascii="Noto Serif SC" w:eastAsia="Noto Serif SC" w:hAnsi="Noto Serif SC" w:cs="Noto Serif" w:hint="eastAsia"/>
+          <w:sz w:val="20"/>
+          <w:szCs w:val="20"/>
+        </w:rPr>
+        <w:t>中国</w:t>
+      </w:r>
+      <w:r>
+        <w:rPr>
+          <w:rFonts w:ascii="Noto Serif SC" w:eastAsia="Noto Serif SC" w:hAnsi="Noto Serif SC" w:cs="Noto Serif" w:hint="eastAsia"/>
+          <w:sz w:val="20"/>
+          <w:szCs w:val="20"/>
+        </w:rPr>
+        <w:t>木鱼</w:t>
+      </w:r>
+      <w:r>
+        <w:rPr>
+          <w:rFonts w:ascii="Noto Serif SC" w:eastAsia="Noto Serif SC" w:hAnsi="Noto Serif SC" w:cs="Noto Serif"/>
+          <w:sz w:val="20"/>
+          <w:szCs w:val="20"/>
+        </w:rPr>
+        <w:t xml:space="preserve"> Chinese Woodblock</w:t>
+      </w:r>
+      <w:r>
+        <w:rPr>
+          <w:rFonts w:ascii="Noto Serif SC" w:eastAsia="Noto Serif SC" w:hAnsi="Noto Serif SC" w:cs="Noto Serif"/>
+          <w:sz w:val="20"/>
+          <w:szCs w:val="20"/>
+        </w:rPr>
+        <w:t xml:space="preserve"> (Muyu)</w:t>
+      </w:r>
+    </w:p>
+    <w:p>
+      <w:pPr>
+        <w:ind w:left="288"/>
+        <w:rPr>
+          <w:rFonts w:ascii="Noto Serif SC" w:eastAsia="Noto Serif SC" w:hAnsi="Noto Serif SC" w:cs="Noto Serif"/>
+          <w:sz w:val="20"/>
+          <w:szCs w:val="20"/>
+          <w:lang w:val="en-US"/>
+        </w:rPr>
+      </w:pPr>
+      <w:r>
+        <w:rPr>
+          <w:rFonts w:ascii="Noto Serif SC" w:eastAsia="Noto Serif SC" w:hAnsi="Noto Serif SC" w:cs="Noto Serif"/>
+          <w:sz w:val="20"/>
+          <w:szCs w:val="20"/>
+          <w:lang w:val="en-US"/>
+        </w:rPr>
+        <w:t xml:space="preserve">II: </w:t>
+      </w:r>
+      <w:r>
+        <w:rPr>
+          <w:rFonts w:ascii="Noto Serif SC" w:eastAsia="Noto Serif SC" w:hAnsi="Noto Serif SC" w:cs="Noto Serif" w:hint="eastAsia"/>
+          <w:sz w:val="20"/>
+          <w:szCs w:val="20"/>
+        </w:rPr>
+        <w:t>中国木鱼</w:t>
+      </w:r>
+      <w:r>
+        <w:rPr>
+          <w:rFonts w:ascii="Noto Serif SC" w:eastAsia="Noto Serif SC" w:hAnsi="Noto Serif SC" w:cs="Noto Serif"/>
+          <w:sz w:val="20"/>
+          <w:szCs w:val="20"/>
+        </w:rPr>
+        <w:t xml:space="preserve"> Chinese Woodblock</w:t>
+      </w:r>
+      <w:r>
+        <w:rPr>
+          <w:rFonts w:ascii="Noto Serif SC" w:eastAsia="Noto Serif SC" w:hAnsi="Noto Serif SC" w:cs="Noto Serif"/>
+          <w:sz w:val="20"/>
+          <w:szCs w:val="20"/>
+        </w:rPr>
+        <w:t xml:space="preserve"> (Muyu)</w:t>
+      </w:r>
+      <w:r>
+        <w:rPr>
+          <w:rFonts w:ascii="Noto Serif SC" w:eastAsia="Noto Serif SC" w:hAnsi="Noto Serif SC" w:cs="Noto Serif"/>
+          <w:sz w:val="20"/>
+          <w:szCs w:val="20"/>
         </w:rPr>
         <w:t xml:space="preserve">, </w:t>
       </w:r>
       <w:r>
         <w:rPr>
           <w:rFonts w:ascii="Noto Serif SC" w:eastAsia="Noto Serif SC" w:hAnsi="Noto Serif SC" w:cs="Noto Serif" w:hint="eastAsia"/>
-          <w:lang w:val="en-US"/>
-        </w:rPr>
-        <w:t>中音唢呐</w:t>
-      </w:r>
-      <w:r>
-        <w:rPr>
-          <w:rFonts w:ascii="Noto Serif SC" w:eastAsia="Noto Serif SC" w:hAnsi="Noto Serif SC" w:cs="Noto Serif"/>
-          <w:lang w:val="en-US"/>
+          <w:sz w:val="20"/>
+          <w:szCs w:val="20"/>
+        </w:rPr>
+        <w:t>颤音琴</w:t>
+      </w:r>
+      <w:r>
+        <w:rPr>
+          <w:rFonts w:ascii="Noto Serif SC" w:eastAsia="Noto Serif SC" w:hAnsi="Noto Serif SC" w:cs="Noto Serif"/>
+          <w:sz w:val="20"/>
+          <w:szCs w:val="20"/>
+        </w:rPr>
+        <w:t xml:space="preserve"> Vibraphone, </w:t>
+      </w:r>
+      <w:r>
+        <w:rPr>
+          <w:rFonts w:ascii="Noto Serif SC" w:eastAsia="Noto Serif SC" w:hAnsi="Noto Serif SC" w:cs="Noto Serif" w:hint="eastAsia"/>
+          <w:sz w:val="20"/>
+          <w:szCs w:val="20"/>
+        </w:rPr>
+        <w:t>大钹</w:t>
+      </w:r>
+      <w:r>
+        <w:rPr>
+          <w:rFonts w:ascii="Noto Serif SC" w:eastAsia="Noto Serif SC" w:hAnsi="Noto Serif SC" w:cs="Noto Serif"/>
+          <w:sz w:val="20"/>
+          <w:szCs w:val="20"/>
+        </w:rPr>
+        <w:t xml:space="preserve"> Dabo</w:t>
+      </w:r>
+      <w:r>
+        <w:rPr>
+          <w:rFonts w:ascii="Noto Serif SC" w:eastAsia="Noto Serif SC" w:hAnsi="Noto Serif SC" w:cs="Noto Serif"/>
+          <w:sz w:val="20"/>
+          <w:szCs w:val="20"/>
+        </w:rPr>
+        <w:t>,</w:t>
+      </w:r>
+      <w:r>
+        <w:rPr>
+          <w:rFonts w:ascii="Noto Serif SC" w:eastAsia="Noto Serif SC" w:hAnsi="Noto Serif SC" w:cs="Noto Serif"/>
+          <w:sz w:val="20"/>
+          <w:szCs w:val="20"/>
         </w:rPr>
         <w:t xml:space="preserve"> </w:t>
       </w:r>
       <w:r>
         <w:rPr>
           <w:rFonts w:ascii="Noto Serif SC" w:eastAsia="Noto Serif SC" w:hAnsi="Noto Serif SC" w:cs="Noto Serif" w:hint="eastAsia"/>
-          <w:lang w:val="en-US"/>
-        </w:rPr>
-        <w:t>I</w:t>
-      </w:r>
-      <w:r>
-        <w:rPr>
-          <w:rFonts w:ascii="Noto Serif SC" w:eastAsia="Noto Serif SC" w:hAnsi="Noto Serif SC" w:cs="Noto Serif"/>
-          <w:lang w:val="en-US"/>
+          <w:sz w:val="20"/>
+          <w:szCs w:val="20"/>
+        </w:rPr>
+        <w:t>排鼓</w:t>
+      </w:r>
+      <w:r>
+        <w:rPr>
+          <w:rFonts w:ascii="Noto Serif SC" w:eastAsia="Noto Serif SC" w:hAnsi="Noto Serif SC" w:cs="Noto Serif"/>
+          <w:sz w:val="20"/>
+          <w:szCs w:val="20"/>
+        </w:rPr>
+        <w:t xml:space="preserve"> Paigu, </w:t>
+      </w:r>
+      <w:r>
+        <w:rPr>
+          <w:rFonts w:ascii="Noto Serif SC" w:eastAsia="Noto Serif SC" w:hAnsi="Noto Serif SC" w:cs="Noto Serif" w:hint="eastAsia"/>
+          <w:sz w:val="20"/>
+          <w:szCs w:val="20"/>
+        </w:rPr>
+        <w:t>西洋镲</w:t>
+      </w:r>
+      <w:r>
+        <w:rPr>
+          <w:rFonts w:ascii="Noto Serif SC" w:eastAsia="Noto Serif SC" w:hAnsi="Noto Serif SC" w:cs="Noto Serif"/>
+          <w:sz w:val="20"/>
+          <w:szCs w:val="20"/>
+        </w:rPr>
+        <w:t xml:space="preserve"> Cymbals</w:t>
+      </w:r>
+      <w:r>
+        <w:rPr>
+          <w:rFonts w:ascii="Noto Serif SC" w:eastAsia="Noto Serif SC" w:hAnsi="Noto Serif SC" w:cs="Noto Serif"/>
+          <w:sz w:val="20"/>
+          <w:szCs w:val="20"/>
+        </w:rPr>
+        <w:t>,</w:t>
+      </w:r>
+      <w:r>
+        <w:rPr>
+          <w:rFonts w:ascii="Noto Serif SC" w:eastAsia="Noto Serif SC" w:hAnsi="Noto Serif SC" w:cs="Noto Serif"/>
+          <w:sz w:val="20"/>
+          <w:szCs w:val="20"/>
         </w:rPr>
         <w:t xml:space="preserve"> </w:t>
       </w:r>
-      <w:proofErr w:type="spellStart"/>
-      <w:r>
-        <w:rPr>
-          <w:rFonts w:ascii="Noto Serif SC" w:eastAsia="Noto Serif SC" w:hAnsi="Noto Serif SC" w:cs="Noto Serif"/>
-          <w:lang w:val="en-US"/>
-        </w:rPr>
-        <w:t>Zhongyin</w:t>
-      </w:r>
-      <w:proofErr w:type="spellEnd"/>
-      <w:r>
-        <w:rPr>
-          <w:rFonts w:ascii="Noto Serif SC" w:eastAsia="Noto Serif SC" w:hAnsi="Noto Serif SC" w:cs="Noto Serif"/>
-          <w:lang w:val="en-US"/>
-        </w:rPr>
-        <w:t xml:space="preserve"> Suona</w:t>
-      </w:r>
-      <w:r>
-        <w:rPr>
-          <w:rFonts w:ascii="Noto Serif SC" w:eastAsia="Noto Serif SC" w:hAnsi="Noto Serif SC" w:cs="Noto Serif" w:hint="eastAsia"/>
-          <w:lang w:val="en-US"/>
-        </w:rPr>
-        <w:t xml:space="preserve"> I</w:t>
-      </w:r>
-    </w:p>
-    <w:p>
-      <w:pPr>
-        <w:rPr>
-          <w:rFonts w:ascii="Noto Serif SC" w:eastAsia="Noto Serif SC" w:hAnsi="Noto Serif SC" w:cs="Noto Serif" w:hint="eastAsia"/>
-          <w:sz w:val="24"/>
-          <w:szCs w:val="24"/>
-          <w:lang w:val="en-GB"/>
-        </w:rPr>
-      </w:pPr>
-      <w:r>
-        <w:rPr>
-          <w:rFonts w:ascii="Noto Serif SC" w:eastAsia="Noto Serif SC" w:hAnsi="Noto Serif SC" w:cs="Noto Serif"/>
-          <w:sz w:val="24"/>
-          <w:szCs w:val="24"/>
-          <w:lang w:val="en-US"/>
-        </w:rPr>
-        <w:t>唢呐/管 I</w:t>
-      </w:r>
-      <w:r>
-        <w:rPr>
-          <w:rFonts w:ascii="Noto Serif SC" w:eastAsia="Noto Serif SC" w:hAnsi="Noto Serif SC" w:cs="Noto Serif"/>
-          <w:sz w:val="24"/>
-          <w:szCs w:val="24"/>
-          <w:lang w:val="en-US"/>
-        </w:rPr>
-        <w:t xml:space="preserve">V </w:t>
-      </w:r>
-      <w:r>
-        <w:rPr>
-          <w:rFonts w:ascii="Noto Serif SC" w:eastAsia="Noto Serif SC" w:hAnsi="Noto Serif SC" w:cs="Noto Serif"/>
-          <w:sz w:val="24"/>
-          <w:szCs w:val="24"/>
-          <w:lang w:val="en-US"/>
-        </w:rPr>
-        <w:t>S</w:t>
-      </w:r>
-      <w:r>
-        <w:rPr>
-          <w:rFonts w:ascii="Noto Serif SC" w:eastAsia="Noto Serif SC" w:hAnsi="Noto Serif SC" w:cs="Noto Serif"/>
-          <w:sz w:val="24"/>
-          <w:szCs w:val="24"/>
-          <w:lang w:val="en-US"/>
-        </w:rPr>
-        <w:t>uona</w:t>
-      </w:r>
-      <w:r>
-        <w:rPr>
-          <w:rFonts w:ascii="Noto Serif SC" w:eastAsia="Noto Serif SC" w:hAnsi="Noto Serif SC" w:cs="Noto Serif"/>
-          <w:sz w:val="24"/>
-          <w:szCs w:val="24"/>
-          <w:lang w:val="en-US"/>
-        </w:rPr>
-        <w:t xml:space="preserve">/Guan </w:t>
-      </w:r>
-      <w:r>
-        <w:rPr>
-          <w:rFonts w:ascii="Noto Serif SC" w:eastAsia="Noto Serif SC" w:hAnsi="Noto Serif SC" w:cs="Noto Serif"/>
-          <w:sz w:val="24"/>
-          <w:szCs w:val="24"/>
+      <w:r>
+        <w:rPr>
+          <w:rFonts w:ascii="Noto Serif SC" w:eastAsia="Noto Serif SC" w:hAnsi="Noto Serif SC" w:cs="Noto Serif" w:hint="eastAsia"/>
+          <w:sz w:val="20"/>
+          <w:szCs w:val="20"/>
+        </w:rPr>
+        <w:t>通通鼓</w:t>
+      </w:r>
+      <w:r>
+        <w:rPr>
+          <w:rFonts w:ascii="Noto Serif SC" w:eastAsia="Noto Serif SC" w:hAnsi="Noto Serif SC" w:cs="Noto Serif"/>
+          <w:sz w:val="20"/>
+          <w:szCs w:val="20"/>
+        </w:rPr>
+        <w:t xml:space="preserve"> Tom-toms</w:t>
+      </w:r>
+    </w:p>
+    <w:p>
+      <w:pPr>
+        <w:ind w:left="288"/>
+        <w:rPr>
+          <w:rFonts w:ascii="Noto Serif SC" w:eastAsia="Noto Serif SC" w:hAnsi="Noto Serif SC" w:cs="Noto Serif"/>
+          <w:sz w:val="20"/>
+          <w:szCs w:val="20"/>
+        </w:rPr>
+      </w:pPr>
+      <w:r>
+        <w:rPr>
+          <w:rFonts w:ascii="Noto Serif SC" w:eastAsia="Noto Serif SC" w:hAnsi="Noto Serif SC" w:cs="Noto Serif"/>
+          <w:sz w:val="20"/>
+          <w:szCs w:val="20"/>
+          <w:lang w:val="en-US"/>
+        </w:rPr>
+        <w:t xml:space="preserve">III: </w:t>
+      </w:r>
+      <w:r>
+        <w:rPr>
+          <w:rFonts w:ascii="Noto Serif SC" w:eastAsia="Noto Serif SC" w:hAnsi="Noto Serif SC" w:cs="Noto Serif" w:hint="eastAsia"/>
+          <w:sz w:val="20"/>
+          <w:szCs w:val="20"/>
+        </w:rPr>
+        <w:t>木琴</w:t>
+      </w:r>
+      <w:r>
+        <w:rPr>
+          <w:rFonts w:ascii="Noto Serif SC" w:eastAsia="Noto Serif SC" w:hAnsi="Noto Serif SC" w:cs="Noto Serif"/>
+          <w:sz w:val="20"/>
+          <w:szCs w:val="20"/>
+        </w:rPr>
+        <w:t xml:space="preserve"> Xylophone, </w:t>
+      </w:r>
+      <w:r>
+        <w:rPr>
+          <w:rFonts w:ascii="Noto Serif SC" w:eastAsia="Noto Serif SC" w:hAnsi="Noto Serif SC" w:cs="Noto Serif" w:hint="eastAsia"/>
+          <w:sz w:val="20"/>
+          <w:szCs w:val="20"/>
+        </w:rPr>
+        <w:t>通通鼓</w:t>
+      </w:r>
+      <w:r>
+        <w:rPr>
+          <w:rFonts w:ascii="Noto Serif SC" w:eastAsia="Noto Serif SC" w:hAnsi="Noto Serif SC" w:cs="Noto Serif"/>
+          <w:sz w:val="20"/>
+          <w:szCs w:val="20"/>
+        </w:rPr>
+        <w:t xml:space="preserve"> Tom-toms, </w:t>
+      </w:r>
+      <w:r>
+        <w:rPr>
+          <w:rFonts w:ascii="Noto Serif SC" w:eastAsia="Noto Serif SC" w:hAnsi="Noto Serif SC" w:cs="Noto Serif" w:hint="eastAsia"/>
+          <w:sz w:val="20"/>
+          <w:szCs w:val="20"/>
+        </w:rPr>
+        <w:t>乐鞭</w:t>
+      </w:r>
+      <w:r>
+        <w:rPr>
+          <w:rFonts w:ascii="Noto Serif SC" w:eastAsia="Noto Serif SC" w:hAnsi="Noto Serif SC" w:cs="Noto Serif"/>
+          <w:sz w:val="20"/>
+          <w:szCs w:val="20"/>
+        </w:rPr>
+        <w:t xml:space="preserve"> Whip, </w:t>
+      </w:r>
+      <w:r>
+        <w:rPr>
+          <w:rFonts w:ascii="Noto Serif SC" w:eastAsia="Noto Serif SC" w:hAnsi="Noto Serif SC" w:cs="Noto Serif" w:hint="eastAsia"/>
+          <w:sz w:val="20"/>
+          <w:szCs w:val="20"/>
+        </w:rPr>
+        <w:t>康嘎鼓</w:t>
+      </w:r>
+      <w:r>
+        <w:rPr>
+          <w:rFonts w:ascii="Noto Serif SC" w:eastAsia="Noto Serif SC" w:hAnsi="Noto Serif SC" w:cs="Noto Serif"/>
+          <w:sz w:val="20"/>
+          <w:szCs w:val="20"/>
+        </w:rPr>
+        <w:t xml:space="preserve"> Congas</w:t>
+      </w:r>
+    </w:p>
+    <w:p>
+      <w:pPr>
+        <w:ind w:left="288"/>
+        <w:rPr>
+          <w:rFonts w:ascii="Noto Serif SC" w:eastAsia="Noto Serif SC" w:hAnsi="Noto Serif SC" w:cs="Noto Serif"/>
+          <w:sz w:val="20"/>
+          <w:szCs w:val="20"/>
+        </w:rPr>
+      </w:pPr>
+      <w:r>
+        <w:rPr>
+          <w:rFonts w:ascii="Noto Serif SC" w:eastAsia="Noto Serif SC" w:hAnsi="Noto Serif SC" w:cs="Noto Serif"/>
+          <w:sz w:val="20"/>
+          <w:szCs w:val="20"/>
           <w:lang w:val="en-US"/>
         </w:rPr>
         <w:t xml:space="preserve">IV: </w:t>
@@ -4016,1390 +4265,283 @@
       <w:r>
         <w:rPr>
           <w:rFonts w:ascii="Noto Serif SC" w:eastAsia="Noto Serif SC" w:hAnsi="Noto Serif SC" w:cs="Noto Serif" w:hint="eastAsia"/>
-          <w:lang w:val="en-US"/>
-        </w:rPr>
-        <w:t>中音唢呐</w:t>
-      </w:r>
-      <w:r>
-        <w:rPr>
-          <w:rFonts w:ascii="Noto Serif SC" w:eastAsia="Noto Serif SC" w:hAnsi="Noto Serif SC" w:cs="Noto Serif"/>
-          <w:lang w:val="en-US"/>
+          <w:sz w:val="20"/>
+          <w:szCs w:val="20"/>
+        </w:rPr>
+        <w:t>编钟</w:t>
+      </w:r>
+      <w:r>
+        <w:rPr>
+          <w:rFonts w:ascii="Noto Serif SC" w:eastAsia="Noto Serif SC" w:hAnsi="Noto Serif SC" w:cs="Noto Serif"/>
+          <w:sz w:val="20"/>
+          <w:szCs w:val="20"/>
+        </w:rPr>
+        <w:t xml:space="preserve"> Bianzhong, </w:t>
+      </w:r>
+      <w:r>
+        <w:rPr>
+          <w:rFonts w:ascii="Noto Serif SC" w:eastAsia="Noto Serif SC" w:hAnsi="Noto Serif SC" w:cs="Noto Serif" w:hint="eastAsia"/>
+          <w:sz w:val="20"/>
+          <w:szCs w:val="20"/>
+        </w:rPr>
+        <w:t>通通鼓</w:t>
+      </w:r>
+      <w:r>
+        <w:rPr>
+          <w:rFonts w:ascii="Noto Serif SC" w:eastAsia="Noto Serif SC" w:hAnsi="Noto Serif SC" w:cs="Noto Serif"/>
+          <w:sz w:val="20"/>
+          <w:szCs w:val="20"/>
+        </w:rPr>
+        <w:t xml:space="preserve"> Tom-toms, </w:t>
+      </w:r>
+      <w:r>
+        <w:rPr>
+          <w:rFonts w:ascii="Noto Serif SC" w:eastAsia="Noto Serif SC" w:hAnsi="Noto Serif SC" w:cs="Noto Serif" w:hint="eastAsia"/>
+          <w:sz w:val="20"/>
+          <w:szCs w:val="20"/>
+        </w:rPr>
+        <w:t>马林巴</w:t>
+      </w:r>
+      <w:r>
+        <w:rPr>
+          <w:rFonts w:ascii="Noto Serif SC" w:eastAsia="Noto Serif SC" w:hAnsi="Noto Serif SC" w:cs="Noto Serif"/>
+          <w:sz w:val="20"/>
+          <w:szCs w:val="20"/>
+        </w:rPr>
+        <w:t xml:space="preserve"> Marimba, </w:t>
+      </w:r>
+      <w:r>
+        <w:rPr>
+          <w:rFonts w:ascii="Noto Serif SC" w:eastAsia="Noto Serif SC" w:hAnsi="Noto Serif SC" w:cs="Noto Serif" w:hint="eastAsia"/>
+          <w:sz w:val="20"/>
+          <w:szCs w:val="20"/>
+        </w:rPr>
+        <w:t>西洋镲</w:t>
+      </w:r>
+      <w:r>
+        <w:rPr>
+          <w:rFonts w:ascii="Noto Serif SC" w:eastAsia="Noto Serif SC" w:hAnsi="Noto Serif SC" w:cs="Noto Serif"/>
+          <w:sz w:val="20"/>
+          <w:szCs w:val="20"/>
         </w:rPr>
         <w:t xml:space="preserve"> </w:t>
       </w:r>
       <w:r>
         <w:rPr>
-          <w:rFonts w:ascii="Noto Serif SC" w:eastAsia="Noto Serif SC" w:hAnsi="Noto Serif SC" w:cs="Noto Serif" w:hint="eastAsia"/>
-          <w:lang w:val="en-US"/>
-        </w:rPr>
-        <w:t>II</w:t>
-      </w:r>
-      <w:r>
-        <w:rPr>
-          <w:rFonts w:ascii="Noto Serif SC" w:eastAsia="Noto Serif SC" w:hAnsi="Noto Serif SC" w:cs="Noto Serif"/>
-          <w:lang w:val="en-US"/>
+          <w:rFonts w:ascii="Noto Serif SC" w:eastAsia="Noto Serif SC" w:hAnsi="Noto Serif SC" w:cs="Noto Serif"/>
+          <w:sz w:val="20"/>
+          <w:szCs w:val="20"/>
+        </w:rPr>
+        <w:t>C</w:t>
+      </w:r>
+      <w:r>
+        <w:rPr>
+          <w:rFonts w:ascii="Noto Serif SC" w:eastAsia="Noto Serif SC" w:hAnsi="Noto Serif SC" w:cs="Noto Serif"/>
+          <w:sz w:val="20"/>
+          <w:szCs w:val="20"/>
+        </w:rPr>
+        <w:t>ymbals</w:t>
+      </w:r>
+    </w:p>
+    <w:p>
+      <w:pPr>
+        <w:ind w:left="288"/>
+        <w:rPr>
+          <w:rFonts w:ascii="Noto Serif SC" w:eastAsia="Noto Serif SC" w:hAnsi="Noto Serif SC" w:cs="Noto Serif"/>
+          <w:sz w:val="20"/>
+          <w:szCs w:val="20"/>
+        </w:rPr>
+      </w:pPr>
+      <w:r>
+        <w:rPr>
+          <w:rFonts w:ascii="Noto Serif SC" w:eastAsia="Noto Serif SC" w:hAnsi="Noto Serif SC" w:cs="Noto Serif"/>
+          <w:sz w:val="20"/>
+          <w:szCs w:val="20"/>
+          <w:lang w:val="en-US"/>
+        </w:rPr>
+        <w:t xml:space="preserve">V: </w:t>
+      </w:r>
+      <w:r>
+        <w:rPr>
+          <w:rFonts w:ascii="Noto Serif SC" w:eastAsia="Noto Serif SC" w:hAnsi="Noto Serif SC" w:cs="Noto Serif" w:hint="eastAsia"/>
+          <w:sz w:val="20"/>
+          <w:szCs w:val="20"/>
+        </w:rPr>
+        <w:t>铓锣</w:t>
+      </w:r>
+      <w:r>
+        <w:rPr>
+          <w:rFonts w:ascii="Noto Serif SC" w:eastAsia="Noto Serif SC" w:hAnsi="Noto Serif SC" w:cs="Noto Serif"/>
+          <w:sz w:val="20"/>
+          <w:szCs w:val="20"/>
+        </w:rPr>
+        <w:t xml:space="preserve"> Mangluo, </w:t>
+      </w:r>
+      <w:r>
+        <w:rPr>
+          <w:rFonts w:ascii="Noto Serif SC" w:eastAsia="Noto Serif SC" w:hAnsi="Noto Serif SC" w:cs="Noto Serif" w:hint="eastAsia"/>
+          <w:sz w:val="20"/>
+          <w:szCs w:val="20"/>
+        </w:rPr>
+        <w:t>颤音琴</w:t>
+      </w:r>
+      <w:r>
+        <w:rPr>
+          <w:rFonts w:ascii="Noto Serif SC" w:eastAsia="Noto Serif SC" w:hAnsi="Noto Serif SC" w:cs="Noto Serif"/>
+          <w:sz w:val="20"/>
+          <w:szCs w:val="20"/>
+        </w:rPr>
+        <w:t xml:space="preserve"> Vibraphone</w:t>
+      </w:r>
+      <w:r>
+        <w:rPr>
+          <w:rFonts w:ascii="Noto Serif SC" w:eastAsia="Noto Serif SC" w:hAnsi="Noto Serif SC" w:cs="Noto Serif"/>
+          <w:sz w:val="20"/>
+          <w:szCs w:val="20"/>
+        </w:rPr>
+        <w:t>,</w:t>
+      </w:r>
+      <w:r>
+        <w:rPr>
+          <w:rFonts w:ascii="Noto Serif SC" w:eastAsia="Noto Serif SC" w:hAnsi="Noto Serif SC" w:cs="Noto Serif"/>
+          <w:sz w:val="20"/>
+          <w:szCs w:val="20"/>
         </w:rPr>
         <w:t xml:space="preserve"> </w:t>
       </w:r>
-      <w:proofErr w:type="spellStart"/>
-      <w:r>
-        <w:rPr>
-          <w:rFonts w:ascii="Noto Serif SC" w:eastAsia="Noto Serif SC" w:hAnsi="Noto Serif SC" w:cs="Noto Serif"/>
-          <w:lang w:val="en-US"/>
-        </w:rPr>
-        <w:t>Zhongyin</w:t>
-      </w:r>
-      <w:proofErr w:type="spellEnd"/>
-      <w:r>
-        <w:rPr>
-          <w:rFonts w:ascii="Noto Serif SC" w:eastAsia="Noto Serif SC" w:hAnsi="Noto Serif SC" w:cs="Noto Serif"/>
-          <w:lang w:val="en-US"/>
-        </w:rPr>
-        <w:t xml:space="preserve"> Suona</w:t>
-      </w:r>
-      <w:r>
-        <w:rPr>
-          <w:rFonts w:ascii="Noto Serif SC" w:eastAsia="Noto Serif SC" w:hAnsi="Noto Serif SC" w:cs="Noto Serif" w:hint="eastAsia"/>
-          <w:lang w:val="en-US"/>
-        </w:rPr>
-        <w:t xml:space="preserve"> II</w:t>
-      </w:r>
-      <w:r>
-        <w:rPr>
-          <w:rFonts w:ascii="Noto Serif SC" w:eastAsia="Noto Serif SC" w:hAnsi="Noto Serif SC" w:cs="Noto Serif"/>
-          <w:lang w:val="en-US"/>
-        </w:rPr>
-        <w:t xml:space="preserve">, </w:t>
-      </w:r>
-      <w:r>
-        <w:rPr>
-          <w:rFonts w:ascii="Noto Serif SC" w:eastAsia="Noto Serif SC" w:hAnsi="Noto Serif SC" w:cs="Noto Serif"/>
-        </w:rPr>
-        <w:t>低音唢呐</w:t>
-      </w:r>
-      <w:r>
-        <w:rPr>
-          <w:rFonts w:ascii="Noto Serif SC" w:eastAsia="Noto Serif SC" w:hAnsi="Noto Serif SC" w:cs="Noto Serif"/>
-          <w:lang w:val="en-GB"/>
-        </w:rPr>
-        <w:t>Diyin Suona</w:t>
-      </w:r>
-      <w:r>
-        <w:rPr>
-          <w:rFonts w:ascii="Noto Serif SC" w:eastAsia="Noto Serif SC" w:hAnsi="Noto Serif SC" w:cs="Noto Serif"/>
-          <w:lang w:val="en-GB"/>
-        </w:rPr>
-        <w:t xml:space="preserve">, </w:t>
-      </w:r>
-      <w:r>
-        <w:rPr>
-          <w:rFonts w:ascii="Noto Serif SC" w:eastAsia="Noto Serif SC" w:hAnsi="Noto Serif SC" w:cs="Noto Serif" w:hint="eastAsia"/>
-        </w:rPr>
-        <w:t>低音管</w:t>
-      </w:r>
-      <w:r>
-        <w:rPr>
-          <w:rFonts w:ascii="Noto Serif SC" w:eastAsia="Noto Serif SC" w:hAnsi="Noto Serif SC" w:cs="Noto Serif" w:hint="eastAsia"/>
-        </w:rPr>
-        <w:t>I</w:t>
-      </w:r>
-      <w:r>
-        <w:rPr>
-          <w:rFonts w:ascii="Noto Serif SC" w:eastAsia="Noto Serif SC" w:hAnsi="Noto Serif SC" w:cs="Noto Serif"/>
-        </w:rPr>
-        <w:t>I</w:t>
-      </w:r>
-      <w:r>
-        <w:rPr>
-          <w:rFonts w:ascii="Noto Serif SC" w:eastAsia="Noto Serif SC" w:hAnsi="Noto Serif SC" w:cs="Noto Serif" w:hint="eastAsia"/>
+      <w:r>
+        <w:rPr>
+          <w:rFonts w:ascii="Noto Serif SC" w:eastAsia="Noto Serif SC" w:hAnsi="Noto Serif SC" w:cs="Noto Serif" w:hint="eastAsia"/>
+          <w:sz w:val="20"/>
+          <w:szCs w:val="20"/>
+        </w:rPr>
+        <w:t>编钟</w:t>
+      </w:r>
+      <w:r>
+        <w:rPr>
+          <w:rFonts w:ascii="Noto Serif SC" w:eastAsia="Noto Serif SC" w:hAnsi="Noto Serif SC" w:cs="Noto Serif"/>
+          <w:sz w:val="20"/>
+          <w:szCs w:val="20"/>
+        </w:rPr>
+        <w:t xml:space="preserve"> Bianzhong, </w:t>
+      </w:r>
+      <w:r>
+        <w:rPr>
+          <w:rFonts w:ascii="Noto Serif SC" w:eastAsia="Noto Serif SC" w:hAnsi="Noto Serif SC" w:cs="Noto Serif" w:hint="eastAsia"/>
+          <w:sz w:val="20"/>
+          <w:szCs w:val="20"/>
+        </w:rPr>
+        <w:t>大军鼓</w:t>
+      </w:r>
+      <w:r>
+        <w:rPr>
+          <w:rFonts w:ascii="Noto Serif SC" w:eastAsia="Noto Serif SC" w:hAnsi="Noto Serif SC" w:cs="Noto Serif"/>
+          <w:sz w:val="20"/>
+          <w:szCs w:val="20"/>
+        </w:rPr>
+        <w:t xml:space="preserve"> Bass </w:t>
+      </w:r>
+      <w:r>
+        <w:rPr>
+          <w:rFonts w:ascii="Noto Serif SC" w:eastAsia="Noto Serif SC" w:hAnsi="Noto Serif SC" w:cs="Noto Serif"/>
+          <w:sz w:val="20"/>
+          <w:szCs w:val="20"/>
+        </w:rPr>
+        <w:t>D</w:t>
+      </w:r>
+      <w:r>
+        <w:rPr>
+          <w:rFonts w:ascii="Noto Serif SC" w:eastAsia="Noto Serif SC" w:hAnsi="Noto Serif SC" w:cs="Noto Serif"/>
+          <w:sz w:val="20"/>
+          <w:szCs w:val="20"/>
+        </w:rPr>
+        <w:t xml:space="preserve">rum, </w:t>
+      </w:r>
+      <w:r>
+        <w:rPr>
+          <w:rFonts w:ascii="Noto Serif SC" w:eastAsia="Noto Serif SC" w:hAnsi="Noto Serif SC" w:cs="Noto Serif" w:hint="eastAsia"/>
+          <w:sz w:val="20"/>
+          <w:szCs w:val="20"/>
+        </w:rPr>
+        <w:t>大锣</w:t>
+      </w:r>
+      <w:r>
+        <w:rPr>
+          <w:rFonts w:ascii="Noto Serif SC" w:eastAsia="Noto Serif SC" w:hAnsi="Noto Serif SC" w:cs="Noto Serif"/>
+          <w:sz w:val="20"/>
+          <w:szCs w:val="20"/>
+        </w:rPr>
+        <w:t xml:space="preserve"> Daluo</w:t>
+      </w:r>
+    </w:p>
+    <w:p>
+      <w:pPr>
+        <w:ind w:left="288"/>
+        <w:rPr>
+          <w:rFonts w:ascii="Noto Serif SC" w:eastAsia="Noto Serif SC" w:hAnsi="Noto Serif SC" w:cs="Noto Serif"/>
+          <w:sz w:val="20"/>
+          <w:szCs w:val="20"/>
+          <w:lang w:val="en-US"/>
+        </w:rPr>
+      </w:pPr>
+      <w:r>
+        <w:rPr>
+          <w:rFonts w:ascii="Noto Serif SC" w:eastAsia="Noto Serif SC" w:hAnsi="Noto Serif SC" w:cs="Noto Serif"/>
+          <w:sz w:val="20"/>
+          <w:szCs w:val="20"/>
+        </w:rPr>
+        <w:t xml:space="preserve">VI: </w:t>
+      </w:r>
+      <w:r>
+        <w:rPr>
+          <w:rFonts w:ascii="Noto Serif SC" w:eastAsia="Noto Serif SC" w:hAnsi="Noto Serif SC" w:cs="Noto Serif"/>
+          <w:sz w:val="20"/>
+          <w:szCs w:val="20"/>
+        </w:rPr>
+        <w:t>(</w:t>
+      </w:r>
+      <w:r>
+        <w:rPr>
+          <w:rFonts w:ascii="Noto Serif SC" w:eastAsia="Noto Serif SC" w:hAnsi="Noto Serif SC" w:cs="Noto Serif" w:hint="eastAsia"/>
+          <w:sz w:val="20"/>
+          <w:szCs w:val="20"/>
+        </w:rPr>
+        <w:t>中国</w:t>
+      </w:r>
+      <w:r>
+        <w:rPr>
+          <w:rFonts w:ascii="Noto Serif SC" w:eastAsia="Noto Serif SC" w:hAnsi="Noto Serif SC" w:cs="Noto Serif"/>
+          <w:sz w:val="20"/>
+          <w:szCs w:val="20"/>
+        </w:rPr>
+        <w:t>)</w:t>
+      </w:r>
+      <w:r>
+        <w:rPr>
+          <w:rFonts w:ascii="Noto Serif SC" w:eastAsia="Noto Serif SC" w:hAnsi="Noto Serif SC" w:cs="Noto Serif" w:hint="eastAsia"/>
+          <w:sz w:val="20"/>
+          <w:szCs w:val="20"/>
+        </w:rPr>
+        <w:t>大鼓</w:t>
+      </w:r>
+      <w:r>
+        <w:rPr>
+          <w:rFonts w:ascii="Noto Serif SC" w:eastAsia="Noto Serif SC" w:hAnsi="Noto Serif SC" w:cs="Noto Serif"/>
+          <w:sz w:val="20"/>
+          <w:szCs w:val="20"/>
+        </w:rPr>
+        <w:t xml:space="preserve"> Dagu,</w:t>
+      </w:r>
+      <w:r>
+        <w:rPr>
+          <w:rFonts w:ascii="Noto Serif SC" w:eastAsia="Noto Serif SC" w:hAnsi="Noto Serif SC" w:cs="Noto Serif"/>
+          <w:sz w:val="20"/>
+          <w:szCs w:val="20"/>
         </w:rPr>
         <w:t xml:space="preserve"> </w:t>
       </w:r>
       <w:r>
         <w:rPr>
-          <w:rFonts w:ascii="Noto Serif SC" w:eastAsia="Noto Serif SC" w:hAnsi="Noto Serif SC" w:cs="Noto Serif"/>
-          <w:lang w:val="en-GB"/>
-        </w:rPr>
-        <w:t>Diyin Guan</w:t>
-      </w:r>
-      <w:r>
-        <w:rPr>
-          <w:rFonts w:ascii="Noto Serif SC" w:eastAsia="Noto Serif SC" w:hAnsi="Noto Serif SC" w:cs="Noto Serif" w:hint="eastAsia"/>
-          <w:lang w:val="en-GB"/>
-        </w:rPr>
-        <w:t xml:space="preserve"> II</w:t>
-      </w:r>
-    </w:p>
-    <w:p>
-      <w:pPr>
-        <w:rPr>
-          <w:rFonts w:ascii="Noto Serif SC" w:eastAsia="Noto Serif SC" w:hAnsi="Noto Serif SC" w:cs="Noto Serif"/>
-          <w:sz w:val="24"/>
-          <w:szCs w:val="24"/>
-          <w:lang w:val="en-US"/>
-        </w:rPr>
-      </w:pPr>
-      <w:r>
-        <w:rPr>
-          <w:rFonts w:ascii="Noto Serif SC" w:eastAsia="Noto Serif SC" w:hAnsi="Noto Serif SC" w:cs="Noto Serif"/>
-          <w:sz w:val="24"/>
-          <w:szCs w:val="24"/>
-          <w:lang w:val="en-US"/>
-        </w:rPr>
-        <w:t xml:space="preserve">管 </w:t>
-      </w:r>
-      <w:r>
-        <w:rPr>
-          <w:rFonts w:ascii="Noto Serif SC" w:eastAsia="Noto Serif SC" w:hAnsi="Noto Serif SC" w:cs="Noto Serif"/>
-          <w:sz w:val="24"/>
-          <w:szCs w:val="24"/>
-          <w:lang w:val="en-US"/>
-        </w:rPr>
-        <w:t>V</w:t>
-      </w:r>
-      <w:r>
-        <w:rPr>
-          <w:rFonts w:ascii="Noto Serif SC" w:eastAsia="Noto Serif SC" w:hAnsi="Noto Serif SC" w:cs="Noto Serif"/>
-          <w:sz w:val="24"/>
-          <w:szCs w:val="24"/>
-          <w:lang w:val="en-US"/>
-        </w:rPr>
-        <w:t xml:space="preserve"> </w:t>
-      </w:r>
-      <w:r>
-        <w:rPr>
-          <w:rFonts w:ascii="Noto Serif SC" w:eastAsia="Noto Serif SC" w:hAnsi="Noto Serif SC" w:cs="Noto Serif"/>
-          <w:sz w:val="24"/>
-          <w:szCs w:val="24"/>
-          <w:lang w:val="en-US"/>
-        </w:rPr>
-        <w:t>Guan</w:t>
-      </w:r>
-      <w:r>
-        <w:rPr>
-          <w:rFonts w:ascii="Noto Serif SC" w:eastAsia="Noto Serif SC" w:hAnsi="Noto Serif SC" w:cs="Noto Serif"/>
-          <w:sz w:val="24"/>
-          <w:szCs w:val="24"/>
-          <w:lang w:val="en-US"/>
-        </w:rPr>
-        <w:t xml:space="preserve"> V: </w:t>
-      </w:r>
-      <w:r>
-        <w:rPr>
-          <w:rFonts w:ascii="Noto Serif SC" w:eastAsia="Noto Serif SC" w:hAnsi="Noto Serif SC" w:cs="Noto Serif" w:hint="eastAsia"/>
-          <w:lang w:val="en-US"/>
-        </w:rPr>
-        <w:t>中音</w:t>
-      </w:r>
-      <w:r>
-        <w:rPr>
-          <w:rFonts w:ascii="Noto Serif SC" w:eastAsia="Noto Serif SC" w:hAnsi="Noto Serif SC" w:cs="Noto Serif" w:hint="eastAsia"/>
-        </w:rPr>
-        <w:t>管</w:t>
-      </w:r>
-      <w:r>
-        <w:rPr>
-          <w:rFonts w:ascii="Noto Serif SC" w:eastAsia="Noto Serif SC" w:hAnsi="Noto Serif SC" w:cs="Noto Serif"/>
-          <w:lang w:val="en-US"/>
-        </w:rPr>
-        <w:t xml:space="preserve"> </w:t>
-      </w:r>
-      <w:proofErr w:type="spellStart"/>
-      <w:r>
-        <w:rPr>
-          <w:rFonts w:ascii="Noto Serif SC" w:eastAsia="Noto Serif SC" w:hAnsi="Noto Serif SC" w:cs="Noto Serif"/>
-          <w:lang w:val="en-US"/>
-        </w:rPr>
-        <w:t>Zhongyin</w:t>
-      </w:r>
-      <w:proofErr w:type="spellEnd"/>
-      <w:r>
-        <w:rPr>
-          <w:rFonts w:ascii="Noto Serif SC" w:eastAsia="Noto Serif SC" w:hAnsi="Noto Serif SC" w:cs="Noto Serif"/>
-          <w:lang w:val="en-US"/>
-        </w:rPr>
-        <w:t xml:space="preserve"> </w:t>
-      </w:r>
-      <w:r>
-        <w:rPr>
-          <w:rFonts w:ascii="Noto Serif SC" w:eastAsia="Noto Serif SC" w:hAnsi="Noto Serif SC" w:cs="Noto Serif"/>
-          <w:lang w:val="en-US"/>
-        </w:rPr>
-        <w:t>Guan</w:t>
-      </w:r>
-      <w:r>
-        <w:rPr>
-          <w:rFonts w:ascii="Noto Serif SC" w:eastAsia="Noto Serif SC" w:hAnsi="Noto Serif SC" w:cs="Noto Serif"/>
-          <w:lang w:val="en-US"/>
-        </w:rPr>
-        <w:t xml:space="preserve">, </w:t>
-      </w:r>
-      <w:r>
-        <w:rPr>
-          <w:rFonts w:ascii="Noto Serif SC" w:eastAsia="Noto Serif SC" w:hAnsi="Noto Serif SC" w:cs="Noto Serif" w:hint="eastAsia"/>
-          <w:lang w:val="en-GB"/>
-        </w:rPr>
-        <w:t>高音管</w:t>
-      </w:r>
-      <w:r>
-        <w:rPr>
-          <w:rFonts w:ascii="Noto Serif SC" w:eastAsia="Noto Serif SC" w:hAnsi="Noto Serif SC" w:cs="Noto Serif"/>
-          <w:lang w:val="en-GB"/>
-        </w:rPr>
-        <w:t xml:space="preserve"> </w:t>
-      </w:r>
-      <w:r>
-        <w:rPr>
-          <w:rFonts w:ascii="Noto Serif SC" w:eastAsia="Noto Serif SC" w:hAnsi="Noto Serif SC" w:cs="Noto Serif"/>
-          <w:lang w:val="en-GB"/>
-        </w:rPr>
-        <w:t xml:space="preserve">II </w:t>
-      </w:r>
-      <w:proofErr w:type="spellStart"/>
-      <w:r>
-        <w:rPr>
-          <w:rFonts w:ascii="Noto Serif SC" w:eastAsia="Noto Serif SC" w:hAnsi="Noto Serif SC" w:cs="Noto Serif"/>
-          <w:lang w:val="en-GB"/>
-        </w:rPr>
-        <w:t>Gaoyin</w:t>
-      </w:r>
-      <w:proofErr w:type="spellEnd"/>
-      <w:r>
-        <w:rPr>
-          <w:rFonts w:ascii="Noto Serif SC" w:eastAsia="Noto Serif SC" w:hAnsi="Noto Serif SC" w:cs="Noto Serif"/>
-          <w:lang w:val="en-GB"/>
-        </w:rPr>
-        <w:t xml:space="preserve"> Guan</w:t>
-      </w:r>
-      <w:r>
-        <w:rPr>
-          <w:rFonts w:ascii="Noto Serif SC" w:eastAsia="Noto Serif SC" w:hAnsi="Noto Serif SC" w:cs="Noto Serif"/>
-          <w:lang w:val="en-GB"/>
-        </w:rPr>
-        <w:t xml:space="preserve"> II</w:t>
-      </w:r>
-    </w:p>
-    <w:p>
-      <w:pPr>
-        <w:rPr>
-          <w:rFonts w:ascii="Noto Serif SC" w:eastAsia="Noto Serif SC" w:hAnsi="Noto Serif SC" w:cs="Noto Serif"/>
-          <w:sz w:val="24"/>
-          <w:szCs w:val="24"/>
-          <w:lang w:val="en-US"/>
-        </w:rPr>
-      </w:pPr>
-    </w:p>
-    <w:p>
-      <w:pPr>
-        <w:rPr>
-          <w:rFonts w:ascii="Noto Serif SC" w:eastAsia="Noto Serif SC" w:hAnsi="Noto Serif SC" w:cs="Noto Serif"/>
-          <w:sz w:val="24"/>
-          <w:szCs w:val="24"/>
-          <w:lang w:val="en-US"/>
-        </w:rPr>
-      </w:pPr>
-      <w:r>
-        <w:rPr>
-          <w:rFonts w:ascii="Noto Serif SC" w:eastAsia="Noto Serif SC" w:hAnsi="Noto Serif SC" w:cs="Noto Serif" w:hint="eastAsia"/>
-          <w:sz w:val="24"/>
-          <w:szCs w:val="24"/>
-          <w:lang w:val="en-US"/>
-        </w:rPr>
-        <w:t>扬琴</w:t>
-      </w:r>
-      <w:r>
-        <w:rPr>
-          <w:rFonts w:ascii="Noto Serif SC" w:eastAsia="Noto Serif SC" w:hAnsi="Noto Serif SC" w:cs="Noto Serif"/>
-          <w:sz w:val="24"/>
-          <w:szCs w:val="24"/>
-          <w:lang w:val="en-US"/>
-        </w:rPr>
-        <w:t xml:space="preserve"> Yangqin</w:t>
-      </w:r>
-    </w:p>
-    <w:p>
-      <w:pPr>
-        <w:rPr>
-          <w:rFonts w:ascii="Noto Serif SC" w:eastAsia="Noto Serif SC" w:hAnsi="Noto Serif SC" w:cs="Noto Serif"/>
-          <w:sz w:val="24"/>
-          <w:szCs w:val="24"/>
-          <w:lang w:val="en-US"/>
-        </w:rPr>
-      </w:pPr>
-      <w:r>
-        <w:rPr>
-          <w:rFonts w:ascii="Noto Serif SC" w:eastAsia="Noto Serif SC" w:hAnsi="Noto Serif SC" w:cs="Noto Serif" w:hint="eastAsia"/>
-          <w:sz w:val="24"/>
-          <w:szCs w:val="24"/>
-          <w:lang w:val="en-US"/>
-        </w:rPr>
-        <w:t>柳琴</w:t>
-      </w:r>
-      <w:r>
-        <w:rPr>
-          <w:rFonts w:ascii="Noto Serif SC" w:eastAsia="Noto Serif SC" w:hAnsi="Noto Serif SC" w:cs="Noto Serif"/>
-          <w:sz w:val="24"/>
-          <w:szCs w:val="24"/>
-          <w:lang w:val="en-US"/>
-        </w:rPr>
-        <w:t xml:space="preserve"> Liuqin</w:t>
-      </w:r>
-    </w:p>
-    <w:p>
-      <w:pPr>
-        <w:rPr>
-          <w:rFonts w:ascii="Noto Serif SC" w:eastAsia="Noto Serif SC" w:hAnsi="Noto Serif SC" w:cs="Noto Serif"/>
-          <w:sz w:val="24"/>
-          <w:szCs w:val="24"/>
-          <w:lang w:val="en-US"/>
-        </w:rPr>
-      </w:pPr>
-      <w:r>
-        <w:rPr>
-          <w:rFonts w:ascii="Noto Serif SC" w:eastAsia="Noto Serif SC" w:hAnsi="Noto Serif SC" w:cs="Noto Serif" w:hint="eastAsia"/>
-          <w:sz w:val="24"/>
-          <w:szCs w:val="24"/>
-          <w:lang w:val="en-US"/>
-        </w:rPr>
-        <w:t>琵琶</w:t>
-      </w:r>
-      <w:r>
-        <w:rPr>
-          <w:rFonts w:ascii="Noto Serif SC" w:eastAsia="Noto Serif SC" w:hAnsi="Noto Serif SC" w:cs="Noto Serif"/>
-          <w:sz w:val="24"/>
-          <w:szCs w:val="24"/>
-          <w:lang w:val="en-US"/>
-        </w:rPr>
-        <w:t xml:space="preserve"> </w:t>
-      </w:r>
-      <w:r>
-        <w:rPr>
-          <w:rFonts w:ascii="Noto Serif SC" w:eastAsia="Noto Serif SC" w:hAnsi="Noto Serif SC" w:cs="Noto Serif"/>
-          <w:sz w:val="24"/>
-          <w:szCs w:val="24"/>
-          <w:lang w:val="en-US"/>
-        </w:rPr>
-        <w:t>Pipa</w:t>
-      </w:r>
-      <w:r>
-        <w:rPr>
-          <w:rFonts w:ascii="Noto Serif SC" w:eastAsia="Noto Serif SC" w:hAnsi="Noto Serif SC" w:cs="Noto Serif"/>
-          <w:sz w:val="24"/>
-          <w:szCs w:val="24"/>
-          <w:lang w:val="en-US"/>
-        </w:rPr>
-        <w:t xml:space="preserve"> (4)</w:t>
-      </w:r>
-    </w:p>
-    <w:p>
-      <w:pPr>
-        <w:rPr>
-          <w:rFonts w:ascii="Noto Serif SC" w:eastAsia="Noto Serif SC" w:hAnsi="Noto Serif SC" w:cs="Noto Serif"/>
-          <w:sz w:val="24"/>
-          <w:szCs w:val="24"/>
-          <w:lang w:val="en-US"/>
-        </w:rPr>
-      </w:pPr>
-      <w:r>
-        <w:rPr>
-          <w:rFonts w:ascii="Noto Serif SC" w:eastAsia="Noto Serif SC" w:hAnsi="Noto Serif SC" w:cs="Noto Serif" w:hint="eastAsia"/>
-          <w:sz w:val="24"/>
-          <w:szCs w:val="24"/>
-          <w:lang w:val="en-US"/>
-        </w:rPr>
-        <w:t>中阮</w:t>
-      </w:r>
-      <w:r>
-        <w:rPr>
-          <w:rFonts w:ascii="Noto Serif SC" w:eastAsia="Noto Serif SC" w:hAnsi="Noto Serif SC" w:cs="Noto Serif"/>
-          <w:sz w:val="24"/>
-          <w:szCs w:val="24"/>
-          <w:lang w:val="en-US"/>
-        </w:rPr>
-        <w:t xml:space="preserve"> Zhongruan</w:t>
-      </w:r>
-      <w:r>
-        <w:rPr>
-          <w:rFonts w:ascii="Noto Serif SC" w:eastAsia="Noto Serif SC" w:hAnsi="Noto Serif SC" w:cs="Noto Serif"/>
-          <w:sz w:val="24"/>
-          <w:szCs w:val="24"/>
-          <w:lang w:val="en-US"/>
-        </w:rPr>
-        <w:t xml:space="preserve"> (4)</w:t>
-      </w:r>
-    </w:p>
-    <w:p>
-      <w:pPr>
-        <w:rPr>
-          <w:rFonts w:ascii="Noto Serif SC" w:eastAsia="Noto Serif SC" w:hAnsi="Noto Serif SC" w:cs="Noto Serif"/>
-          <w:sz w:val="24"/>
-          <w:szCs w:val="24"/>
-          <w:lang w:val="en-US"/>
-        </w:rPr>
-      </w:pPr>
-      <w:r>
-        <w:rPr>
-          <w:rFonts w:ascii="Noto Serif SC" w:eastAsia="Noto Serif SC" w:hAnsi="Noto Serif SC" w:cs="Noto Serif" w:hint="eastAsia"/>
-          <w:sz w:val="24"/>
-          <w:szCs w:val="24"/>
-        </w:rPr>
-        <w:t>三弦</w:t>
-      </w:r>
-      <w:r>
-        <w:rPr>
-          <w:rFonts w:ascii="Noto Serif SC" w:eastAsia="Noto Serif SC" w:hAnsi="Noto Serif SC" w:cs="Noto Serif"/>
-          <w:sz w:val="24"/>
-          <w:szCs w:val="24"/>
-          <w:lang w:val="en-US"/>
-        </w:rPr>
-        <w:t xml:space="preserve"> Sanxian</w:t>
-      </w:r>
-    </w:p>
-    <w:p>
-      <w:pPr>
-        <w:rPr>
-          <w:rFonts w:ascii="Noto Serif SC" w:eastAsia="Noto Serif SC" w:hAnsi="Noto Serif SC" w:cs="Noto Serif"/>
-          <w:sz w:val="24"/>
-          <w:szCs w:val="24"/>
-          <w:lang w:val="en-US"/>
-        </w:rPr>
-      </w:pPr>
-      <w:r>
-        <w:rPr>
-          <w:rFonts w:ascii="Noto Serif SC" w:eastAsia="Noto Serif SC" w:hAnsi="Noto Serif SC" w:cs="Noto Serif" w:hint="eastAsia"/>
-          <w:sz w:val="24"/>
-          <w:szCs w:val="24"/>
-          <w:lang w:val="en-US"/>
-        </w:rPr>
-        <w:t>大阮</w:t>
-      </w:r>
-      <w:r>
-        <w:rPr>
-          <w:rFonts w:ascii="Noto Serif SC" w:eastAsia="Noto Serif SC" w:hAnsi="Noto Serif SC" w:cs="Noto Serif"/>
-          <w:sz w:val="24"/>
-          <w:szCs w:val="24"/>
-          <w:lang w:val="en-US"/>
-        </w:rPr>
-        <w:t xml:space="preserve"> Daruan</w:t>
-      </w:r>
-    </w:p>
-    <w:p>
-      <w:pPr>
-        <w:rPr>
-          <w:rFonts w:ascii="Noto Serif SC" w:eastAsia="Noto Serif SC" w:hAnsi="Noto Serif SC" w:cs="Noto Serif"/>
-          <w:sz w:val="24"/>
-          <w:szCs w:val="24"/>
-          <w:lang w:val="en-US"/>
-        </w:rPr>
-      </w:pPr>
-      <w:r>
-        <w:rPr>
-          <w:rFonts w:ascii="Noto Serif SC" w:eastAsia="Noto Serif SC" w:hAnsi="Noto Serif SC" w:cs="Noto Serif" w:hint="eastAsia"/>
-          <w:sz w:val="24"/>
-          <w:szCs w:val="24"/>
-        </w:rPr>
-        <w:t>古筝</w:t>
-      </w:r>
-      <w:r>
-        <w:rPr>
-          <w:rFonts w:ascii="Noto Serif SC" w:eastAsia="Noto Serif SC" w:hAnsi="Noto Serif SC" w:cs="Noto Serif"/>
-          <w:sz w:val="24"/>
-          <w:szCs w:val="24"/>
-          <w:lang w:val="en-US"/>
-        </w:rPr>
-        <w:t xml:space="preserve"> Guzheng</w:t>
-      </w:r>
-    </w:p>
-    <w:p>
-      <w:pPr>
-        <w:rPr>
-          <w:rFonts w:ascii="Noto Serif SC" w:eastAsia="Noto Serif SC" w:hAnsi="Noto Serif SC" w:cs="Noto Serif"/>
-          <w:sz w:val="24"/>
-          <w:szCs w:val="24"/>
-          <w:lang w:val="en-US"/>
-        </w:rPr>
-      </w:pPr>
-      <w:r>
-        <w:rPr>
-          <w:rFonts w:ascii="Noto Serif SC" w:eastAsia="Noto Serif SC" w:hAnsi="Noto Serif SC" w:cs="Noto Serif" w:hint="eastAsia"/>
-          <w:sz w:val="24"/>
-          <w:szCs w:val="24"/>
-          <w:lang w:val="en-US"/>
-        </w:rPr>
-        <w:t>竖琴</w:t>
-      </w:r>
-      <w:r>
-        <w:rPr>
-          <w:rFonts w:ascii="Noto Serif SC" w:eastAsia="Noto Serif SC" w:hAnsi="Noto Serif SC" w:cs="Noto Serif"/>
-          <w:sz w:val="24"/>
-          <w:szCs w:val="24"/>
-          <w:lang w:val="en-US"/>
-        </w:rPr>
-        <w:t xml:space="preserve"> Harp</w:t>
-      </w:r>
-    </w:p>
-    <w:p>
-      <w:pPr>
-        <w:rPr>
-          <w:rFonts w:ascii="Noto Serif SC" w:eastAsia="Noto Serif SC" w:hAnsi="Noto Serif SC" w:cs="Noto Serif"/>
-          <w:sz w:val="24"/>
-          <w:szCs w:val="24"/>
-          <w:lang w:val="en-US"/>
-        </w:rPr>
-      </w:pPr>
-    </w:p>
-    <w:p>
-      <w:pPr>
-        <w:rPr>
-          <w:rFonts w:ascii="Noto Serif SC" w:eastAsia="Noto Serif SC" w:hAnsi="Noto Serif SC" w:cs="Noto Serif"/>
-          <w:sz w:val="24"/>
-          <w:szCs w:val="24"/>
-          <w:lang w:val="en-US"/>
-        </w:rPr>
-      </w:pPr>
-      <w:r>
-        <w:rPr>
-          <w:rFonts w:ascii="Noto Serif SC" w:eastAsia="Noto Serif SC" w:hAnsi="Noto Serif SC" w:cs="Noto Serif"/>
-          <w:sz w:val="24"/>
-          <w:szCs w:val="24"/>
-        </w:rPr>
-        <w:t>6</w:t>
-      </w:r>
-      <w:r>
-        <w:rPr>
-          <w:rFonts w:ascii="Noto Serif SC" w:eastAsia="Noto Serif SC" w:hAnsi="Noto Serif SC" w:cs="Noto Serif" w:hint="eastAsia"/>
-          <w:sz w:val="24"/>
-          <w:szCs w:val="24"/>
-        </w:rPr>
-        <w:t xml:space="preserve"> 打击乐 </w:t>
-      </w:r>
-      <w:r>
-        <w:rPr>
-          <w:rFonts w:ascii="Noto Serif SC" w:eastAsia="Noto Serif SC" w:hAnsi="Noto Serif SC" w:cs="Noto Serif"/>
-          <w:sz w:val="24"/>
-          <w:szCs w:val="24"/>
-        </w:rPr>
-        <w:t>Percussion</w:t>
-      </w:r>
-    </w:p>
-    <w:p>
-      <w:pPr>
-        <w:ind w:left="288"/>
-        <w:rPr>
-          <w:rFonts w:ascii="Noto Serif SC" w:eastAsia="Noto Serif SC" w:hAnsi="Noto Serif SC" w:cs="Noto Serif"/>
-          <w:sz w:val="20"/>
-          <w:szCs w:val="20"/>
-          <w:lang w:val="en-GB"/>
-        </w:rPr>
-      </w:pPr>
-      <w:r>
-        <w:rPr>
-          <w:rFonts w:ascii="Noto Serif SC" w:eastAsia="Noto Serif SC" w:hAnsi="Noto Serif SC" w:cs="Noto Serif"/>
-          <w:sz w:val="20"/>
-          <w:szCs w:val="20"/>
-        </w:rPr>
-        <w:t xml:space="preserve">I: </w:t>
-      </w:r>
-      <w:r>
-        <w:rPr>
-          <w:rFonts w:ascii="Noto Serif SC" w:eastAsia="Noto Serif SC" w:hAnsi="Noto Serif SC" w:cs="Noto Serif"/>
-          <w:sz w:val="20"/>
-          <w:szCs w:val="20"/>
-        </w:rPr>
-        <w:t>(</w:t>
-      </w:r>
-      <w:r>
-        <w:rPr>
-          <w:rFonts w:ascii="Noto Serif SC" w:eastAsia="Noto Serif SC" w:hAnsi="Noto Serif SC" w:cs="Noto Serif" w:hint="eastAsia"/>
-          <w:sz w:val="20"/>
-          <w:szCs w:val="20"/>
-        </w:rPr>
-        <w:t>西方</w:t>
-      </w:r>
-      <w:r>
-        <w:rPr>
-          <w:rFonts w:ascii="Noto Serif SC" w:eastAsia="Noto Serif SC" w:hAnsi="Noto Serif SC" w:cs="Noto Serif"/>
-          <w:sz w:val="20"/>
-          <w:szCs w:val="20"/>
-        </w:rPr>
-        <w:t xml:space="preserve">) </w:t>
-      </w:r>
-      <w:r>
-        <w:rPr>
-          <w:rFonts w:ascii="Noto Serif SC" w:eastAsia="Noto Serif SC" w:hAnsi="Noto Serif SC" w:cs="Noto Serif" w:hint="eastAsia"/>
-          <w:sz w:val="20"/>
-          <w:szCs w:val="20"/>
-        </w:rPr>
-        <w:t>木鱼</w:t>
-      </w:r>
-      <w:r>
-        <w:rPr>
-          <w:rFonts w:ascii="Noto Serif SC" w:eastAsia="Noto Serif SC" w:hAnsi="Noto Serif SC" w:cs="Noto Serif"/>
-          <w:sz w:val="20"/>
-          <w:szCs w:val="20"/>
-        </w:rPr>
-        <w:t xml:space="preserve"> Woodblocks, </w:t>
-      </w:r>
-      <w:r>
-        <w:rPr>
-          <w:rFonts w:ascii="Noto Serif SC" w:eastAsia="Noto Serif SC" w:hAnsi="Noto Serif SC" w:cs="Noto Serif" w:hint="eastAsia"/>
-          <w:sz w:val="20"/>
-          <w:szCs w:val="20"/>
-        </w:rPr>
-        <w:t>钟琴</w:t>
-      </w:r>
-      <w:r>
-        <w:rPr>
-          <w:rFonts w:ascii="Noto Serif SC" w:eastAsia="Noto Serif SC" w:hAnsi="Noto Serif SC" w:cs="Noto Serif"/>
-          <w:sz w:val="20"/>
-          <w:szCs w:val="20"/>
-        </w:rPr>
-        <w:t xml:space="preserve"> Glockenspiel, </w:t>
-      </w:r>
-      <w:r>
-        <w:rPr>
-          <w:rFonts w:ascii="Noto Serif SC" w:eastAsia="Noto Serif SC" w:hAnsi="Noto Serif SC" w:cs="Noto Serif" w:hint="eastAsia"/>
-          <w:sz w:val="20"/>
-          <w:szCs w:val="20"/>
-        </w:rPr>
-        <w:t>云锣</w:t>
-      </w:r>
-      <w:r>
-        <w:rPr>
-          <w:rFonts w:ascii="Noto Serif SC" w:eastAsia="Noto Serif SC" w:hAnsi="Noto Serif SC" w:cs="Noto Serif"/>
-          <w:sz w:val="20"/>
-          <w:szCs w:val="20"/>
-        </w:rPr>
-        <w:t xml:space="preserve"> Yunluo, </w:t>
-      </w:r>
-      <w:r>
-        <w:rPr>
-          <w:rFonts w:ascii="Noto Serif SC" w:eastAsia="Noto Serif SC" w:hAnsi="Noto Serif SC" w:cs="Noto Serif" w:hint="eastAsia"/>
-          <w:sz w:val="20"/>
-          <w:szCs w:val="20"/>
-        </w:rPr>
-        <w:t>小堂鼓</w:t>
-      </w:r>
-      <w:r>
-        <w:rPr>
-          <w:rFonts w:ascii="Noto Serif SC" w:eastAsia="Noto Serif SC" w:hAnsi="Noto Serif SC" w:cs="Noto Serif"/>
-          <w:sz w:val="20"/>
-          <w:szCs w:val="20"/>
-        </w:rPr>
-        <w:t xml:space="preserve"> </w:t>
-      </w:r>
-      <w:proofErr w:type="spellStart"/>
-      <w:r>
-        <w:rPr>
-          <w:rFonts w:ascii="Noto Serif SC" w:eastAsia="Noto Serif SC" w:hAnsi="Noto Serif SC" w:cs="Noto Serif"/>
-          <w:sz w:val="20"/>
-          <w:szCs w:val="20"/>
-        </w:rPr>
-        <w:t>Xiaotanggu</w:t>
-      </w:r>
-      <w:proofErr w:type="spellEnd"/>
-      <w:r>
-        <w:rPr>
-          <w:rFonts w:ascii="Noto Serif SC" w:eastAsia="Noto Serif SC" w:hAnsi="Noto Serif SC" w:cs="Noto Serif"/>
-          <w:sz w:val="20"/>
-          <w:szCs w:val="20"/>
-        </w:rPr>
-        <w:t xml:space="preserve">, </w:t>
-      </w:r>
-      <w:r>
-        <w:rPr>
-          <w:rFonts w:ascii="Noto Serif SC" w:eastAsia="Noto Serif SC" w:hAnsi="Noto Serif SC" w:cs="Noto Serif" w:hint="eastAsia"/>
-          <w:sz w:val="20"/>
-          <w:szCs w:val="20"/>
-        </w:rPr>
-        <w:t>排鼓</w:t>
-      </w:r>
-      <w:r>
-        <w:rPr>
-          <w:rFonts w:ascii="Noto Serif SC" w:eastAsia="Noto Serif SC" w:hAnsi="Noto Serif SC" w:cs="Noto Serif"/>
-          <w:sz w:val="20"/>
-          <w:szCs w:val="20"/>
-        </w:rPr>
-        <w:t xml:space="preserve"> </w:t>
-      </w:r>
-      <w:proofErr w:type="spellStart"/>
-      <w:r>
-        <w:rPr>
-          <w:rFonts w:ascii="Noto Serif SC" w:eastAsia="Noto Serif SC" w:hAnsi="Noto Serif SC" w:cs="Noto Serif"/>
-          <w:sz w:val="20"/>
-          <w:szCs w:val="20"/>
-        </w:rPr>
-        <w:t>Paigu</w:t>
-      </w:r>
-      <w:proofErr w:type="spellEnd"/>
-      <w:r>
-        <w:rPr>
-          <w:rFonts w:ascii="Noto Serif SC" w:eastAsia="Noto Serif SC" w:hAnsi="Noto Serif SC" w:cs="Noto Serif"/>
-          <w:sz w:val="20"/>
-          <w:szCs w:val="20"/>
-        </w:rPr>
-        <w:t xml:space="preserve">, </w:t>
-      </w:r>
-      <w:r>
-        <w:rPr>
-          <w:rFonts w:ascii="Noto Serif SC" w:eastAsia="Noto Serif SC" w:hAnsi="Noto Serif SC" w:cs="Noto Serif" w:hint="eastAsia"/>
-          <w:sz w:val="20"/>
-          <w:szCs w:val="20"/>
-        </w:rPr>
-        <w:t>中国</w:t>
-      </w:r>
-      <w:r>
-        <w:rPr>
-          <w:rFonts w:ascii="Noto Serif SC" w:eastAsia="Noto Serif SC" w:hAnsi="Noto Serif SC" w:cs="Noto Serif" w:hint="eastAsia"/>
-          <w:sz w:val="20"/>
-          <w:szCs w:val="20"/>
-        </w:rPr>
-        <w:t>木鱼</w:t>
-      </w:r>
-      <w:r>
-        <w:rPr>
-          <w:rFonts w:ascii="Noto Serif SC" w:eastAsia="Noto Serif SC" w:hAnsi="Noto Serif SC" w:cs="Noto Serif"/>
-          <w:sz w:val="20"/>
-          <w:szCs w:val="20"/>
-        </w:rPr>
-        <w:t xml:space="preserve"> Chinese Woodblock</w:t>
-      </w:r>
-      <w:r>
-        <w:rPr>
-          <w:rFonts w:ascii="Noto Serif SC" w:eastAsia="Noto Serif SC" w:hAnsi="Noto Serif SC" w:cs="Noto Serif"/>
-          <w:sz w:val="20"/>
-          <w:szCs w:val="20"/>
-        </w:rPr>
-        <w:t xml:space="preserve"> (Muyu)</w:t>
-      </w:r>
-    </w:p>
-    <w:p>
-      <w:pPr>
-        <w:ind w:left="288"/>
-        <w:rPr>
-          <w:rFonts w:ascii="Noto Serif SC" w:eastAsia="Noto Serif SC" w:hAnsi="Noto Serif SC" w:cs="Noto Serif"/>
-          <w:sz w:val="20"/>
-          <w:szCs w:val="20"/>
-          <w:lang w:val="en-US"/>
-        </w:rPr>
-      </w:pPr>
-      <w:r>
-        <w:rPr>
-          <w:rFonts w:ascii="Noto Serif SC" w:eastAsia="Noto Serif SC" w:hAnsi="Noto Serif SC" w:cs="Noto Serif"/>
-          <w:sz w:val="20"/>
-          <w:szCs w:val="20"/>
-          <w:lang w:val="en-US"/>
-        </w:rPr>
-        <w:t xml:space="preserve">II: </w:t>
-      </w:r>
-      <w:r>
-        <w:rPr>
-          <w:rFonts w:ascii="Noto Serif SC" w:eastAsia="Noto Serif SC" w:hAnsi="Noto Serif SC" w:cs="Noto Serif" w:hint="eastAsia"/>
-          <w:sz w:val="20"/>
-          <w:szCs w:val="20"/>
-        </w:rPr>
-        <w:t>中国木鱼</w:t>
-      </w:r>
-      <w:r>
-        <w:rPr>
-          <w:rFonts w:ascii="Noto Serif SC" w:eastAsia="Noto Serif SC" w:hAnsi="Noto Serif SC" w:cs="Noto Serif"/>
-          <w:sz w:val="20"/>
-          <w:szCs w:val="20"/>
-        </w:rPr>
-        <w:t xml:space="preserve"> Chinese Woodblock</w:t>
-      </w:r>
-      <w:r>
-        <w:rPr>
-          <w:rFonts w:ascii="Noto Serif SC" w:eastAsia="Noto Serif SC" w:hAnsi="Noto Serif SC" w:cs="Noto Serif"/>
-          <w:sz w:val="20"/>
-          <w:szCs w:val="20"/>
-        </w:rPr>
-        <w:t xml:space="preserve"> (Muyu)</w:t>
-      </w:r>
-      <w:r>
-        <w:rPr>
-          <w:rFonts w:ascii="Noto Serif SC" w:eastAsia="Noto Serif SC" w:hAnsi="Noto Serif SC" w:cs="Noto Serif"/>
-          <w:sz w:val="20"/>
-          <w:szCs w:val="20"/>
-        </w:rPr>
-        <w:t xml:space="preserve">, </w:t>
-      </w:r>
-      <w:r>
-        <w:rPr>
-          <w:rFonts w:ascii="Noto Serif SC" w:eastAsia="Noto Serif SC" w:hAnsi="Noto Serif SC" w:cs="Noto Serif" w:hint="eastAsia"/>
-          <w:sz w:val="20"/>
-          <w:szCs w:val="20"/>
-        </w:rPr>
-        <w:t>颤音琴</w:t>
-      </w:r>
-      <w:r>
-        <w:rPr>
-          <w:rFonts w:ascii="Noto Serif SC" w:eastAsia="Noto Serif SC" w:hAnsi="Noto Serif SC" w:cs="Noto Serif"/>
-          <w:sz w:val="20"/>
-          <w:szCs w:val="20"/>
-        </w:rPr>
-        <w:t xml:space="preserve"> Vibraphone, </w:t>
-      </w:r>
-      <w:r>
-        <w:rPr>
-          <w:rFonts w:ascii="Noto Serif SC" w:eastAsia="Noto Serif SC" w:hAnsi="Noto Serif SC" w:cs="Noto Serif" w:hint="eastAsia"/>
-          <w:sz w:val="20"/>
-          <w:szCs w:val="20"/>
-        </w:rPr>
-        <w:t>大钹</w:t>
-      </w:r>
-      <w:r>
-        <w:rPr>
-          <w:rFonts w:ascii="Noto Serif SC" w:eastAsia="Noto Serif SC" w:hAnsi="Noto Serif SC" w:cs="Noto Serif"/>
-          <w:sz w:val="20"/>
-          <w:szCs w:val="20"/>
-        </w:rPr>
-        <w:t xml:space="preserve"> Dabo</w:t>
-      </w:r>
-      <w:r>
-        <w:rPr>
-          <w:rFonts w:ascii="Noto Serif SC" w:eastAsia="Noto Serif SC" w:hAnsi="Noto Serif SC" w:cs="Noto Serif"/>
-          <w:sz w:val="20"/>
-          <w:szCs w:val="20"/>
-        </w:rPr>
-        <w:t>,</w:t>
-      </w:r>
-      <w:r>
-        <w:rPr>
-          <w:rFonts w:ascii="Noto Serif SC" w:eastAsia="Noto Serif SC" w:hAnsi="Noto Serif SC" w:cs="Noto Serif"/>
-          <w:sz w:val="20"/>
-          <w:szCs w:val="20"/>
-        </w:rPr>
-        <w:t xml:space="preserve"> </w:t>
-      </w:r>
-      <w:r>
-        <w:rPr>
-          <w:rFonts w:ascii="Noto Serif SC" w:eastAsia="Noto Serif SC" w:hAnsi="Noto Serif SC" w:cs="Noto Serif" w:hint="eastAsia"/>
-          <w:sz w:val="20"/>
-          <w:szCs w:val="20"/>
-        </w:rPr>
-        <w:t>排鼓</w:t>
-      </w:r>
-      <w:r>
-        <w:rPr>
-          <w:rFonts w:ascii="Noto Serif SC" w:eastAsia="Noto Serif SC" w:hAnsi="Noto Serif SC" w:cs="Noto Serif"/>
-          <w:sz w:val="20"/>
-          <w:szCs w:val="20"/>
-        </w:rPr>
-        <w:t xml:space="preserve"> </w:t>
-      </w:r>
-      <w:proofErr w:type="spellStart"/>
-      <w:r>
-        <w:rPr>
-          <w:rFonts w:ascii="Noto Serif SC" w:eastAsia="Noto Serif SC" w:hAnsi="Noto Serif SC" w:cs="Noto Serif"/>
-          <w:sz w:val="20"/>
-          <w:szCs w:val="20"/>
-        </w:rPr>
-        <w:t>Paigu</w:t>
-      </w:r>
-      <w:proofErr w:type="spellEnd"/>
-      <w:r>
-        <w:rPr>
-          <w:rFonts w:ascii="Noto Serif SC" w:eastAsia="Noto Serif SC" w:hAnsi="Noto Serif SC" w:cs="Noto Serif"/>
-          <w:sz w:val="20"/>
-          <w:szCs w:val="20"/>
-        </w:rPr>
-        <w:t xml:space="preserve">, </w:t>
-      </w:r>
-      <w:r>
-        <w:rPr>
-          <w:rFonts w:ascii="Noto Serif SC" w:eastAsia="Noto Serif SC" w:hAnsi="Noto Serif SC" w:cs="Noto Serif" w:hint="eastAsia"/>
-          <w:sz w:val="20"/>
-          <w:szCs w:val="20"/>
-        </w:rPr>
-        <w:t>军镲</w:t>
-      </w:r>
-      <w:r>
-        <w:rPr>
-          <w:rFonts w:ascii="Noto Serif SC" w:eastAsia="Noto Serif SC" w:hAnsi="Noto Serif SC" w:cs="Noto Serif"/>
-          <w:sz w:val="20"/>
-          <w:szCs w:val="20"/>
-        </w:rPr>
-        <w:t xml:space="preserve"> Cymbals</w:t>
-      </w:r>
-      <w:r>
-        <w:rPr>
-          <w:rFonts w:ascii="Noto Serif SC" w:eastAsia="Noto Serif SC" w:hAnsi="Noto Serif SC" w:cs="Noto Serif"/>
-          <w:sz w:val="20"/>
-          <w:szCs w:val="20"/>
-        </w:rPr>
-        <w:t>,</w:t>
-      </w:r>
-      <w:r>
-        <w:rPr>
-          <w:rFonts w:ascii="Noto Serif SC" w:eastAsia="Noto Serif SC" w:hAnsi="Noto Serif SC" w:cs="Noto Serif"/>
-          <w:sz w:val="20"/>
-          <w:szCs w:val="20"/>
-        </w:rPr>
-        <w:t xml:space="preserve"> </w:t>
-      </w:r>
-      <w:r>
-        <w:rPr>
-          <w:rFonts w:ascii="Noto Serif SC" w:eastAsia="Noto Serif SC" w:hAnsi="Noto Serif SC" w:cs="Noto Serif" w:hint="eastAsia"/>
-          <w:sz w:val="20"/>
-          <w:szCs w:val="20"/>
-        </w:rPr>
-        <w:t>通通鼓</w:t>
-      </w:r>
-      <w:r>
-        <w:rPr>
-          <w:rFonts w:ascii="Noto Serif SC" w:eastAsia="Noto Serif SC" w:hAnsi="Noto Serif SC" w:cs="Noto Serif"/>
-          <w:sz w:val="20"/>
-          <w:szCs w:val="20"/>
-        </w:rPr>
-        <w:t xml:space="preserve"> Tom-toms</w:t>
-      </w:r>
-    </w:p>
-    <w:p>
-      <w:pPr>
-        <w:ind w:left="288"/>
-        <w:rPr>
-          <w:rFonts w:ascii="Noto Serif SC" w:eastAsia="Noto Serif SC" w:hAnsi="Noto Serif SC" w:cs="Noto Serif"/>
-          <w:sz w:val="20"/>
-          <w:szCs w:val="20"/>
-        </w:rPr>
-      </w:pPr>
-      <w:r>
-        <w:rPr>
-          <w:rFonts w:ascii="Noto Serif SC" w:eastAsia="Noto Serif SC" w:hAnsi="Noto Serif SC" w:cs="Noto Serif"/>
-          <w:sz w:val="20"/>
-          <w:szCs w:val="20"/>
-          <w:lang w:val="en-US"/>
-        </w:rPr>
-        <w:t xml:space="preserve">III: </w:t>
-      </w:r>
-      <w:r>
-        <w:rPr>
-          <w:rFonts w:ascii="Noto Serif SC" w:eastAsia="Noto Serif SC" w:hAnsi="Noto Serif SC" w:cs="Noto Serif" w:hint="eastAsia"/>
-          <w:sz w:val="20"/>
-          <w:szCs w:val="20"/>
-        </w:rPr>
-        <w:t>木琴</w:t>
-      </w:r>
-      <w:r>
-        <w:rPr>
-          <w:rFonts w:ascii="Noto Serif SC" w:eastAsia="Noto Serif SC" w:hAnsi="Noto Serif SC" w:cs="Noto Serif"/>
-          <w:sz w:val="20"/>
-          <w:szCs w:val="20"/>
-        </w:rPr>
-        <w:t xml:space="preserve"> Xylophone, </w:t>
-      </w:r>
-      <w:r>
-        <w:rPr>
-          <w:rFonts w:ascii="Noto Serif SC" w:eastAsia="Noto Serif SC" w:hAnsi="Noto Serif SC" w:cs="Noto Serif" w:hint="eastAsia"/>
-          <w:sz w:val="20"/>
-          <w:szCs w:val="20"/>
-        </w:rPr>
-        <w:t>通通鼓</w:t>
-      </w:r>
-      <w:r>
-        <w:rPr>
-          <w:rFonts w:ascii="Noto Serif SC" w:eastAsia="Noto Serif SC" w:hAnsi="Noto Serif SC" w:cs="Noto Serif"/>
-          <w:sz w:val="20"/>
-          <w:szCs w:val="20"/>
-        </w:rPr>
-        <w:t xml:space="preserve"> Tom-toms, </w:t>
-      </w:r>
-      <w:r>
-        <w:rPr>
-          <w:rFonts w:ascii="Noto Serif SC" w:eastAsia="Noto Serif SC" w:hAnsi="Noto Serif SC" w:cs="Noto Serif" w:hint="eastAsia"/>
-          <w:sz w:val="20"/>
-          <w:szCs w:val="20"/>
-        </w:rPr>
-        <w:t>乐鞭</w:t>
-      </w:r>
-      <w:r>
-        <w:rPr>
-          <w:rFonts w:ascii="Noto Serif SC" w:eastAsia="Noto Serif SC" w:hAnsi="Noto Serif SC" w:cs="Noto Serif"/>
-          <w:sz w:val="20"/>
-          <w:szCs w:val="20"/>
-        </w:rPr>
-        <w:t xml:space="preserve"> Whip, </w:t>
-      </w:r>
-      <w:r>
-        <w:rPr>
-          <w:rFonts w:ascii="Noto Serif SC" w:eastAsia="Noto Serif SC" w:hAnsi="Noto Serif SC" w:cs="Noto Serif" w:hint="eastAsia"/>
-          <w:sz w:val="20"/>
-          <w:szCs w:val="20"/>
-        </w:rPr>
-        <w:t>康嘎鼓</w:t>
-      </w:r>
-      <w:r>
-        <w:rPr>
-          <w:rFonts w:ascii="Noto Serif SC" w:eastAsia="Noto Serif SC" w:hAnsi="Noto Serif SC" w:cs="Noto Serif"/>
-          <w:sz w:val="20"/>
-          <w:szCs w:val="20"/>
-        </w:rPr>
-        <w:t xml:space="preserve"> Congas</w:t>
-      </w:r>
-    </w:p>
-    <w:p>
-      <w:pPr>
-        <w:ind w:left="288"/>
-        <w:rPr>
-          <w:rFonts w:ascii="Noto Serif SC" w:eastAsia="Noto Serif SC" w:hAnsi="Noto Serif SC" w:cs="Noto Serif"/>
-          <w:sz w:val="20"/>
-          <w:szCs w:val="20"/>
-        </w:rPr>
-      </w:pPr>
-      <w:r>
-        <w:rPr>
-          <w:rFonts w:ascii="Noto Serif SC" w:eastAsia="Noto Serif SC" w:hAnsi="Noto Serif SC" w:cs="Noto Serif"/>
-          <w:sz w:val="20"/>
-          <w:szCs w:val="20"/>
-          <w:lang w:val="en-US"/>
-        </w:rPr>
-        <w:t xml:space="preserve">IV: </w:t>
-      </w:r>
-      <w:r>
-        <w:rPr>
-          <w:rFonts w:ascii="Noto Serif SC" w:eastAsia="Noto Serif SC" w:hAnsi="Noto Serif SC" w:cs="Noto Serif" w:hint="eastAsia"/>
-          <w:sz w:val="20"/>
-          <w:szCs w:val="20"/>
-        </w:rPr>
-        <w:t>编钟</w:t>
-      </w:r>
-      <w:r>
-        <w:rPr>
-          <w:rFonts w:ascii="Noto Serif SC" w:eastAsia="Noto Serif SC" w:hAnsi="Noto Serif SC" w:cs="Noto Serif"/>
-          <w:sz w:val="20"/>
-          <w:szCs w:val="20"/>
-        </w:rPr>
-        <w:t xml:space="preserve"> </w:t>
-      </w:r>
-      <w:proofErr w:type="spellStart"/>
-      <w:r>
-        <w:rPr>
-          <w:rFonts w:ascii="Noto Serif SC" w:eastAsia="Noto Serif SC" w:hAnsi="Noto Serif SC" w:cs="Noto Serif"/>
-          <w:sz w:val="20"/>
-          <w:szCs w:val="20"/>
-        </w:rPr>
-        <w:t>Bianzhong</w:t>
-      </w:r>
-      <w:proofErr w:type="spellEnd"/>
-      <w:r>
-        <w:rPr>
-          <w:rFonts w:ascii="Noto Serif SC" w:eastAsia="Noto Serif SC" w:hAnsi="Noto Serif SC" w:cs="Noto Serif"/>
-          <w:sz w:val="20"/>
-          <w:szCs w:val="20"/>
-        </w:rPr>
-        <w:t xml:space="preserve">, </w:t>
-      </w:r>
-      <w:r>
-        <w:rPr>
-          <w:rFonts w:ascii="Noto Serif SC" w:eastAsia="Noto Serif SC" w:hAnsi="Noto Serif SC" w:cs="Noto Serif" w:hint="eastAsia"/>
-          <w:sz w:val="20"/>
-          <w:szCs w:val="20"/>
-        </w:rPr>
-        <w:t>通通鼓</w:t>
-      </w:r>
-      <w:r>
-        <w:rPr>
-          <w:rFonts w:ascii="Noto Serif SC" w:eastAsia="Noto Serif SC" w:hAnsi="Noto Serif SC" w:cs="Noto Serif"/>
-          <w:sz w:val="20"/>
-          <w:szCs w:val="20"/>
-        </w:rPr>
-        <w:t xml:space="preserve"> Tom-toms, </w:t>
-      </w:r>
-      <w:r>
-        <w:rPr>
-          <w:rFonts w:ascii="Noto Serif SC" w:eastAsia="Noto Serif SC" w:hAnsi="Noto Serif SC" w:cs="Noto Serif" w:hint="eastAsia"/>
-          <w:sz w:val="20"/>
-          <w:szCs w:val="20"/>
-        </w:rPr>
-        <w:t>马林巴</w:t>
-      </w:r>
-      <w:r>
-        <w:rPr>
-          <w:rFonts w:ascii="Noto Serif SC" w:eastAsia="Noto Serif SC" w:hAnsi="Noto Serif SC" w:cs="Noto Serif"/>
-          <w:sz w:val="20"/>
-          <w:szCs w:val="20"/>
-        </w:rPr>
-        <w:t xml:space="preserve"> Marimba, </w:t>
-      </w:r>
-      <w:r>
-        <w:rPr>
-          <w:rFonts w:ascii="Noto Serif SC" w:eastAsia="Noto Serif SC" w:hAnsi="Noto Serif SC" w:cs="Noto Serif" w:hint="eastAsia"/>
-          <w:sz w:val="20"/>
-          <w:szCs w:val="20"/>
-        </w:rPr>
-        <w:t>军镲</w:t>
-      </w:r>
-      <w:r>
-        <w:rPr>
-          <w:rFonts w:ascii="Noto Serif SC" w:eastAsia="Noto Serif SC" w:hAnsi="Noto Serif SC" w:cs="Noto Serif"/>
-          <w:sz w:val="20"/>
-          <w:szCs w:val="20"/>
-        </w:rPr>
-        <w:t xml:space="preserve"> </w:t>
-      </w:r>
-      <w:r>
-        <w:rPr>
-          <w:rFonts w:ascii="Noto Serif SC" w:eastAsia="Noto Serif SC" w:hAnsi="Noto Serif SC" w:cs="Noto Serif"/>
-          <w:sz w:val="20"/>
-          <w:szCs w:val="20"/>
-        </w:rPr>
-        <w:t>C</w:t>
-      </w:r>
-      <w:r>
-        <w:rPr>
-          <w:rFonts w:ascii="Noto Serif SC" w:eastAsia="Noto Serif SC" w:hAnsi="Noto Serif SC" w:cs="Noto Serif"/>
-          <w:sz w:val="20"/>
-          <w:szCs w:val="20"/>
-        </w:rPr>
-        <w:t>ymbals</w:t>
-      </w:r>
-    </w:p>
-    <w:p>
-      <w:pPr>
-        <w:ind w:left="288"/>
-        <w:rPr>
-          <w:rFonts w:ascii="Noto Serif SC" w:eastAsia="Noto Serif SC" w:hAnsi="Noto Serif SC" w:cs="Noto Serif"/>
-          <w:sz w:val="20"/>
-          <w:szCs w:val="20"/>
-        </w:rPr>
-      </w:pPr>
-      <w:r>
-        <w:rPr>
-          <w:rFonts w:ascii="Noto Serif SC" w:eastAsia="Noto Serif SC" w:hAnsi="Noto Serif SC" w:cs="Noto Serif"/>
-          <w:sz w:val="20"/>
-          <w:szCs w:val="20"/>
-          <w:lang w:val="en-US"/>
-        </w:rPr>
-        <w:t xml:space="preserve">V: </w:t>
-      </w:r>
-      <w:r>
-        <w:rPr>
-          <w:rFonts w:ascii="Noto Serif SC" w:eastAsia="Noto Serif SC" w:hAnsi="Noto Serif SC" w:cs="Noto Serif" w:hint="eastAsia"/>
-          <w:sz w:val="20"/>
-          <w:szCs w:val="20"/>
-        </w:rPr>
-        <w:t>铓锣</w:t>
-      </w:r>
-      <w:r>
-        <w:rPr>
-          <w:rFonts w:ascii="Noto Serif SC" w:eastAsia="Noto Serif SC" w:hAnsi="Noto Serif SC" w:cs="Noto Serif"/>
-          <w:sz w:val="20"/>
-          <w:szCs w:val="20"/>
-        </w:rPr>
-        <w:t xml:space="preserve"> </w:t>
-      </w:r>
-      <w:proofErr w:type="spellStart"/>
-      <w:r>
-        <w:rPr>
-          <w:rFonts w:ascii="Noto Serif SC" w:eastAsia="Noto Serif SC" w:hAnsi="Noto Serif SC" w:cs="Noto Serif"/>
-          <w:sz w:val="20"/>
-          <w:szCs w:val="20"/>
-        </w:rPr>
-        <w:t>Mangluo</w:t>
-      </w:r>
-      <w:proofErr w:type="spellEnd"/>
-      <w:r>
-        <w:rPr>
-          <w:rFonts w:ascii="Noto Serif SC" w:eastAsia="Noto Serif SC" w:hAnsi="Noto Serif SC" w:cs="Noto Serif"/>
-          <w:sz w:val="20"/>
-          <w:szCs w:val="20"/>
-        </w:rPr>
-        <w:t xml:space="preserve">, </w:t>
-      </w:r>
-      <w:r>
-        <w:rPr>
-          <w:rFonts w:ascii="Noto Serif SC" w:eastAsia="Noto Serif SC" w:hAnsi="Noto Serif SC" w:cs="Noto Serif" w:hint="eastAsia"/>
-          <w:sz w:val="20"/>
-          <w:szCs w:val="20"/>
-        </w:rPr>
-        <w:t>颤音琴</w:t>
-      </w:r>
-      <w:r>
-        <w:rPr>
-          <w:rFonts w:ascii="Noto Serif SC" w:eastAsia="Noto Serif SC" w:hAnsi="Noto Serif SC" w:cs="Noto Serif"/>
-          <w:sz w:val="20"/>
-          <w:szCs w:val="20"/>
-        </w:rPr>
-        <w:t xml:space="preserve"> Vibraphone</w:t>
-      </w:r>
-      <w:r>
-        <w:rPr>
-          <w:rFonts w:ascii="Noto Serif SC" w:eastAsia="Noto Serif SC" w:hAnsi="Noto Serif SC" w:cs="Noto Serif"/>
-          <w:sz w:val="20"/>
-          <w:szCs w:val="20"/>
-        </w:rPr>
-        <w:t>,</w:t>
-      </w:r>
-      <w:r>
-        <w:rPr>
-          <w:rFonts w:ascii="Noto Serif SC" w:eastAsia="Noto Serif SC" w:hAnsi="Noto Serif SC" w:cs="Noto Serif"/>
-          <w:sz w:val="20"/>
-          <w:szCs w:val="20"/>
-        </w:rPr>
-        <w:t xml:space="preserve"> </w:t>
-      </w:r>
-      <w:r>
-        <w:rPr>
-          <w:rFonts w:ascii="Noto Serif SC" w:eastAsia="Noto Serif SC" w:hAnsi="Noto Serif SC" w:cs="Noto Serif" w:hint="eastAsia"/>
-          <w:sz w:val="20"/>
-          <w:szCs w:val="20"/>
-        </w:rPr>
-        <w:t>编钟</w:t>
-      </w:r>
-      <w:r>
-        <w:rPr>
-          <w:rFonts w:ascii="Noto Serif SC" w:eastAsia="Noto Serif SC" w:hAnsi="Noto Serif SC" w:cs="Noto Serif"/>
-          <w:sz w:val="20"/>
-          <w:szCs w:val="20"/>
-        </w:rPr>
-        <w:t xml:space="preserve"> </w:t>
-      </w:r>
-      <w:proofErr w:type="spellStart"/>
-      <w:r>
-        <w:rPr>
-          <w:rFonts w:ascii="Noto Serif SC" w:eastAsia="Noto Serif SC" w:hAnsi="Noto Serif SC" w:cs="Noto Serif"/>
-          <w:sz w:val="20"/>
-          <w:szCs w:val="20"/>
-        </w:rPr>
-        <w:t>Bianzhong</w:t>
-      </w:r>
-      <w:proofErr w:type="spellEnd"/>
-      <w:r>
-        <w:rPr>
-          <w:rFonts w:ascii="Noto Serif SC" w:eastAsia="Noto Serif SC" w:hAnsi="Noto Serif SC" w:cs="Noto Serif"/>
-          <w:sz w:val="20"/>
-          <w:szCs w:val="20"/>
-        </w:rPr>
-        <w:t xml:space="preserve">, </w:t>
-      </w:r>
-      <w:r>
-        <w:rPr>
-          <w:rFonts w:ascii="Noto Serif SC" w:eastAsia="Noto Serif SC" w:hAnsi="Noto Serif SC" w:cs="Noto Serif" w:hint="eastAsia"/>
-          <w:sz w:val="20"/>
-          <w:szCs w:val="20"/>
-        </w:rPr>
-        <w:t>大军鼓</w:t>
-      </w:r>
-      <w:r>
-        <w:rPr>
-          <w:rFonts w:ascii="Noto Serif SC" w:eastAsia="Noto Serif SC" w:hAnsi="Noto Serif SC" w:cs="Noto Serif"/>
-          <w:sz w:val="20"/>
-          <w:szCs w:val="20"/>
-        </w:rPr>
-        <w:t xml:space="preserve"> Bass </w:t>
-      </w:r>
-      <w:r>
-        <w:rPr>
-          <w:rFonts w:ascii="Noto Serif SC" w:eastAsia="Noto Serif SC" w:hAnsi="Noto Serif SC" w:cs="Noto Serif"/>
-          <w:sz w:val="20"/>
-          <w:szCs w:val="20"/>
-        </w:rPr>
-        <w:t>D</w:t>
-      </w:r>
-      <w:r>
-        <w:rPr>
-          <w:rFonts w:ascii="Noto Serif SC" w:eastAsia="Noto Serif SC" w:hAnsi="Noto Serif SC" w:cs="Noto Serif"/>
-          <w:sz w:val="20"/>
-          <w:szCs w:val="20"/>
-        </w:rPr>
-        <w:t xml:space="preserve">rum, </w:t>
-      </w:r>
-      <w:r>
-        <w:rPr>
-          <w:rFonts w:ascii="Noto Serif SC" w:eastAsia="Noto Serif SC" w:hAnsi="Noto Serif SC" w:cs="Noto Serif" w:hint="eastAsia"/>
-          <w:sz w:val="20"/>
-          <w:szCs w:val="20"/>
-        </w:rPr>
-        <w:t>大锣</w:t>
-      </w:r>
-      <w:r>
-        <w:rPr>
-          <w:rFonts w:ascii="Noto Serif SC" w:eastAsia="Noto Serif SC" w:hAnsi="Noto Serif SC" w:cs="Noto Serif"/>
-          <w:sz w:val="20"/>
-          <w:szCs w:val="20"/>
-        </w:rPr>
-        <w:t xml:space="preserve"> </w:t>
-      </w:r>
-      <w:proofErr w:type="spellStart"/>
-      <w:r>
-        <w:rPr>
-          <w:rFonts w:ascii="Noto Serif SC" w:eastAsia="Noto Serif SC" w:hAnsi="Noto Serif SC" w:cs="Noto Serif"/>
-          <w:sz w:val="20"/>
-          <w:szCs w:val="20"/>
-        </w:rPr>
-        <w:t>Daluo</w:t>
-      </w:r>
-      <w:proofErr w:type="spellEnd"/>
-    </w:p>
-    <w:p>
-      <w:pPr>
-        <w:ind w:left="288"/>
-        <w:rPr>
-          <w:rFonts w:ascii="Noto Serif SC" w:eastAsia="Noto Serif SC" w:hAnsi="Noto Serif SC" w:cs="Noto Serif"/>
-          <w:sz w:val="20"/>
-          <w:szCs w:val="20"/>
-          <w:lang w:val="en-US"/>
-        </w:rPr>
-      </w:pPr>
-      <w:r>
-        <w:rPr>
-          <w:rFonts w:ascii="Noto Serif SC" w:eastAsia="Noto Serif SC" w:hAnsi="Noto Serif SC" w:cs="Noto Serif"/>
-          <w:sz w:val="20"/>
-          <w:szCs w:val="20"/>
-        </w:rPr>
-        <w:t xml:space="preserve">VI: </w:t>
-      </w:r>
-      <w:r>
-        <w:rPr>
-          <w:rFonts w:ascii="Noto Serif SC" w:eastAsia="Noto Serif SC" w:hAnsi="Noto Serif SC" w:cs="Noto Serif"/>
-          <w:sz w:val="20"/>
-          <w:szCs w:val="20"/>
-        </w:rPr>
-        <w:t>(</w:t>
-      </w:r>
-      <w:r>
-        <w:rPr>
-          <w:rFonts w:ascii="Noto Serif SC" w:eastAsia="Noto Serif SC" w:hAnsi="Noto Serif SC" w:cs="Noto Serif" w:hint="eastAsia"/>
-          <w:sz w:val="20"/>
-          <w:szCs w:val="20"/>
-        </w:rPr>
-        <w:t>中国</w:t>
-      </w:r>
-      <w:r>
-        <w:rPr>
-          <w:rFonts w:ascii="Noto Serif SC" w:eastAsia="Noto Serif SC" w:hAnsi="Noto Serif SC" w:cs="Noto Serif"/>
-          <w:sz w:val="20"/>
-          <w:szCs w:val="20"/>
-        </w:rPr>
-        <w:t>)</w:t>
-      </w:r>
-      <w:r>
-        <w:rPr>
-          <w:rFonts w:ascii="Noto Serif SC" w:eastAsia="Noto Serif SC" w:hAnsi="Noto Serif SC" w:cs="Noto Serif" w:hint="eastAsia"/>
-          <w:sz w:val="20"/>
-          <w:szCs w:val="20"/>
-        </w:rPr>
-        <w:t>大鼓</w:t>
-      </w:r>
-      <w:r>
-        <w:rPr>
-          <w:rFonts w:ascii="Noto Serif SC" w:eastAsia="Noto Serif SC" w:hAnsi="Noto Serif SC" w:cs="Noto Serif"/>
-          <w:sz w:val="20"/>
-          <w:szCs w:val="20"/>
-        </w:rPr>
-        <w:t xml:space="preserve"> Dagu,</w:t>
-      </w:r>
-      <w:r>
-        <w:rPr>
-          <w:rFonts w:ascii="Noto Serif SC" w:eastAsia="Noto Serif SC" w:hAnsi="Noto Serif SC" w:cs="Noto Serif"/>
-          <w:sz w:val="20"/>
-          <w:szCs w:val="20"/>
-        </w:rPr>
-        <w:t xml:space="preserve"> </w:t>
-      </w:r>
-      <w:r>
-        <w:rPr>
           <w:rFonts w:ascii="Noto Serif SC" w:eastAsia="Noto Serif SC" w:hAnsi="Noto Serif SC" w:cs="Noto Serif" w:hint="eastAsia"/>
           <w:sz w:val="20"/>
           <w:szCs w:val="20"/>
@@ -5412,25 +4554,7 @@
           <w:sz w:val="20"/>
           <w:szCs w:val="20"/>
         </w:rPr>
-        <w:t xml:space="preserve"> </w:t>
-      </w:r>
-      <w:proofErr w:type="spellStart"/>
-      <w:r>
-        <w:rPr>
-          <w:rFonts w:ascii="Noto Serif SC" w:eastAsia="Noto Serif SC" w:hAnsi="Noto Serif SC" w:cs="Noto Serif"/>
-          <w:sz w:val="20"/>
-          <w:szCs w:val="20"/>
-        </w:rPr>
-        <w:t>Tubaphone</w:t>
-      </w:r>
-      <w:proofErr w:type="spellEnd"/>
-      <w:r>
-        <w:rPr>
-          <w:rFonts w:ascii="Noto Serif SC" w:eastAsia="Noto Serif SC" w:hAnsi="Noto Serif SC" w:cs="Noto Serif"/>
-          <w:sz w:val="20"/>
-          <w:szCs w:val="20"/>
-        </w:rPr>
-        <w:t xml:space="preserve">, </w:t>
+        <w:t xml:space="preserve"> Tubaphone, </w:t>
       </w:r>
       <w:r>
         <w:rPr>
@@ -5499,27 +4623,7 @@
           <w:szCs w:val="24"/>
           <w:lang w:val="en-US"/>
         </w:rPr>
-        <w:t xml:space="preserve"> </w:t>
-      </w:r>
-      <w:proofErr w:type="spellStart"/>
-      <w:r>
-        <w:rPr>
-          <w:rFonts w:ascii="Noto Serif SC" w:eastAsia="Noto Serif SC" w:hAnsi="Noto Serif SC" w:cs="Noto Serif"/>
-          <w:sz w:val="24"/>
-          <w:szCs w:val="24"/>
-          <w:lang w:val="en-US"/>
-        </w:rPr>
-        <w:t>Zhudi</w:t>
-      </w:r>
-      <w:proofErr w:type="spellEnd"/>
-      <w:r>
-        <w:rPr>
-          <w:rFonts w:ascii="Noto Serif SC" w:eastAsia="Noto Serif SC" w:hAnsi="Noto Serif SC" w:cs="Noto Serif"/>
-          <w:sz w:val="24"/>
-          <w:szCs w:val="24"/>
-          <w:lang w:val="en-US"/>
-        </w:rPr>
-        <w:t xml:space="preserve"> solo</w:t>
+        <w:t xml:space="preserve"> Zhudi solo</w:t>
       </w:r>
     </w:p>
     <w:p>
@@ -6070,7 +5174,6 @@
         </w:rPr>
         <w:t>（</w:t>
       </w:r>
-      <w:proofErr w:type="spellStart"/>
       <w:r>
         <w:rPr>
           <w:rFonts w:ascii="Noto Serif SC" w:eastAsia="Noto Serif SC" w:hAnsi="Noto Serif SC" w:cs="Noto Serif" w:hint="eastAsia"/>
@@ -6089,7 +5192,6 @@
         </w:rPr>
         <w:t>io</w:t>
       </w:r>
-      <w:proofErr w:type="spellEnd"/>
       <w:r>
         <w:rPr>
           <w:rFonts w:ascii="Noto Serif SC" w:eastAsia="Noto Serif SC" w:hAnsi="Noto Serif SC" w:cs="Noto Serif" w:hint="eastAsia"/>
@@ -6160,15 +5262,145 @@
           <w:lang w:val="en-GB"/>
         </w:rPr>
       </w:pPr>
-      <w:proofErr w:type="spellStart"/>
-      <w:r>
-        <w:rPr>
-          <w:rFonts w:ascii="Noto Serif SC" w:eastAsia="Noto Serif SC" w:hAnsi="Noto Serif SC" w:cs="Noto Serif" w:hint="eastAsia"/>
-          <w:bCs/>
-        </w:rPr>
-        <w:t>gliss</w:t>
-      </w:r>
-      <w:proofErr w:type="spellEnd"/>
+      <w:r>
+        <w:rPr>
+          <w:rFonts w:ascii="Noto Serif SC" w:eastAsia="Noto Serif SC" w:hAnsi="Noto Serif SC" w:cs="Noto Serif" w:hint="eastAsia"/>
+          <w:bCs/>
+        </w:rPr>
+        <w:t>gliss.</w:t>
+      </w:r>
+      <w:r>
+        <w:rPr>
+          <w:rFonts w:ascii="Noto Serif SC" w:eastAsia="Noto Serif SC" w:hAnsi="Noto Serif SC" w:cs="Noto Serif"/>
+          <w:bCs/>
+        </w:rPr>
+        <w:tab/>
+      </w:r>
+      <w:r>
+        <w:rPr>
+          <w:rFonts w:ascii="Noto Serif SC" w:eastAsia="Noto Serif SC" w:hAnsi="Noto Serif SC" w:cs="Noto Serif" w:hint="eastAsia"/>
+          <w:bCs/>
+        </w:rPr>
+        <w:t>：指滑音或气滑音。</w:t>
+      </w:r>
+      <w:r>
+        <w:rPr>
+          <w:rFonts w:ascii="Noto Serif SC" w:eastAsia="Noto Serif SC" w:hAnsi="Noto Serif SC" w:cs="Noto Serif"/>
+          <w:bCs/>
+          <w:lang w:val="en-GB"/>
+        </w:rPr>
+        <w:t>Includes regular and wind (pitch bend) glissandi.</w:t>
+      </w:r>
+    </w:p>
+    <w:p>
+      <w:pPr>
+        <w:ind w:left="360"/>
+        <w:rPr>
+          <w:rFonts w:ascii="Noto Serif SC" w:eastAsia="Noto Serif SC" w:hAnsi="Noto Serif SC" w:cs="Noto Serif"/>
+          <w:bCs/>
+          <w:lang w:val="en-GB"/>
+        </w:rPr>
+      </w:pPr>
+      <w:r>
+        <w:rPr>
+          <w:rFonts w:ascii="Noto Serif SC" w:eastAsia="Noto Serif SC" w:hAnsi="Noto Serif SC" w:cs="Noto Serif" w:hint="eastAsia"/>
+          <w:bCs/>
+        </w:rPr>
+        <w:t>vib.</w:t>
+      </w:r>
+      <w:r>
+        <w:rPr>
+          <w:rFonts w:ascii="Noto Serif SC" w:eastAsia="Noto Serif SC" w:hAnsi="Noto Serif SC" w:cs="Noto Serif"/>
+          <w:bCs/>
+        </w:rPr>
+        <w:tab/>
+      </w:r>
+      <w:r>
+        <w:rPr>
+          <w:rFonts w:ascii="Noto Serif SC" w:eastAsia="Noto Serif SC" w:hAnsi="Noto Serif SC" w:cs="Noto Serif" w:hint="eastAsia"/>
+          <w:bCs/>
+        </w:rPr>
+        <w:t>：颤动</w:t>
+      </w:r>
+      <w:r>
+        <w:rPr>
+          <w:rFonts w:ascii="Noto Serif SC" w:eastAsia="Noto Serif SC" w:hAnsi="Noto Serif SC" w:cs="Noto Serif" w:hint="eastAsia"/>
+          <w:bCs/>
+        </w:rPr>
+        <w:t>，</w:t>
+      </w:r>
+      <w:r>
+        <w:rPr>
+          <w:rFonts w:ascii="Noto Serif SC" w:eastAsia="Noto Serif SC" w:hAnsi="Noto Serif SC" w:cs="Noto Serif" w:hint="eastAsia"/>
+          <w:bCs/>
+        </w:rPr>
+        <w:t>颤吟</w:t>
+      </w:r>
+      <w:r>
+        <w:rPr>
+          <w:rFonts w:ascii="Noto Serif SC" w:eastAsia="Noto Serif SC" w:hAnsi="Noto Serif SC" w:cs="Noto Serif" w:hint="eastAsia"/>
+          <w:bCs/>
+        </w:rPr>
+        <w:t>（</w:t>
+      </w:r>
+      <w:r>
+        <w:rPr>
+          <w:rFonts w:ascii="Noto Serif SC" w:eastAsia="Noto Serif SC" w:hAnsi="Noto Serif SC" w:cs="Noto Serif" w:hint="eastAsia"/>
+          <w:bCs/>
+        </w:rPr>
+        <w:t>专指通过气流大小的改变造成</w:t>
+      </w:r>
+      <w:r>
+        <w:rPr>
+          <w:rFonts w:ascii="Noto Serif SC" w:eastAsia="Noto Serif SC" w:hAnsi="Noto Serif SC" w:cs="Noto Serif" w:hint="eastAsia"/>
+          <w:bCs/>
+        </w:rPr>
+        <w:t>，</w:t>
+      </w:r>
+      <w:r>
+        <w:rPr>
+          <w:rFonts w:ascii="Noto Serif SC" w:eastAsia="Noto Serif SC" w:hAnsi="Noto Serif SC" w:cs="Noto Serif" w:hint="eastAsia"/>
+          <w:bCs/>
+        </w:rPr>
+        <w:t>不含指法的变化</w:t>
+      </w:r>
+      <w:r>
+        <w:rPr>
+          <w:rFonts w:ascii="Noto Serif SC" w:eastAsia="Noto Serif SC" w:hAnsi="Noto Serif SC" w:cs="Noto Serif" w:hint="eastAsia"/>
+          <w:bCs/>
+        </w:rPr>
+        <w:t>）</w:t>
+      </w:r>
+      <w:r>
+        <w:rPr>
+          <w:rFonts w:ascii="Noto Serif SC" w:eastAsia="Noto Serif SC" w:hAnsi="Noto Serif SC" w:cs="Noto Serif" w:hint="eastAsia"/>
+          <w:bCs/>
+        </w:rPr>
+        <w:t>。 Vibrato</w:t>
+      </w:r>
+      <w:r>
+        <w:rPr>
+          <w:rFonts w:ascii="Noto Serif SC" w:eastAsia="Noto Serif SC" w:hAnsi="Noto Serif SC" w:cs="Noto Serif" w:hint="eastAsia"/>
+          <w:bCs/>
+        </w:rPr>
+        <w:t xml:space="preserve"> (includes wind vibrato).</w:t>
+      </w:r>
+    </w:p>
+    <w:p>
+      <w:pPr>
+        <w:ind w:left="360"/>
+        <w:rPr>
+          <w:rFonts w:ascii="Noto Serif SC" w:eastAsia="Noto Serif SC" w:hAnsi="Noto Serif SC" w:cs="Noto Serif"/>
+          <w:bCs/>
+        </w:rPr>
+      </w:pPr>
+      <w:r>
+        <w:rPr>
+          <w:rFonts w:ascii="Noto Serif SC" w:eastAsia="Noto Serif SC" w:hAnsi="Noto Serif SC" w:cs="Noto Serif" w:hint="eastAsia"/>
+          <w:bCs/>
+        </w:rPr>
+        <w:t>quasi vib</w:t>
+      </w:r>
       <w:r>
         <w:rPr>
           <w:rFonts w:ascii="Noto Serif SC" w:eastAsia="Noto Serif SC" w:hAnsi="Noto Serif SC" w:cs="Noto Serif" w:hint="eastAsia"/>
@@ -6188,253 +5420,80 @@
           <w:rFonts w:ascii="Noto Serif SC" w:eastAsia="Noto Serif SC" w:hAnsi="Noto Serif SC" w:cs="Noto Serif" w:hint="eastAsia"/>
           <w:bCs/>
         </w:rPr>
-        <w:t>：指滑音或气滑音。</w:t>
-      </w:r>
-      <w:r>
+        <w:t>：十分强烈</w:t>
+      </w:r>
+      <w:r>
+        <w:rPr>
+          <w:rFonts w:ascii="Noto Serif SC" w:eastAsia="Noto Serif SC" w:hAnsi="Noto Serif SC" w:cs="Noto Serif" w:hint="eastAsia"/>
+          <w:bCs/>
+        </w:rPr>
+        <w:t>，</w:t>
+      </w:r>
+      <w:r>
+        <w:rPr>
+          <w:rFonts w:ascii="Noto Serif SC" w:eastAsia="Noto Serif SC" w:hAnsi="Noto Serif SC" w:cs="Noto Serif" w:hint="eastAsia"/>
+          <w:bCs/>
+        </w:rPr>
+        <w:t>甚至有些夸张和乖戾的颤动和颤吟</w:t>
+      </w:r>
+      <w:r>
+        <w:rPr>
+          <w:rFonts w:ascii="Noto Serif SC" w:eastAsia="Noto Serif SC" w:hAnsi="Noto Serif SC" w:cs="Noto Serif" w:hint="eastAsia"/>
+          <w:bCs/>
+        </w:rPr>
+        <w:t>（</w:t>
+      </w:r>
+      <w:r>
+        <w:rPr>
+          <w:rFonts w:ascii="Noto Serif SC" w:eastAsia="Noto Serif SC" w:hAnsi="Noto Serif SC" w:cs="Noto Serif" w:hint="eastAsia"/>
+          <w:bCs/>
+        </w:rPr>
+        <w:t>通过气流大小的改变造成,不含指法的变化</w:t>
+      </w:r>
+      <w:r>
+        <w:rPr>
+          <w:rFonts w:ascii="Noto Serif SC" w:eastAsia="Noto Serif SC" w:hAnsi="Noto Serif SC" w:cs="Noto Serif" w:hint="eastAsia"/>
+          <w:bCs/>
+        </w:rPr>
+        <w:t>）</w:t>
+      </w:r>
+      <w:r>
+        <w:rPr>
+          <w:rFonts w:ascii="Noto Serif SC" w:eastAsia="Noto Serif SC" w:hAnsi="Noto Serif SC" w:cs="Noto Serif" w:hint="eastAsia"/>
+          <w:bCs/>
+        </w:rPr>
+        <w:t>。</w:t>
+      </w:r>
+      <w:r>
+        <w:rPr>
+          <w:rFonts w:ascii="Noto Serif SC" w:eastAsia="Noto Serif SC" w:hAnsi="Noto Serif SC" w:cs="Noto Serif" w:hint="eastAsia"/>
+          <w:bCs/>
+        </w:rPr>
+        <w:t xml:space="preserve"> </w:t>
+      </w:r>
+      <w:r>
+        <w:rPr>
+          <w:rFonts w:ascii="Noto Serif SC" w:eastAsia="Noto Serif SC" w:hAnsi="Noto Serif SC" w:cs="Noto Serif" w:hint="eastAsia"/>
+          <w:bCs/>
+        </w:rPr>
+        <w:t>Exaggerated vibrato.</w:t>
+      </w:r>
+    </w:p>
+    <w:p>
+      <w:pPr>
+        <w:ind w:left="360"/>
         <w:rPr>
           <w:rFonts w:ascii="Noto Serif SC" w:eastAsia="Noto Serif SC" w:hAnsi="Noto Serif SC" w:cs="Noto Serif"/>
           <w:bCs/>
           <w:lang w:val="en-GB"/>
         </w:rPr>
-        <w:t>Includes regular and wind (pitch bend) glissandi.</w:t>
-      </w:r>
-    </w:p>
-    <w:p>
-      <w:pPr>
-        <w:ind w:left="360"/>
-        <w:rPr>
-          <w:rFonts w:ascii="Noto Serif SC" w:eastAsia="Noto Serif SC" w:hAnsi="Noto Serif SC" w:cs="Noto Serif"/>
-          <w:bCs/>
-          <w:lang w:val="en-GB"/>
-        </w:rPr>
-      </w:pPr>
-      <w:proofErr w:type="spellStart"/>
-      <w:r>
-        <w:rPr>
-          <w:rFonts w:ascii="Noto Serif SC" w:eastAsia="Noto Serif SC" w:hAnsi="Noto Serif SC" w:cs="Noto Serif" w:hint="eastAsia"/>
-          <w:bCs/>
-        </w:rPr>
-        <w:t>vib</w:t>
-      </w:r>
-      <w:proofErr w:type="spellEnd"/>
-      <w:r>
-        <w:rPr>
-          <w:rFonts w:ascii="Noto Serif SC" w:eastAsia="Noto Serif SC" w:hAnsi="Noto Serif SC" w:cs="Noto Serif" w:hint="eastAsia"/>
-          <w:bCs/>
-        </w:rPr>
-        <w:t>.</w:t>
-      </w:r>
-      <w:r>
-        <w:rPr>
-          <w:rFonts w:ascii="Noto Serif SC" w:eastAsia="Noto Serif SC" w:hAnsi="Noto Serif SC" w:cs="Noto Serif"/>
-          <w:bCs/>
-        </w:rPr>
-        <w:tab/>
-      </w:r>
-      <w:r>
-        <w:rPr>
-          <w:rFonts w:ascii="Noto Serif SC" w:eastAsia="Noto Serif SC" w:hAnsi="Noto Serif SC" w:cs="Noto Serif" w:hint="eastAsia"/>
-          <w:bCs/>
-        </w:rPr>
-        <w:t>：颤动</w:t>
-      </w:r>
-      <w:r>
-        <w:rPr>
-          <w:rFonts w:ascii="Noto Serif SC" w:eastAsia="Noto Serif SC" w:hAnsi="Noto Serif SC" w:cs="Noto Serif" w:hint="eastAsia"/>
-          <w:bCs/>
-        </w:rPr>
-        <w:t>，</w:t>
-      </w:r>
-      <w:r>
-        <w:rPr>
-          <w:rFonts w:ascii="Noto Serif SC" w:eastAsia="Noto Serif SC" w:hAnsi="Noto Serif SC" w:cs="Noto Serif" w:hint="eastAsia"/>
-          <w:bCs/>
-        </w:rPr>
-        <w:t>颤吟</w:t>
-      </w:r>
-      <w:r>
-        <w:rPr>
-          <w:rFonts w:ascii="Noto Serif SC" w:eastAsia="Noto Serif SC" w:hAnsi="Noto Serif SC" w:cs="Noto Serif" w:hint="eastAsia"/>
-          <w:bCs/>
-        </w:rPr>
-        <w:t>（</w:t>
-      </w:r>
-      <w:r>
-        <w:rPr>
-          <w:rFonts w:ascii="Noto Serif SC" w:eastAsia="Noto Serif SC" w:hAnsi="Noto Serif SC" w:cs="Noto Serif" w:hint="eastAsia"/>
-          <w:bCs/>
-        </w:rPr>
-        <w:t>专指通过气流大小的改变造成</w:t>
-      </w:r>
-      <w:r>
-        <w:rPr>
-          <w:rFonts w:ascii="Noto Serif SC" w:eastAsia="Noto Serif SC" w:hAnsi="Noto Serif SC" w:cs="Noto Serif" w:hint="eastAsia"/>
-          <w:bCs/>
-        </w:rPr>
-        <w:t>，</w:t>
-      </w:r>
-      <w:r>
-        <w:rPr>
-          <w:rFonts w:ascii="Noto Serif SC" w:eastAsia="Noto Serif SC" w:hAnsi="Noto Serif SC" w:cs="Noto Serif" w:hint="eastAsia"/>
-          <w:bCs/>
-        </w:rPr>
-        <w:t>不含指法的变化</w:t>
-      </w:r>
-      <w:r>
-        <w:rPr>
-          <w:rFonts w:ascii="Noto Serif SC" w:eastAsia="Noto Serif SC" w:hAnsi="Noto Serif SC" w:cs="Noto Serif" w:hint="eastAsia"/>
-          <w:bCs/>
-        </w:rPr>
-        <w:t>）</w:t>
-      </w:r>
-      <w:r>
-        <w:rPr>
-          <w:rFonts w:ascii="Noto Serif SC" w:eastAsia="Noto Serif SC" w:hAnsi="Noto Serif SC" w:cs="Noto Serif" w:hint="eastAsia"/>
-          <w:bCs/>
-        </w:rPr>
-        <w:t>。 Vibrato</w:t>
-      </w:r>
-      <w:r>
-        <w:rPr>
-          <w:rFonts w:ascii="Noto Serif SC" w:eastAsia="Noto Serif SC" w:hAnsi="Noto Serif SC" w:cs="Noto Serif" w:hint="eastAsia"/>
-          <w:bCs/>
-        </w:rPr>
-        <w:t xml:space="preserve"> (includes wind vibrato).</w:t>
-      </w:r>
-    </w:p>
-    <w:p>
-      <w:pPr>
-        <w:ind w:left="360"/>
-        <w:rPr>
-          <w:rFonts w:ascii="Noto Serif SC" w:eastAsia="Noto Serif SC" w:hAnsi="Noto Serif SC" w:cs="Noto Serif"/>
-          <w:bCs/>
-        </w:rPr>
-      </w:pPr>
-      <w:r>
-        <w:rPr>
-          <w:rFonts w:ascii="Noto Serif SC" w:eastAsia="Noto Serif SC" w:hAnsi="Noto Serif SC" w:cs="Noto Serif" w:hint="eastAsia"/>
-          <w:bCs/>
-        </w:rPr>
-        <w:t xml:space="preserve">quasi </w:t>
-      </w:r>
-      <w:proofErr w:type="spellStart"/>
-      <w:r>
-        <w:rPr>
-          <w:rFonts w:ascii="Noto Serif SC" w:eastAsia="Noto Serif SC" w:hAnsi="Noto Serif SC" w:cs="Noto Serif" w:hint="eastAsia"/>
-          <w:bCs/>
-        </w:rPr>
-        <w:t>vib</w:t>
-      </w:r>
-      <w:proofErr w:type="spellEnd"/>
-      <w:r>
-        <w:rPr>
-          <w:rFonts w:ascii="Noto Serif SC" w:eastAsia="Noto Serif SC" w:hAnsi="Noto Serif SC" w:cs="Noto Serif" w:hint="eastAsia"/>
-          <w:bCs/>
-        </w:rPr>
-        <w:t>.</w:t>
-      </w:r>
-      <w:r>
-        <w:rPr>
-          <w:rFonts w:ascii="Noto Serif SC" w:eastAsia="Noto Serif SC" w:hAnsi="Noto Serif SC" w:cs="Noto Serif"/>
-          <w:bCs/>
-        </w:rPr>
-        <w:tab/>
-      </w:r>
-      <w:r>
-        <w:rPr>
-          <w:rFonts w:ascii="Noto Serif SC" w:eastAsia="Noto Serif SC" w:hAnsi="Noto Serif SC" w:cs="Noto Serif" w:hint="eastAsia"/>
-          <w:bCs/>
-        </w:rPr>
-        <w:t>：十分强烈</w:t>
-      </w:r>
-      <w:r>
-        <w:rPr>
-          <w:rFonts w:ascii="Noto Serif SC" w:eastAsia="Noto Serif SC" w:hAnsi="Noto Serif SC" w:cs="Noto Serif" w:hint="eastAsia"/>
-          <w:bCs/>
-        </w:rPr>
-        <w:t>，</w:t>
-      </w:r>
-      <w:r>
-        <w:rPr>
-          <w:rFonts w:ascii="Noto Serif SC" w:eastAsia="Noto Serif SC" w:hAnsi="Noto Serif SC" w:cs="Noto Serif" w:hint="eastAsia"/>
-          <w:bCs/>
-        </w:rPr>
-        <w:t>甚至有些夸张和乖戾的颤动和颤吟</w:t>
-      </w:r>
-      <w:r>
-        <w:rPr>
-          <w:rFonts w:ascii="Noto Serif SC" w:eastAsia="Noto Serif SC" w:hAnsi="Noto Serif SC" w:cs="Noto Serif" w:hint="eastAsia"/>
-          <w:bCs/>
-        </w:rPr>
-        <w:t>（</w:t>
-      </w:r>
-      <w:r>
-        <w:rPr>
-          <w:rFonts w:ascii="Noto Serif SC" w:eastAsia="Noto Serif SC" w:hAnsi="Noto Serif SC" w:cs="Noto Serif" w:hint="eastAsia"/>
-          <w:bCs/>
-        </w:rPr>
-        <w:t>通过气流大小的改变造成,不含指法的变化</w:t>
-      </w:r>
-      <w:r>
-        <w:rPr>
-          <w:rFonts w:ascii="Noto Serif SC" w:eastAsia="Noto Serif SC" w:hAnsi="Noto Serif SC" w:cs="Noto Serif" w:hint="eastAsia"/>
-          <w:bCs/>
-        </w:rPr>
-        <w:t>）</w:t>
-      </w:r>
-      <w:r>
-        <w:rPr>
-          <w:rFonts w:ascii="Noto Serif SC" w:eastAsia="Noto Serif SC" w:hAnsi="Noto Serif SC" w:cs="Noto Serif" w:hint="eastAsia"/>
-          <w:bCs/>
-        </w:rPr>
-        <w:t>。</w:t>
-      </w:r>
-      <w:r>
-        <w:rPr>
-          <w:rFonts w:ascii="Noto Serif SC" w:eastAsia="Noto Serif SC" w:hAnsi="Noto Serif SC" w:cs="Noto Serif" w:hint="eastAsia"/>
-          <w:bCs/>
-        </w:rPr>
-        <w:t xml:space="preserve"> </w:t>
-      </w:r>
-      <w:r>
-        <w:rPr>
-          <w:rFonts w:ascii="Noto Serif SC" w:eastAsia="Noto Serif SC" w:hAnsi="Noto Serif SC" w:cs="Noto Serif" w:hint="eastAsia"/>
-          <w:bCs/>
-        </w:rPr>
-        <w:t>Exaggerated vibrato.</w:t>
-      </w:r>
-    </w:p>
-    <w:p>
-      <w:pPr>
-        <w:ind w:left="360"/>
-        <w:rPr>
-          <w:rFonts w:ascii="Noto Serif SC" w:eastAsia="Noto Serif SC" w:hAnsi="Noto Serif SC" w:cs="Noto Serif"/>
-          <w:bCs/>
-          <w:lang w:val="en-GB"/>
-        </w:rPr>
-      </w:pPr>
-      <w:r>
-        <w:rPr>
-          <w:rFonts w:ascii="Noto Serif SC" w:eastAsia="Noto Serif SC" w:hAnsi="Noto Serif SC" w:cs="Noto Serif" w:hint="eastAsia"/>
-          <w:bCs/>
-        </w:rPr>
-        <w:t xml:space="preserve">non </w:t>
-      </w:r>
-      <w:proofErr w:type="spellStart"/>
-      <w:r>
-        <w:rPr>
-          <w:rFonts w:ascii="Noto Serif SC" w:eastAsia="Noto Serif SC" w:hAnsi="Noto Serif SC" w:cs="Noto Serif" w:hint="eastAsia"/>
-          <w:bCs/>
-        </w:rPr>
-        <w:t>vib</w:t>
-      </w:r>
-      <w:proofErr w:type="spellEnd"/>
-      <w:r>
-        <w:rPr>
-          <w:rFonts w:ascii="Noto Serif SC" w:eastAsia="Noto Serif SC" w:hAnsi="Noto Serif SC" w:cs="Noto Serif" w:hint="eastAsia"/>
-          <w:bCs/>
-        </w:rPr>
-        <w:t>.</w:t>
+      </w:pPr>
+      <w:r>
+        <w:rPr>
+          <w:rFonts w:ascii="Noto Serif SC" w:eastAsia="Noto Serif SC" w:hAnsi="Noto Serif SC" w:cs="Noto Serif" w:hint="eastAsia"/>
+          <w:bCs/>
+        </w:rPr>
+        <w:t>non vib.</w:t>
       </w:r>
       <w:r>
         <w:rPr>
@@ -7394,7 +6453,7 @@
           <w:noProof/>
         </w:rPr>
         <w:pict w14:anchorId="62D7E167">
-          <v:shape id="Picture 7" o:spid="_x0000_i1027" type="#_x0000_t75" alt="A black background with a black square&#10;&#10;&#10;&#10;&#10;&#10;&#10;&#10;&#10;&#10;&#10;&#10;&#10;&#10;&#10;&#10;&#10;&#10;&#10;&#10;&#10;&#10;&#10;&#10;Description automatically generated with medium confidence" style="width:8.6pt;height:13.45pt;visibility:visible;mso-wrap-style:square;mso-width-percent:0;mso-height-percent:0;mso-width-percent:0;mso-height-percent:0">
+          <v:shape id="Picture 7" o:spid="_x0000_i1027" type="#_x0000_t75" alt="A black background with a black square&#10;&#10;&#10;&#10;&#10;&#10;&#10;&#10;&#10;&#10;&#10;&#10;&#10;&#10;&#10;&#10;&#10;&#10;&#10;&#10;&#10;&#10;&#10;&#10;Description automatically generated with medium confidence" style="width:8.5pt;height:13.5pt;visibility:visible;mso-wrap-style:square;mso-width-percent:0;mso-height-percent:0;mso-width-percent:0;mso-height-percent:0">
             <v:imagedata r:id="rId19" o:title="A black background with a black square&#10;&#10;&#10;&#10;&#10;&#10;&#10;&#10;&#10;&#10;&#10;&#10;&#10;&#10;&#10;&#10;&#10;&#10;&#10;&#10;&#10;&#10;&#10;&#10;Description automatically generated with medium confidence"/>
           </v:shape>
         </w:pict>
@@ -8078,7 +7137,7 @@
           <w:szCs w:val="21"/>
         </w:rPr>
         <w:drawing>
-          <wp:anchor distT="0" distB="0" distL="114300" distR="114300" simplePos="0" relativeHeight="251660288" behindDoc="0" locked="0" layoutInCell="1" allowOverlap="1" wp14:anchorId="4530C89D" wp14:editId="1DB5034B">
+          <wp:anchor distT="0" distB="0" distL="114300" distR="114300" simplePos="0" relativeHeight="251660288" behindDoc="0" locked="0" layoutInCell="1" allowOverlap="1" wp14:anchorId="4530C89D" wp14:editId="0EE7C28F">
             <wp:simplePos x="0" y="0"/>
             <wp:positionH relativeFrom="column">
               <wp:posOffset>958850</wp:posOffset>
@@ -8614,7 +7673,6 @@
         </w:rPr>
         <w:t xml:space="preserve"> </w:t>
       </w:r>
-      <w:proofErr w:type="spellStart"/>
       <w:r>
         <w:rPr>
           <w:rFonts w:ascii="Noto Serif SC" w:eastAsia="Noto Serif SC" w:hAnsi="Noto Serif SC" w:cs="Noto Serif" w:hint="eastAsia"/>
@@ -8636,7 +7694,6 @@
         </w:rPr>
         <w:t>s</w:t>
       </w:r>
-      <w:proofErr w:type="spellEnd"/>
       <w:r>
         <w:rPr>
           <w:rFonts w:ascii="Noto Serif SC" w:eastAsia="Noto Serif SC" w:hAnsi="Noto Serif SC" w:cs="Noto Serif"/>
@@ -8707,7 +7764,6 @@
         </w:rPr>
         <w:t xml:space="preserve">C, and the </w:t>
       </w:r>
-      <w:proofErr w:type="spellStart"/>
       <w:r>
         <w:rPr>
           <w:rFonts w:ascii="Noto Serif SC" w:eastAsia="Noto Serif SC" w:hAnsi="Noto Serif SC" w:cs="Noto Serif" w:hint="eastAsia"/>
@@ -8720,15 +7776,7 @@
           <w:rFonts w:ascii="Noto Serif SC" w:eastAsia="Noto Serif SC" w:hAnsi="Noto Serif SC" w:cs="Noto Serif"/>
           <w:bCs/>
         </w:rPr>
-        <w:t>indi</w:t>
-      </w:r>
-      <w:proofErr w:type="spellEnd"/>
-      <w:r>
-        <w:rPr>
-          <w:rFonts w:ascii="Noto Serif SC" w:eastAsia="Noto Serif SC" w:hAnsi="Noto Serif SC" w:cs="Noto Serif"/>
-          <w:bCs/>
-        </w:rPr>
-        <w:t xml:space="preserve"> </w:t>
+        <w:t xml:space="preserve">indi </w:t>
       </w:r>
       <w:r>
         <w:rPr>
@@ -11914,14 +10962,14 @@
         <v:path o:extrusionok="f" gradientshapeok="t" o:connecttype="rect"/>
         <o:lock v:ext="edit" aspectratio="t"/>
       </v:shapetype>
-      <v:shape id="_x0000_i1048" type="#_x0000_t75" alt="A black background with a black square&#10;&#10;&#10;&#10;&#10;&#10;&#10;&#10;&#10;&#10;&#10;&#10;&#10;&#10;&#10;&#10;&#10;&#10;&#10;&#10;&#10;&#10;&#10;&#10;Description automatically generated with medium confidence" style="width:3in;height:523.35pt;visibility:visible;mso-wrap-style:square" o:bullet="t">
+      <v:shape id="_x0000_i1046" type="#_x0000_t75" alt="A black background with a black square&#10;&#10;&#10;&#10;&#10;&#10;&#10;&#10;&#10;&#10;&#10;&#10;&#10;&#10;&#10;&#10;&#10;&#10;&#10;&#10;&#10;&#10;&#10;&#10;Description automatically generated with medium confidence" style="width:3in;height:523pt;visibility:visible;mso-wrap-style:square" o:bullet="t">
         <v:imagedata r:id="rId1" o:title="A black background with a black square&#10;&#10;&#10;&#10;&#10;&#10;&#10;&#10;&#10;&#10;&#10;&#10;&#10;&#10;&#10;&#10;&#10;&#10;&#10;&#10;&#10;&#10;&#10;&#10;Description automatically generated with medium confidence"/>
       </v:shape>
     </w:pict>
   </w:numPicBullet>
   <w:numPicBullet w:numPicBulletId="1">
     <w:pict>
-      <v:shape id="_x0000_i1049" type="#_x0000_t75" style="width:276.2pt;height:422.85pt;flip:x;visibility:visible;mso-wrap-style:square" o:bullet="t">
+      <v:shape id="_x0000_i1047" type="#_x0000_t75" style="width:276.5pt;height:423pt;flip:x;visibility:visible;mso-wrap-style:square" o:bullet="t">
         <v:imagedata r:id="rId2" o:title=""/>
       </v:shape>
     </w:pict>
@@ -13622,7 +12670,6 @@
   <w:style w:type="character" w:default="1" w:styleId="DefaultParagraphFont">
     <w:name w:val="Default Paragraph Font"/>
     <w:uiPriority w:val="1"/>
-    <w:semiHidden/>
     <w:unhideWhenUsed/>
   </w:style>
   <w:style w:type="table" w:default="1" w:styleId="TableNormal">
